--- a/TC1_FIAP_ENTREGA_ATUALIZADO.docx
+++ b/TC1_FIAP_ENTREGA_ATUALIZADO.docx
@@ -502,7 +502,21 @@
                 <w:sz w:val="19"/>
                 <w:szCs w:val="19"/>
               </w:rPr>
-              <w:t>05/04/2026</w:t>
+              <w:t>05/0</w:t>
+            </w:r>
+            <w:r>
+              <w:rPr>
+                <w:sz w:val="19"/>
+                <w:szCs w:val="19"/>
+              </w:rPr>
+              <w:t>5</w:t>
+            </w:r>
+            <w:r>
+              <w:rPr>
+                <w:sz w:val="19"/>
+                <w:szCs w:val="19"/>
+              </w:rPr>
+              <w:t>/2026</w:t>
             </w:r>
           </w:p>
         </w:tc>
@@ -1470,9 +1484,6 @@
     <w:p>
       <w:pPr>
         <w:spacing w:before="240" w:after="120"/>
-        <w:rPr>
-          <w:lang w:val="en-US"/>
-        </w:rPr>
       </w:pPr>
       <w:r>
         <w:rPr>
@@ -1480,7 +1491,6 @@
           <w:bCs/>
           <w:sz w:val="22"/>
           <w:szCs w:val="22"/>
-          <w:lang w:val="en-US"/>
         </w:rPr>
         <w:t>Hierarquia de Classes</w:t>
       </w:r>
@@ -1493,16 +1503,12 @@
         <w:shd w:val="clear" w:color="auto" w:fill="F0F0F0"/>
         <w:spacing w:after="20"/>
         <w:ind w:left="240" w:right="120"/>
-        <w:rPr>
-          <w:lang w:val="en-US"/>
-        </w:rPr>
-      </w:pPr>
-      <w:r>
-        <w:rPr>
-          <w:rFonts w:ascii="Courier New" w:eastAsia="Courier New" w:hAnsi="Courier New" w:cs="Courier New"/>
-          <w:sz w:val="17"/>
-          <w:szCs w:val="17"/>
-          <w:lang w:val="en-US"/>
+      </w:pPr>
+      <w:r>
+        <w:rPr>
+          <w:rFonts w:ascii="Courier New" w:eastAsia="Courier New" w:hAnsi="Courier New" w:cs="Courier New"/>
+          <w:sz w:val="17"/>
+          <w:szCs w:val="17"/>
         </w:rPr>
         <w:t>User (abstract)  ←  campos comuns: id, name, email, login, password, lastModifiedAt, address</w:t>
       </w:r>
@@ -1515,16 +1521,12 @@
         <w:shd w:val="clear" w:color="auto" w:fill="F0F0F0"/>
         <w:spacing w:after="20"/>
         <w:ind w:left="240" w:right="120"/>
-        <w:rPr>
-          <w:lang w:val="en-US"/>
-        </w:rPr>
-      </w:pPr>
-      <w:r>
-        <w:rPr>
-          <w:rFonts w:ascii="Courier New" w:eastAsia="Courier New" w:hAnsi="Courier New" w:cs="Courier New"/>
-          <w:sz w:val="17"/>
-          <w:szCs w:val="17"/>
-          <w:lang w:val="en-US"/>
+      </w:pPr>
+      <w:r>
+        <w:rPr>
+          <w:rFonts w:ascii="Courier New" w:eastAsia="Courier New" w:hAnsi="Courier New" w:cs="Courier New"/>
+          <w:sz w:val="17"/>
+          <w:szCs w:val="17"/>
         </w:rPr>
         <w:t>├── Customer          → tabela: customers         (userType: CUSTOMER)</w:t>
       </w:r>
@@ -1537,16 +1539,12 @@
         <w:shd w:val="clear" w:color="auto" w:fill="F0F0F0"/>
         <w:spacing w:after="20"/>
         <w:ind w:left="240" w:right="120"/>
-        <w:rPr>
-          <w:lang w:val="en-US"/>
-        </w:rPr>
-      </w:pPr>
-      <w:r>
-        <w:rPr>
-          <w:rFonts w:ascii="Courier New" w:eastAsia="Courier New" w:hAnsi="Courier New" w:cs="Courier New"/>
-          <w:sz w:val="17"/>
-          <w:szCs w:val="17"/>
-          <w:lang w:val="en-US"/>
+      </w:pPr>
+      <w:r>
+        <w:rPr>
+          <w:rFonts w:ascii="Courier New" w:eastAsia="Courier New" w:hAnsi="Courier New" w:cs="Courier New"/>
+          <w:sz w:val="17"/>
+          <w:szCs w:val="17"/>
         </w:rPr>
         <w:t>└── RestaurantOwner   → tabela: restaurant_owners  (userType: RESTAURANT_OWNER)</w:t>
       </w:r>
@@ -1554,9 +1552,6 @@
     <w:p>
       <w:pPr>
         <w:spacing w:after="160"/>
-        <w:rPr>
-          <w:lang w:val="en-US"/>
-        </w:rPr>
       </w:pPr>
     </w:p>
     <w:p>
@@ -3706,17 +3701,11 @@
             <w:vAlign w:val="center"/>
           </w:tcPr>
           <w:p>
-            <w:pPr>
-              <w:rPr>
-                <w:lang w:val="en-US"/>
-              </w:rPr>
-            </w:pPr>
             <w:r>
               <w:rPr>
                 <w:rFonts w:ascii="Courier New" w:eastAsia="Courier New" w:hAnsi="Courier New" w:cs="Courier New"/>
                 <w:sz w:val="19"/>
                 <w:szCs w:val="19"/>
-                <w:lang w:val="en-US"/>
               </w:rPr>
               <w:t>/api/v1/users/search?name=</w:t>
             </w:r>
@@ -3964,17 +3953,11 @@
             <w:vAlign w:val="center"/>
           </w:tcPr>
           <w:p>
-            <w:pPr>
-              <w:rPr>
-                <w:lang w:val="en-US"/>
-              </w:rPr>
-            </w:pPr>
             <w:r>
               <w:rPr>
                 <w:rFonts w:ascii="Courier New" w:eastAsia="Courier New" w:hAnsi="Courier New" w:cs="Courier New"/>
                 <w:sz w:val="19"/>
                 <w:szCs w:val="19"/>
-                <w:lang w:val="en-US"/>
               </w:rPr>
               <w:t>/api/v1/users/{id}/password</w:t>
             </w:r>
@@ -4318,25 +4301,210 @@
     </w:p>
     <w:p>
       <w:pPr>
-        <w:spacing w:before="240" w:after="120"/>
-      </w:pPr>
-      <w:r>
+        <w:spacing w:after="200"/>
         <w:rPr>
           <w:b/>
           <w:bCs/>
           <w:sz w:val="22"/>
           <w:szCs w:val="22"/>
         </w:rPr>
-        <w:t>Exemplo 1 — POST /api/v1/users (Cadastrar Usuário)</w:t>
+      </w:pPr>
+      <w:r>
+        <w:rPr>
+          <w:b/>
+          <w:bCs/>
+          <w:sz w:val="22"/>
+          <w:szCs w:val="22"/>
+        </w:rPr>
+        <w:t>Classificação dos Endpoints</w:t>
+      </w:r>
+    </w:p>
+    <w:p>
+      <w:pPr>
+        <w:pStyle w:val="PargrafodaLista"/>
+        <w:numPr>
+          <w:ilvl w:val="0"/>
+          <w:numId w:val="3"/>
+        </w:numPr>
+        <w:spacing w:after="200"/>
+      </w:pPr>
+      <w:r>
+        <w:t>Públicos (não requerem token):</w:t>
+      </w:r>
+    </w:p>
+    <w:p>
+      <w:pPr>
+        <w:pStyle w:val="PargrafodaLista"/>
+        <w:numPr>
+          <w:ilvl w:val="1"/>
+          <w:numId w:val="3"/>
+        </w:numPr>
+        <w:spacing w:after="200"/>
+      </w:pPr>
+      <w:r>
+        <w:t>POST /api/v1/users</w:t>
+      </w:r>
+    </w:p>
+    <w:p>
+      <w:pPr>
+        <w:pStyle w:val="PargrafodaLista"/>
+        <w:numPr>
+          <w:ilvl w:val="1"/>
+          <w:numId w:val="3"/>
+        </w:numPr>
+        <w:spacing w:after="200"/>
+      </w:pPr>
+      <w:r>
+        <w:t>POST /api/v1/auth/login</w:t>
+      </w:r>
+    </w:p>
+    <w:p>
+      <w:pPr>
+        <w:pStyle w:val="PargrafodaLista"/>
+        <w:numPr>
+          <w:ilvl w:val="0"/>
+          <w:numId w:val="3"/>
+        </w:numPr>
+        <w:spacing w:after="200"/>
+      </w:pPr>
+      <w:r>
+        <w:t>Protegidos (requerem JWT no header Authorization):</w:t>
+      </w:r>
+    </w:p>
+    <w:p>
+      <w:pPr>
+        <w:pStyle w:val="PargrafodaLista"/>
+        <w:numPr>
+          <w:ilvl w:val="1"/>
+          <w:numId w:val="3"/>
+        </w:numPr>
+        <w:spacing w:after="200"/>
+      </w:pPr>
+      <w:r>
+        <w:t>Todos os demais endpoints</w:t>
+      </w:r>
+    </w:p>
+    <w:p>
+      <w:pPr>
+        <w:spacing w:before="240" w:after="120"/>
+      </w:pPr>
+      <w:r>
+        <w:rPr>
+          <w:b/>
+          <w:bCs/>
+          <w:sz w:val="22"/>
+          <w:szCs w:val="22"/>
+        </w:rPr>
+        <w:t>Exemplo 1 —</w:t>
+      </w:r>
+      <w:r>
+        <w:rPr>
+          <w:b/>
+          <w:bCs/>
+          <w:sz w:val="22"/>
+          <w:szCs w:val="22"/>
+        </w:rPr>
+        <w:t xml:space="preserve"> </w:t>
+      </w:r>
+      <w:r>
+        <w:rPr>
+          <w:b/>
+          <w:bCs/>
+          <w:sz w:val="22"/>
+          <w:szCs w:val="22"/>
+        </w:rPr>
+        <w:t>Cadastrar Usuári</w:t>
+      </w:r>
+      <w:r>
+        <w:rPr>
+          <w:b/>
+          <w:bCs/>
+          <w:sz w:val="22"/>
+          <w:szCs w:val="22"/>
+        </w:rPr>
+        <w:t>o</w:t>
       </w:r>
     </w:p>
     <w:p>
       <w:pPr>
         <w:spacing w:after="120"/>
         <w:jc w:val="both"/>
-      </w:pPr>
-      <w:r>
-        <w:t>Requisicao:</w:t>
+        <w:rPr>
+          <w:i/>
+          <w:iCs/>
+        </w:rPr>
+      </w:pPr>
+      <w:r>
+        <w:rPr>
+          <w:i/>
+          <w:iCs/>
+        </w:rPr>
+        <w:t>Requisição</w:t>
+      </w:r>
+      <w:r>
+        <w:rPr>
+          <w:i/>
+          <w:iCs/>
+        </w:rPr>
+        <w:t>:</w:t>
+      </w:r>
+      <w:r>
+        <w:rPr>
+          <w:i/>
+          <w:iCs/>
+        </w:rPr>
+        <w:t xml:space="preserve"> </w:t>
+      </w:r>
+    </w:p>
+    <w:p>
+      <w:pPr>
+        <w:spacing w:after="120"/>
+        <w:jc w:val="both"/>
+        <w:rPr>
+          <w:i/>
+          <w:iCs/>
+        </w:rPr>
+      </w:pPr>
+      <w:r>
+        <w:rPr>
+          <w:i/>
+          <w:iCs/>
+        </w:rPr>
+        <w:t>POST</w:t>
+      </w:r>
+      <w:r>
+        <w:rPr>
+          <w:i/>
+          <w:iCs/>
+        </w:rPr>
+        <w:t xml:space="preserve"> </w:t>
+      </w:r>
+      <w:hyperlink r:id="rId7" w:history="1">
+        <w:r>
+          <w:rPr>
+            <w:rStyle w:val="Hyperlink"/>
+            <w:i/>
+            <w:iCs/>
+          </w:rPr>
+          <w:t>http://localhost:8080/api/v1/users</w:t>
+        </w:r>
+      </w:hyperlink>
+    </w:p>
+    <w:p>
+      <w:pPr>
+        <w:spacing w:after="120"/>
+        <w:jc w:val="both"/>
+        <w:rPr>
+          <w:i/>
+          <w:iCs/>
+        </w:rPr>
+      </w:pPr>
+      <w:r>
+        <w:rPr>
+          <w:i/>
+          <w:iCs/>
+        </w:rPr>
+        <w:t>Body:</w:t>
       </w:r>
     </w:p>
     <w:p>
@@ -4401,26 +4569,14 @@
         <w:shd w:val="clear" w:color="auto" w:fill="F0F0F0"/>
         <w:spacing w:after="20"/>
         <w:ind w:left="240" w:right="120"/>
-        <w:rPr>
-          <w:lang w:val="en-US"/>
-        </w:rPr>
-      </w:pPr>
-      <w:r>
-        <w:rPr>
-          <w:rFonts w:ascii="Courier New" w:eastAsia="Courier New" w:hAnsi="Courier New" w:cs="Courier New"/>
-          <w:sz w:val="17"/>
-          <w:szCs w:val="17"/>
-        </w:rPr>
-        <w:t xml:space="preserve">  </w:t>
-      </w:r>
-      <w:r>
-        <w:rPr>
-          <w:rFonts w:ascii="Courier New" w:eastAsia="Courier New" w:hAnsi="Courier New" w:cs="Courier New"/>
-          <w:sz w:val="17"/>
-          <w:szCs w:val="17"/>
-          <w:lang w:val="en-US"/>
-        </w:rPr>
-        <w:t>"login": "joao123",</w:t>
+      </w:pPr>
+      <w:r>
+        <w:rPr>
+          <w:rFonts w:ascii="Courier New" w:eastAsia="Courier New" w:hAnsi="Courier New" w:cs="Courier New"/>
+          <w:sz w:val="17"/>
+          <w:szCs w:val="17"/>
+        </w:rPr>
+        <w:t xml:space="preserve">  "login": "joao123",</w:t>
       </w:r>
     </w:p>
     <w:p>
@@ -4431,16 +4587,12 @@
         <w:shd w:val="clear" w:color="auto" w:fill="F0F0F0"/>
         <w:spacing w:after="20"/>
         <w:ind w:left="240" w:right="120"/>
-        <w:rPr>
-          <w:lang w:val="en-US"/>
-        </w:rPr>
-      </w:pPr>
-      <w:r>
-        <w:rPr>
-          <w:rFonts w:ascii="Courier New" w:eastAsia="Courier New" w:hAnsi="Courier New" w:cs="Courier New"/>
-          <w:sz w:val="17"/>
-          <w:szCs w:val="17"/>
-          <w:lang w:val="en-US"/>
+      </w:pPr>
+      <w:r>
+        <w:rPr>
+          <w:rFonts w:ascii="Courier New" w:eastAsia="Courier New" w:hAnsi="Courier New" w:cs="Courier New"/>
+          <w:sz w:val="17"/>
+          <w:szCs w:val="17"/>
         </w:rPr>
         <w:t xml:space="preserve">  "password": "senha123",</w:t>
       </w:r>
@@ -4453,16 +4605,12 @@
         <w:shd w:val="clear" w:color="auto" w:fill="F0F0F0"/>
         <w:spacing w:after="20"/>
         <w:ind w:left="240" w:right="120"/>
-        <w:rPr>
-          <w:lang w:val="en-US"/>
-        </w:rPr>
-      </w:pPr>
-      <w:r>
-        <w:rPr>
-          <w:rFonts w:ascii="Courier New" w:eastAsia="Courier New" w:hAnsi="Courier New" w:cs="Courier New"/>
-          <w:sz w:val="17"/>
-          <w:szCs w:val="17"/>
-          <w:lang w:val="en-US"/>
+      </w:pPr>
+      <w:r>
+        <w:rPr>
+          <w:rFonts w:ascii="Courier New" w:eastAsia="Courier New" w:hAnsi="Courier New" w:cs="Courier New"/>
+          <w:sz w:val="17"/>
+          <w:szCs w:val="17"/>
         </w:rPr>
         <w:t xml:space="preserve">  "userType": "CUSTOMER",</w:t>
       </w:r>
@@ -4475,16 +4623,12 @@
         <w:shd w:val="clear" w:color="auto" w:fill="F0F0F0"/>
         <w:spacing w:after="20"/>
         <w:ind w:left="240" w:right="120"/>
-        <w:rPr>
-          <w:lang w:val="en-US"/>
-        </w:rPr>
-      </w:pPr>
-      <w:r>
-        <w:rPr>
-          <w:rFonts w:ascii="Courier New" w:eastAsia="Courier New" w:hAnsi="Courier New" w:cs="Courier New"/>
-          <w:sz w:val="17"/>
-          <w:szCs w:val="17"/>
-          <w:lang w:val="en-US"/>
+      </w:pPr>
+      <w:r>
+        <w:rPr>
+          <w:rFonts w:ascii="Courier New" w:eastAsia="Courier New" w:hAnsi="Courier New" w:cs="Courier New"/>
+          <w:sz w:val="17"/>
+          <w:szCs w:val="17"/>
         </w:rPr>
         <w:t xml:space="preserve">  "address": {</w:t>
       </w:r>
@@ -4497,16 +4641,12 @@
         <w:shd w:val="clear" w:color="auto" w:fill="F0F0F0"/>
         <w:spacing w:after="20"/>
         <w:ind w:left="240" w:right="120"/>
-        <w:rPr>
-          <w:lang w:val="en-US"/>
-        </w:rPr>
-      </w:pPr>
-      <w:r>
-        <w:rPr>
-          <w:rFonts w:ascii="Courier New" w:eastAsia="Courier New" w:hAnsi="Courier New" w:cs="Courier New"/>
-          <w:sz w:val="17"/>
-          <w:szCs w:val="17"/>
-          <w:lang w:val="en-US"/>
+      </w:pPr>
+      <w:r>
+        <w:rPr>
+          <w:rFonts w:ascii="Courier New" w:eastAsia="Courier New" w:hAnsi="Courier New" w:cs="Courier New"/>
+          <w:sz w:val="17"/>
+          <w:szCs w:val="17"/>
         </w:rPr>
         <w:t xml:space="preserve">    "street": "Rua das Flores",</w:t>
       </w:r>
@@ -4519,16 +4659,12 @@
         <w:shd w:val="clear" w:color="auto" w:fill="F0F0F0"/>
         <w:spacing w:after="20"/>
         <w:ind w:left="240" w:right="120"/>
-        <w:rPr>
-          <w:lang w:val="en-US"/>
-        </w:rPr>
-      </w:pPr>
-      <w:r>
-        <w:rPr>
-          <w:rFonts w:ascii="Courier New" w:eastAsia="Courier New" w:hAnsi="Courier New" w:cs="Courier New"/>
-          <w:sz w:val="17"/>
-          <w:szCs w:val="17"/>
-          <w:lang w:val="en-US"/>
+      </w:pPr>
+      <w:r>
+        <w:rPr>
+          <w:rFonts w:ascii="Courier New" w:eastAsia="Courier New" w:hAnsi="Courier New" w:cs="Courier New"/>
+          <w:sz w:val="17"/>
+          <w:szCs w:val="17"/>
         </w:rPr>
         <w:t xml:space="preserve">    "number": "123",</w:t>
       </w:r>
@@ -4541,16 +4677,12 @@
         <w:shd w:val="clear" w:color="auto" w:fill="F0F0F0"/>
         <w:spacing w:after="20"/>
         <w:ind w:left="240" w:right="120"/>
-        <w:rPr>
-          <w:lang w:val="en-US"/>
-        </w:rPr>
-      </w:pPr>
-      <w:r>
-        <w:rPr>
-          <w:rFonts w:ascii="Courier New" w:eastAsia="Courier New" w:hAnsi="Courier New" w:cs="Courier New"/>
-          <w:sz w:val="17"/>
-          <w:szCs w:val="17"/>
-          <w:lang w:val="en-US"/>
+      </w:pPr>
+      <w:r>
+        <w:rPr>
+          <w:rFonts w:ascii="Courier New" w:eastAsia="Courier New" w:hAnsi="Courier New" w:cs="Courier New"/>
+          <w:sz w:val="17"/>
+          <w:szCs w:val="17"/>
         </w:rPr>
         <w:t xml:space="preserve">    "city": "Sao Paulo",</w:t>
       </w:r>
@@ -4569,17 +4701,8 @@
           <w:rFonts w:ascii="Courier New" w:eastAsia="Courier New" w:hAnsi="Courier New" w:cs="Courier New"/>
           <w:sz w:val="17"/>
           <w:szCs w:val="17"/>
-          <w:lang w:val="en-US"/>
-        </w:rPr>
-        <w:t xml:space="preserve">    </w:t>
-      </w:r>
-      <w:r>
-        <w:rPr>
-          <w:rFonts w:ascii="Courier New" w:eastAsia="Courier New" w:hAnsi="Courier New" w:cs="Courier New"/>
-          <w:sz w:val="17"/>
-          <w:szCs w:val="17"/>
-        </w:rPr>
-        <w:t>"zipCode": "01310-100"</w:t>
+        </w:rPr>
+        <w:t xml:space="preserve">    "zipCode": "01310-100"</w:t>
       </w:r>
     </w:p>
     <w:p>
@@ -4640,16 +4763,12 @@
         <w:shd w:val="clear" w:color="auto" w:fill="F0F0F0"/>
         <w:spacing w:after="20"/>
         <w:ind w:left="240" w:right="120"/>
-        <w:rPr>
-          <w:lang w:val="en-US"/>
-        </w:rPr>
-      </w:pPr>
-      <w:r>
-        <w:rPr>
-          <w:rFonts w:ascii="Courier New" w:eastAsia="Courier New" w:hAnsi="Courier New" w:cs="Courier New"/>
-          <w:sz w:val="17"/>
-          <w:szCs w:val="17"/>
-          <w:lang w:val="en-US"/>
+      </w:pPr>
+      <w:r>
+        <w:rPr>
+          <w:rFonts w:ascii="Courier New" w:eastAsia="Courier New" w:hAnsi="Courier New" w:cs="Courier New"/>
+          <w:sz w:val="17"/>
+          <w:szCs w:val="17"/>
         </w:rPr>
         <w:t>{</w:t>
       </w:r>
@@ -4662,16 +4781,12 @@
         <w:shd w:val="clear" w:color="auto" w:fill="F0F0F0"/>
         <w:spacing w:after="20"/>
         <w:ind w:left="240" w:right="120"/>
-        <w:rPr>
-          <w:lang w:val="en-US"/>
-        </w:rPr>
-      </w:pPr>
-      <w:r>
-        <w:rPr>
-          <w:rFonts w:ascii="Courier New" w:eastAsia="Courier New" w:hAnsi="Courier New" w:cs="Courier New"/>
-          <w:sz w:val="17"/>
-          <w:szCs w:val="17"/>
-          <w:lang w:val="en-US"/>
+      </w:pPr>
+      <w:r>
+        <w:rPr>
+          <w:rFonts w:ascii="Courier New" w:eastAsia="Courier New" w:hAnsi="Courier New" w:cs="Courier New"/>
+          <w:sz w:val="17"/>
+          <w:szCs w:val="17"/>
         </w:rPr>
         <w:t xml:space="preserve">  "id": 1,</w:t>
       </w:r>
@@ -4684,16 +4799,12 @@
         <w:shd w:val="clear" w:color="auto" w:fill="F0F0F0"/>
         <w:spacing w:after="20"/>
         <w:ind w:left="240" w:right="120"/>
-        <w:rPr>
-          <w:lang w:val="en-US"/>
-        </w:rPr>
-      </w:pPr>
-      <w:r>
-        <w:rPr>
-          <w:rFonts w:ascii="Courier New" w:eastAsia="Courier New" w:hAnsi="Courier New" w:cs="Courier New"/>
-          <w:sz w:val="17"/>
-          <w:szCs w:val="17"/>
-          <w:lang w:val="en-US"/>
+      </w:pPr>
+      <w:r>
+        <w:rPr>
+          <w:rFonts w:ascii="Courier New" w:eastAsia="Courier New" w:hAnsi="Courier New" w:cs="Courier New"/>
+          <w:sz w:val="17"/>
+          <w:szCs w:val="17"/>
         </w:rPr>
         <w:t xml:space="preserve">  "name": "Joao Silva",</w:t>
       </w:r>
@@ -4706,16 +4817,12 @@
         <w:shd w:val="clear" w:color="auto" w:fill="F0F0F0"/>
         <w:spacing w:after="20"/>
         <w:ind w:left="240" w:right="120"/>
-        <w:rPr>
-          <w:lang w:val="en-US"/>
-        </w:rPr>
-      </w:pPr>
-      <w:r>
-        <w:rPr>
-          <w:rFonts w:ascii="Courier New" w:eastAsia="Courier New" w:hAnsi="Courier New" w:cs="Courier New"/>
-          <w:sz w:val="17"/>
-          <w:szCs w:val="17"/>
-          <w:lang w:val="en-US"/>
+      </w:pPr>
+      <w:r>
+        <w:rPr>
+          <w:rFonts w:ascii="Courier New" w:eastAsia="Courier New" w:hAnsi="Courier New" w:cs="Courier New"/>
+          <w:sz w:val="17"/>
+          <w:szCs w:val="17"/>
         </w:rPr>
         <w:t xml:space="preserve">  "email": "joao@email.com",</w:t>
       </w:r>
@@ -4728,16 +4835,12 @@
         <w:shd w:val="clear" w:color="auto" w:fill="F0F0F0"/>
         <w:spacing w:after="20"/>
         <w:ind w:left="240" w:right="120"/>
-        <w:rPr>
-          <w:lang w:val="en-US"/>
-        </w:rPr>
-      </w:pPr>
-      <w:r>
-        <w:rPr>
-          <w:rFonts w:ascii="Courier New" w:eastAsia="Courier New" w:hAnsi="Courier New" w:cs="Courier New"/>
-          <w:sz w:val="17"/>
-          <w:szCs w:val="17"/>
-          <w:lang w:val="en-US"/>
+      </w:pPr>
+      <w:r>
+        <w:rPr>
+          <w:rFonts w:ascii="Courier New" w:eastAsia="Courier New" w:hAnsi="Courier New" w:cs="Courier New"/>
+          <w:sz w:val="17"/>
+          <w:szCs w:val="17"/>
         </w:rPr>
         <w:t xml:space="preserve">  "login": "joao123",</w:t>
       </w:r>
@@ -4750,16 +4853,12 @@
         <w:shd w:val="clear" w:color="auto" w:fill="F0F0F0"/>
         <w:spacing w:after="20"/>
         <w:ind w:left="240" w:right="120"/>
-        <w:rPr>
-          <w:lang w:val="en-US"/>
-        </w:rPr>
-      </w:pPr>
-      <w:r>
-        <w:rPr>
-          <w:rFonts w:ascii="Courier New" w:eastAsia="Courier New" w:hAnsi="Courier New" w:cs="Courier New"/>
-          <w:sz w:val="17"/>
-          <w:szCs w:val="17"/>
-          <w:lang w:val="en-US"/>
+      </w:pPr>
+      <w:r>
+        <w:rPr>
+          <w:rFonts w:ascii="Courier New" w:eastAsia="Courier New" w:hAnsi="Courier New" w:cs="Courier New"/>
+          <w:sz w:val="17"/>
+          <w:szCs w:val="17"/>
         </w:rPr>
         <w:t xml:space="preserve">  "userType": "Customer",</w:t>
       </w:r>
@@ -4772,17 +4871,14 @@
         <w:shd w:val="clear" w:color="auto" w:fill="F0F0F0"/>
         <w:spacing w:after="20"/>
         <w:ind w:left="240" w:right="120"/>
-        <w:rPr>
-          <w:lang w:val="en-US"/>
-        </w:rPr>
-      </w:pPr>
-      <w:r>
-        <w:rPr>
-          <w:rFonts w:ascii="Courier New" w:eastAsia="Courier New" w:hAnsi="Courier New" w:cs="Courier New"/>
-          <w:sz w:val="17"/>
-          <w:szCs w:val="17"/>
-          <w:lang w:val="en-US"/>
-        </w:rPr>
+      </w:pPr>
+      <w:r>
+        <w:rPr>
+          <w:rFonts w:ascii="Courier New" w:eastAsia="Courier New" w:hAnsi="Courier New" w:cs="Courier New"/>
+          <w:sz w:val="17"/>
+          <w:szCs w:val="17"/>
+        </w:rPr>
+        <w:lastRenderedPageBreak/>
         <w:t xml:space="preserve">  "address": { "street": "Rua das Flores", "number": "123", "city": "Sao Paulo", "zipCode": "01310-100" },</w:t>
       </w:r>
     </w:p>
@@ -4794,27 +4890,14 @@
         <w:shd w:val="clear" w:color="auto" w:fill="F0F0F0"/>
         <w:spacing w:after="20"/>
         <w:ind w:left="240" w:right="120"/>
-        <w:rPr>
-          <w:lang w:val="en-US"/>
-        </w:rPr>
-      </w:pPr>
-      <w:r>
-        <w:rPr>
-          <w:rFonts w:ascii="Courier New" w:eastAsia="Courier New" w:hAnsi="Courier New" w:cs="Courier New"/>
-          <w:sz w:val="17"/>
-          <w:szCs w:val="17"/>
-          <w:lang w:val="en-US"/>
-        </w:rPr>
-        <w:t xml:space="preserve">  </w:t>
-      </w:r>
-      <w:r>
-        <w:rPr>
-          <w:rFonts w:ascii="Courier New" w:eastAsia="Courier New" w:hAnsi="Courier New" w:cs="Courier New"/>
-          <w:sz w:val="17"/>
-          <w:szCs w:val="17"/>
-          <w:lang w:val="en-US"/>
-        </w:rPr>
-        <w:t>"lastModifiedAt": "2026-04-05T18:00:00"</w:t>
+      </w:pPr>
+      <w:r>
+        <w:rPr>
+          <w:rFonts w:ascii="Courier New" w:eastAsia="Courier New" w:hAnsi="Courier New" w:cs="Courier New"/>
+          <w:sz w:val="17"/>
+          <w:szCs w:val="17"/>
+        </w:rPr>
+        <w:t xml:space="preserve">  "lastModifiedAt": "2026-04-05T18:00:00"</w:t>
       </w:r>
     </w:p>
     <w:p>
@@ -4857,16 +4940,12 @@
         <w:shd w:val="clear" w:color="auto" w:fill="F0F0F0"/>
         <w:spacing w:after="20"/>
         <w:ind w:left="240" w:right="120"/>
-        <w:rPr>
-          <w:lang w:val="en-US"/>
-        </w:rPr>
-      </w:pPr>
-      <w:r>
-        <w:rPr>
-          <w:rFonts w:ascii="Courier New" w:eastAsia="Courier New" w:hAnsi="Courier New" w:cs="Courier New"/>
-          <w:sz w:val="17"/>
-          <w:szCs w:val="17"/>
-          <w:lang w:val="en-US"/>
+      </w:pPr>
+      <w:r>
+        <w:rPr>
+          <w:rFonts w:ascii="Courier New" w:eastAsia="Courier New" w:hAnsi="Courier New" w:cs="Courier New"/>
+          <w:sz w:val="17"/>
+          <w:szCs w:val="17"/>
         </w:rPr>
         <w:t>{</w:t>
       </w:r>
@@ -4879,16 +4958,12 @@
         <w:shd w:val="clear" w:color="auto" w:fill="F0F0F0"/>
         <w:spacing w:after="20"/>
         <w:ind w:left="240" w:right="120"/>
-        <w:rPr>
-          <w:lang w:val="en-US"/>
-        </w:rPr>
-      </w:pPr>
-      <w:r>
-        <w:rPr>
-          <w:rFonts w:ascii="Courier New" w:eastAsia="Courier New" w:hAnsi="Courier New" w:cs="Courier New"/>
-          <w:sz w:val="17"/>
-          <w:szCs w:val="17"/>
-          <w:lang w:val="en-US"/>
+      </w:pPr>
+      <w:r>
+        <w:rPr>
+          <w:rFonts w:ascii="Courier New" w:eastAsia="Courier New" w:hAnsi="Courier New" w:cs="Courier New"/>
+          <w:sz w:val="17"/>
+          <w:szCs w:val="17"/>
         </w:rPr>
         <w:t xml:space="preserve">  "type": "https://api.restaurant.com/errors/invalid-request",</w:t>
       </w:r>
@@ -4907,17 +4982,8 @@
           <w:rFonts w:ascii="Courier New" w:eastAsia="Courier New" w:hAnsi="Courier New" w:cs="Courier New"/>
           <w:sz w:val="17"/>
           <w:szCs w:val="17"/>
-          <w:lang w:val="en-US"/>
-        </w:rPr>
-        <w:t xml:space="preserve">  </w:t>
-      </w:r>
-      <w:r>
-        <w:rPr>
-          <w:rFonts w:ascii="Courier New" w:eastAsia="Courier New" w:hAnsi="Courier New" w:cs="Courier New"/>
-          <w:sz w:val="17"/>
-          <w:szCs w:val="17"/>
-        </w:rPr>
-        <w:t>"title": "Requisicao invalida",</w:t>
+        </w:rPr>
+        <w:t xml:space="preserve">  "title": "Requisicao invalida",</w:t>
       </w:r>
     </w:p>
     <w:p>
@@ -5014,18 +5080,13 @@
         <w:shd w:val="clear" w:color="auto" w:fill="F0F0F0"/>
         <w:spacing w:after="20"/>
         <w:ind w:left="240" w:right="120"/>
-        <w:rPr>
-          <w:lang w:val="en-US"/>
-        </w:rPr>
-      </w:pPr>
-      <w:r>
-        <w:rPr>
-          <w:rFonts w:ascii="Courier New" w:eastAsia="Courier New" w:hAnsi="Courier New" w:cs="Courier New"/>
-          <w:sz w:val="17"/>
-          <w:szCs w:val="17"/>
-          <w:lang w:val="en-US"/>
-        </w:rPr>
-        <w:lastRenderedPageBreak/>
+      </w:pPr>
+      <w:r>
+        <w:rPr>
+          <w:rFonts w:ascii="Courier New" w:eastAsia="Courier New" w:hAnsi="Courier New" w:cs="Courier New"/>
+          <w:sz w:val="17"/>
+          <w:szCs w:val="17"/>
+        </w:rPr>
         <w:t>{</w:t>
       </w:r>
     </w:p>
@@ -5037,16 +5098,12 @@
         <w:shd w:val="clear" w:color="auto" w:fill="F0F0F0"/>
         <w:spacing w:after="20"/>
         <w:ind w:left="240" w:right="120"/>
-        <w:rPr>
-          <w:lang w:val="en-US"/>
-        </w:rPr>
-      </w:pPr>
-      <w:r>
-        <w:rPr>
-          <w:rFonts w:ascii="Courier New" w:eastAsia="Courier New" w:hAnsi="Courier New" w:cs="Courier New"/>
-          <w:sz w:val="17"/>
-          <w:szCs w:val="17"/>
-          <w:lang w:val="en-US"/>
+      </w:pPr>
+      <w:r>
+        <w:rPr>
+          <w:rFonts w:ascii="Courier New" w:eastAsia="Courier New" w:hAnsi="Courier New" w:cs="Courier New"/>
+          <w:sz w:val="17"/>
+          <w:szCs w:val="17"/>
         </w:rPr>
         <w:t xml:space="preserve">  "type": "https://api.restaurant.com/errors/validation",</w:t>
       </w:r>
@@ -5065,17 +5122,8 @@
           <w:rFonts w:ascii="Courier New" w:eastAsia="Courier New" w:hAnsi="Courier New" w:cs="Courier New"/>
           <w:sz w:val="17"/>
           <w:szCs w:val="17"/>
-          <w:lang w:val="en-US"/>
-        </w:rPr>
-        <w:t xml:space="preserve">  </w:t>
-      </w:r>
-      <w:r>
-        <w:rPr>
-          <w:rFonts w:ascii="Courier New" w:eastAsia="Courier New" w:hAnsi="Courier New" w:cs="Courier New"/>
-          <w:sz w:val="17"/>
-          <w:szCs w:val="17"/>
-        </w:rPr>
-        <w:t>"title": "Erro de validacao",</w:t>
+        </w:rPr>
+        <w:t xml:space="preserve">  "title": "Erro de validacao",</w:t>
       </w:r>
     </w:p>
     <w:p>
@@ -5166,17 +5214,107 @@
           <w:sz w:val="22"/>
           <w:szCs w:val="22"/>
         </w:rPr>
-        <w:t>Exemplo 2 — GET /api/v1/users/{id} (Buscar por ID)</w:t>
+        <w:t>Exemplo 2 —</w:t>
+      </w:r>
+      <w:r>
+        <w:rPr>
+          <w:b/>
+          <w:bCs/>
+          <w:sz w:val="22"/>
+          <w:szCs w:val="22"/>
+        </w:rPr>
+        <w:t xml:space="preserve"> </w:t>
+      </w:r>
+      <w:r>
+        <w:rPr>
+          <w:b/>
+          <w:bCs/>
+          <w:sz w:val="22"/>
+          <w:szCs w:val="22"/>
+        </w:rPr>
+        <w:t>Buscar por ID</w:t>
       </w:r>
     </w:p>
     <w:p>
       <w:pPr>
         <w:spacing w:after="120"/>
         <w:jc w:val="both"/>
-      </w:pPr>
-      <w:r>
-        <w:t>Requisicao: GET http://localhost:8080/api/v1/users/1</w:t>
-      </w:r>
+        <w:rPr>
+          <w:i/>
+          <w:iCs/>
+        </w:rPr>
+      </w:pPr>
+      <w:r>
+        <w:rPr>
+          <w:i/>
+          <w:iCs/>
+        </w:rPr>
+        <w:t>Requisição</w:t>
+      </w:r>
+      <w:r>
+        <w:rPr>
+          <w:i/>
+          <w:iCs/>
+        </w:rPr>
+        <w:t xml:space="preserve">: </w:t>
+      </w:r>
+    </w:p>
+    <w:p>
+      <w:pPr>
+        <w:spacing w:after="120"/>
+        <w:jc w:val="both"/>
+        <w:rPr>
+          <w:i/>
+          <w:iCs/>
+        </w:rPr>
+      </w:pPr>
+      <w:r>
+        <w:rPr>
+          <w:i/>
+          <w:iCs/>
+        </w:rPr>
+        <w:t xml:space="preserve">GET </w:t>
+      </w:r>
+      <w:hyperlink r:id="rId8" w:history="1">
+        <w:r>
+          <w:rPr>
+            <w:rStyle w:val="Hyperlink"/>
+            <w:i/>
+            <w:iCs/>
+          </w:rPr>
+          <w:t>http://localhost:8080/api/v1/users/1</w:t>
+        </w:r>
+      </w:hyperlink>
+      <w:r>
+        <w:rPr>
+          <w:i/>
+          <w:iCs/>
+        </w:rPr>
+        <w:t xml:space="preserve"> </w:t>
+      </w:r>
+    </w:p>
+    <w:p>
+      <w:pPr>
+        <w:spacing w:after="120"/>
+        <w:jc w:val="both"/>
+        <w:rPr>
+          <w:i/>
+          <w:iCs/>
+        </w:rPr>
+      </w:pPr>
+      <w:r>
+        <w:rPr>
+          <w:i/>
+          <w:iCs/>
+        </w:rPr>
+        <w:t>Authorization: Bearer {{token}}</w:t>
+      </w:r>
+    </w:p>
+    <w:p>
+      <w:pPr>
+        <w:spacing w:after="120"/>
+        <w:jc w:val="both"/>
+      </w:pPr>
     </w:p>
     <w:p>
       <w:pPr>
@@ -5231,26 +5369,14 @@
         <w:shd w:val="clear" w:color="auto" w:fill="F0F0F0"/>
         <w:spacing w:after="20"/>
         <w:ind w:left="240" w:right="120"/>
-        <w:rPr>
-          <w:lang w:val="en-US"/>
-        </w:rPr>
-      </w:pPr>
-      <w:r>
-        <w:rPr>
-          <w:rFonts w:ascii="Courier New" w:eastAsia="Courier New" w:hAnsi="Courier New" w:cs="Courier New"/>
-          <w:sz w:val="17"/>
-          <w:szCs w:val="17"/>
-        </w:rPr>
-        <w:t xml:space="preserve">  </w:t>
-      </w:r>
-      <w:r>
-        <w:rPr>
-          <w:rFonts w:ascii="Courier New" w:eastAsia="Courier New" w:hAnsi="Courier New" w:cs="Courier New"/>
-          <w:sz w:val="17"/>
-          <w:szCs w:val="17"/>
-          <w:lang w:val="en-US"/>
-        </w:rPr>
-        <w:t>"name": "Joao Silva",</w:t>
+      </w:pPr>
+      <w:r>
+        <w:rPr>
+          <w:rFonts w:ascii="Courier New" w:eastAsia="Courier New" w:hAnsi="Courier New" w:cs="Courier New"/>
+          <w:sz w:val="17"/>
+          <w:szCs w:val="17"/>
+        </w:rPr>
+        <w:t xml:space="preserve">  "name": "Joao Silva",</w:t>
       </w:r>
     </w:p>
     <w:p>
@@ -5261,16 +5387,12 @@
         <w:shd w:val="clear" w:color="auto" w:fill="F0F0F0"/>
         <w:spacing w:after="20"/>
         <w:ind w:left="240" w:right="120"/>
-        <w:rPr>
-          <w:lang w:val="en-US"/>
-        </w:rPr>
-      </w:pPr>
-      <w:r>
-        <w:rPr>
-          <w:rFonts w:ascii="Courier New" w:eastAsia="Courier New" w:hAnsi="Courier New" w:cs="Courier New"/>
-          <w:sz w:val="17"/>
-          <w:szCs w:val="17"/>
-          <w:lang w:val="en-US"/>
+      </w:pPr>
+      <w:r>
+        <w:rPr>
+          <w:rFonts w:ascii="Courier New" w:eastAsia="Courier New" w:hAnsi="Courier New" w:cs="Courier New"/>
+          <w:sz w:val="17"/>
+          <w:szCs w:val="17"/>
         </w:rPr>
         <w:t xml:space="preserve">  "email": "joao@email.com",</w:t>
       </w:r>
@@ -5283,16 +5405,12 @@
         <w:shd w:val="clear" w:color="auto" w:fill="F0F0F0"/>
         <w:spacing w:after="20"/>
         <w:ind w:left="240" w:right="120"/>
-        <w:rPr>
-          <w:lang w:val="en-US"/>
-        </w:rPr>
-      </w:pPr>
-      <w:r>
-        <w:rPr>
-          <w:rFonts w:ascii="Courier New" w:eastAsia="Courier New" w:hAnsi="Courier New" w:cs="Courier New"/>
-          <w:sz w:val="17"/>
-          <w:szCs w:val="17"/>
-          <w:lang w:val="en-US"/>
+      </w:pPr>
+      <w:r>
+        <w:rPr>
+          <w:rFonts w:ascii="Courier New" w:eastAsia="Courier New" w:hAnsi="Courier New" w:cs="Courier New"/>
+          <w:sz w:val="17"/>
+          <w:szCs w:val="17"/>
         </w:rPr>
         <w:t xml:space="preserve">  "login": "joao123",</w:t>
       </w:r>
@@ -5305,16 +5423,12 @@
         <w:shd w:val="clear" w:color="auto" w:fill="F0F0F0"/>
         <w:spacing w:after="20"/>
         <w:ind w:left="240" w:right="120"/>
-        <w:rPr>
-          <w:lang w:val="en-US"/>
-        </w:rPr>
-      </w:pPr>
-      <w:r>
-        <w:rPr>
-          <w:rFonts w:ascii="Courier New" w:eastAsia="Courier New" w:hAnsi="Courier New" w:cs="Courier New"/>
-          <w:sz w:val="17"/>
-          <w:szCs w:val="17"/>
-          <w:lang w:val="en-US"/>
+      </w:pPr>
+      <w:r>
+        <w:rPr>
+          <w:rFonts w:ascii="Courier New" w:eastAsia="Courier New" w:hAnsi="Courier New" w:cs="Courier New"/>
+          <w:sz w:val="17"/>
+          <w:szCs w:val="17"/>
         </w:rPr>
         <w:t xml:space="preserve">  "userType": "Customer",</w:t>
       </w:r>
@@ -5327,16 +5441,12 @@
         <w:shd w:val="clear" w:color="auto" w:fill="F0F0F0"/>
         <w:spacing w:after="20"/>
         <w:ind w:left="240" w:right="120"/>
-        <w:rPr>
-          <w:lang w:val="en-US"/>
-        </w:rPr>
-      </w:pPr>
-      <w:r>
-        <w:rPr>
-          <w:rFonts w:ascii="Courier New" w:eastAsia="Courier New" w:hAnsi="Courier New" w:cs="Courier New"/>
-          <w:sz w:val="17"/>
-          <w:szCs w:val="17"/>
-          <w:lang w:val="en-US"/>
+      </w:pPr>
+      <w:r>
+        <w:rPr>
+          <w:rFonts w:ascii="Courier New" w:eastAsia="Courier New" w:hAnsi="Courier New" w:cs="Courier New"/>
+          <w:sz w:val="17"/>
+          <w:szCs w:val="17"/>
         </w:rPr>
         <w:t xml:space="preserve">  "address": { "street": "Rua das Flores", "number": "123", "city": "Sao Paulo", "zipCode": "01310-100" },</w:t>
       </w:r>
@@ -5349,16 +5459,12 @@
         <w:shd w:val="clear" w:color="auto" w:fill="F0F0F0"/>
         <w:spacing w:after="20"/>
         <w:ind w:left="240" w:right="120"/>
-        <w:rPr>
-          <w:lang w:val="en-US"/>
-        </w:rPr>
-      </w:pPr>
-      <w:r>
-        <w:rPr>
-          <w:rFonts w:ascii="Courier New" w:eastAsia="Courier New" w:hAnsi="Courier New" w:cs="Courier New"/>
-          <w:sz w:val="17"/>
-          <w:szCs w:val="17"/>
-          <w:lang w:val="en-US"/>
+      </w:pPr>
+      <w:r>
+        <w:rPr>
+          <w:rFonts w:ascii="Courier New" w:eastAsia="Courier New" w:hAnsi="Courier New" w:cs="Courier New"/>
+          <w:sz w:val="17"/>
+          <w:szCs w:val="17"/>
         </w:rPr>
         <w:t xml:space="preserve">  "lastModifiedAt": "2026-04-05T18:00:00"</w:t>
       </w:r>
@@ -5403,16 +5509,12 @@
         <w:shd w:val="clear" w:color="auto" w:fill="F0F0F0"/>
         <w:spacing w:after="20"/>
         <w:ind w:left="240" w:right="120"/>
-        <w:rPr>
-          <w:lang w:val="en-US"/>
-        </w:rPr>
-      </w:pPr>
-      <w:r>
-        <w:rPr>
-          <w:rFonts w:ascii="Courier New" w:eastAsia="Courier New" w:hAnsi="Courier New" w:cs="Courier New"/>
-          <w:sz w:val="17"/>
-          <w:szCs w:val="17"/>
-          <w:lang w:val="en-US"/>
+      </w:pPr>
+      <w:r>
+        <w:rPr>
+          <w:rFonts w:ascii="Courier New" w:eastAsia="Courier New" w:hAnsi="Courier New" w:cs="Courier New"/>
+          <w:sz w:val="17"/>
+          <w:szCs w:val="17"/>
         </w:rPr>
         <w:t>{</w:t>
       </w:r>
@@ -5425,16 +5527,12 @@
         <w:shd w:val="clear" w:color="auto" w:fill="F0F0F0"/>
         <w:spacing w:after="20"/>
         <w:ind w:left="240" w:right="120"/>
-        <w:rPr>
-          <w:lang w:val="en-US"/>
-        </w:rPr>
-      </w:pPr>
-      <w:r>
-        <w:rPr>
-          <w:rFonts w:ascii="Courier New" w:eastAsia="Courier New" w:hAnsi="Courier New" w:cs="Courier New"/>
-          <w:sz w:val="17"/>
-          <w:szCs w:val="17"/>
-          <w:lang w:val="en-US"/>
+      </w:pPr>
+      <w:r>
+        <w:rPr>
+          <w:rFonts w:ascii="Courier New" w:eastAsia="Courier New" w:hAnsi="Courier New" w:cs="Courier New"/>
+          <w:sz w:val="17"/>
+          <w:szCs w:val="17"/>
         </w:rPr>
         <w:t xml:space="preserve">  "type": "https://api.restaurant.com/errors/not-found",</w:t>
       </w:r>
@@ -5453,17 +5551,8 @@
           <w:rFonts w:ascii="Courier New" w:eastAsia="Courier New" w:hAnsi="Courier New" w:cs="Courier New"/>
           <w:sz w:val="17"/>
           <w:szCs w:val="17"/>
-          <w:lang w:val="en-US"/>
-        </w:rPr>
-        <w:t xml:space="preserve">  </w:t>
-      </w:r>
-      <w:r>
-        <w:rPr>
-          <w:rFonts w:ascii="Courier New" w:eastAsia="Courier New" w:hAnsi="Courier New" w:cs="Courier New"/>
-          <w:sz w:val="17"/>
-          <w:szCs w:val="17"/>
-        </w:rPr>
-        <w:t>"title": "Recurso nao encontrado",</w:t>
+        </w:rPr>
+        <w:t xml:space="preserve">  "title": "Recurso nao encontrado",</w:t>
       </w:r>
     </w:p>
     <w:p>
@@ -5510,26 +5599,14 @@
         <w:shd w:val="clear" w:color="auto" w:fill="F0F0F0"/>
         <w:spacing w:after="20"/>
         <w:ind w:left="240" w:right="120"/>
-        <w:rPr>
-          <w:lang w:val="en-US"/>
-        </w:rPr>
-      </w:pPr>
-      <w:r>
-        <w:rPr>
-          <w:rFonts w:ascii="Courier New" w:eastAsia="Courier New" w:hAnsi="Courier New" w:cs="Courier New"/>
-          <w:sz w:val="17"/>
-          <w:szCs w:val="17"/>
-        </w:rPr>
-        <w:t xml:space="preserve">  </w:t>
-      </w:r>
-      <w:r>
-        <w:rPr>
-          <w:rFonts w:ascii="Courier New" w:eastAsia="Courier New" w:hAnsi="Courier New" w:cs="Courier New"/>
-          <w:sz w:val="17"/>
-          <w:szCs w:val="17"/>
-          <w:lang w:val="en-US"/>
-        </w:rPr>
-        <w:t>"instance": "/api/v1/users/999"</w:t>
+      </w:pPr>
+      <w:r>
+        <w:rPr>
+          <w:rFonts w:ascii="Courier New" w:eastAsia="Courier New" w:hAnsi="Courier New" w:cs="Courier New"/>
+          <w:sz w:val="17"/>
+          <w:szCs w:val="17"/>
+        </w:rPr>
+        <w:t xml:space="preserve">  "instance": "/api/v1/users/999"</w:t>
       </w:r>
     </w:p>
     <w:p>
@@ -5540,16 +5617,12 @@
         <w:shd w:val="clear" w:color="auto" w:fill="F0F0F0"/>
         <w:spacing w:after="20"/>
         <w:ind w:left="240" w:right="120"/>
-        <w:rPr>
-          <w:lang w:val="en-US"/>
-        </w:rPr>
-      </w:pPr>
-      <w:r>
-        <w:rPr>
-          <w:rFonts w:ascii="Courier New" w:eastAsia="Courier New" w:hAnsi="Courier New" w:cs="Courier New"/>
-          <w:sz w:val="17"/>
-          <w:szCs w:val="17"/>
-          <w:lang w:val="en-US"/>
+      </w:pPr>
+      <w:r>
+        <w:rPr>
+          <w:rFonts w:ascii="Courier New" w:eastAsia="Courier New" w:hAnsi="Courier New" w:cs="Courier New"/>
+          <w:sz w:val="17"/>
+          <w:szCs w:val="17"/>
         </w:rPr>
         <w:t>}</w:t>
       </w:r>
@@ -5557,17 +5630,11 @@
     <w:p>
       <w:pPr>
         <w:spacing w:after="200"/>
-        <w:rPr>
-          <w:lang w:val="en-US"/>
-        </w:rPr>
       </w:pPr>
     </w:p>
     <w:p>
       <w:pPr>
         <w:spacing w:before="240" w:after="120"/>
-        <w:rPr>
-          <w:lang w:val="en-US"/>
-        </w:rPr>
       </w:pPr>
       <w:r>
         <w:rPr>
@@ -5575,9 +5642,8 @@
           <w:bCs/>
           <w:sz w:val="22"/>
           <w:szCs w:val="22"/>
-          <w:lang w:val="en-US"/>
-        </w:rPr>
-        <w:t>Exemplo 3 — GET /api/v1/users/search?name= (Buscar por Nome)</w:t>
+        </w:rPr>
+        <w:t>Exemplo 3 — Buscar por Nome</w:t>
       </w:r>
     </w:p>
     <w:p>
@@ -5585,15 +5651,90 @@
         <w:spacing w:after="120"/>
         <w:jc w:val="both"/>
         <w:rPr>
+          <w:i/>
+          <w:iCs/>
+        </w:rPr>
+      </w:pPr>
+      <w:r>
+        <w:rPr>
+          <w:i/>
+          <w:iCs/>
+        </w:rPr>
+        <w:t>Requisição</w:t>
+      </w:r>
+      <w:r>
+        <w:rPr>
+          <w:i/>
+          <w:iCs/>
+        </w:rPr>
+        <w:t xml:space="preserve">: </w:t>
+      </w:r>
+    </w:p>
+    <w:p>
+      <w:pPr>
+        <w:spacing w:after="120"/>
+        <w:jc w:val="both"/>
+        <w:rPr>
+          <w:i/>
+          <w:iCs/>
           <w:lang w:val="en-US"/>
         </w:rPr>
       </w:pPr>
       <w:r>
         <w:rPr>
+          <w:i/>
+          <w:iCs/>
           <w:lang w:val="en-US"/>
         </w:rPr>
-        <w:t>Requisicao: GET http://localhost:8080/api/v1/users/search?name=Joao</w:t>
-      </w:r>
+        <w:t xml:space="preserve">GET </w:t>
+      </w:r>
+      <w:hyperlink r:id="rId9" w:history="1">
+        <w:r>
+          <w:rPr>
+            <w:rStyle w:val="Hyperlink"/>
+            <w:i/>
+            <w:iCs/>
+            <w:lang w:val="en-US"/>
+          </w:rPr>
+          <w:t>http://localhost:8080/api/v1/users/search?name=Joao</w:t>
+        </w:r>
+      </w:hyperlink>
+      <w:r>
+        <w:rPr>
+          <w:i/>
+          <w:iCs/>
+          <w:lang w:val="en-US"/>
+        </w:rPr>
+        <w:t xml:space="preserve"> </w:t>
+      </w:r>
+    </w:p>
+    <w:p>
+      <w:pPr>
+        <w:spacing w:after="120"/>
+        <w:jc w:val="both"/>
+        <w:rPr>
+          <w:i/>
+          <w:iCs/>
+          <w:lang w:val="en-US"/>
+        </w:rPr>
+      </w:pPr>
+      <w:r>
+        <w:rPr>
+          <w:i/>
+          <w:iCs/>
+          <w:lang w:val="en-US"/>
+        </w:rPr>
+        <w:t>Authorization: Bearer {{token}}</w:t>
+      </w:r>
+    </w:p>
+    <w:p>
+      <w:pPr>
+        <w:spacing w:after="120"/>
+        <w:jc w:val="both"/>
+        <w:rPr>
+          <w:lang w:val="en-US"/>
+        </w:rPr>
+      </w:pPr>
     </w:p>
     <w:p>
       <w:pPr>
@@ -5612,17 +5753,14 @@
         <w:shd w:val="clear" w:color="auto" w:fill="F0F0F0"/>
         <w:spacing w:after="20"/>
         <w:ind w:left="240" w:right="120"/>
-        <w:rPr>
-          <w:lang w:val="en-US"/>
-        </w:rPr>
-      </w:pPr>
-      <w:r>
-        <w:rPr>
-          <w:rFonts w:ascii="Courier New" w:eastAsia="Courier New" w:hAnsi="Courier New" w:cs="Courier New"/>
-          <w:sz w:val="17"/>
-          <w:szCs w:val="17"/>
-          <w:lang w:val="en-US"/>
-        </w:rPr>
+      </w:pPr>
+      <w:r>
+        <w:rPr>
+          <w:rFonts w:ascii="Courier New" w:eastAsia="Courier New" w:hAnsi="Courier New" w:cs="Courier New"/>
+          <w:sz w:val="17"/>
+          <w:szCs w:val="17"/>
+        </w:rPr>
+        <w:lastRenderedPageBreak/>
         <w:t>[</w:t>
       </w:r>
     </w:p>
@@ -5634,16 +5772,12 @@
         <w:shd w:val="clear" w:color="auto" w:fill="F0F0F0"/>
         <w:spacing w:after="20"/>
         <w:ind w:left="240" w:right="120"/>
-        <w:rPr>
-          <w:lang w:val="en-US"/>
-        </w:rPr>
-      </w:pPr>
-      <w:r>
-        <w:rPr>
-          <w:rFonts w:ascii="Courier New" w:eastAsia="Courier New" w:hAnsi="Courier New" w:cs="Courier New"/>
-          <w:sz w:val="17"/>
-          <w:szCs w:val="17"/>
-          <w:lang w:val="en-US"/>
+      </w:pPr>
+      <w:r>
+        <w:rPr>
+          <w:rFonts w:ascii="Courier New" w:eastAsia="Courier New" w:hAnsi="Courier New" w:cs="Courier New"/>
+          <w:sz w:val="17"/>
+          <w:szCs w:val="17"/>
         </w:rPr>
         <w:t xml:space="preserve">  {</w:t>
       </w:r>
@@ -5656,16 +5790,12 @@
         <w:shd w:val="clear" w:color="auto" w:fill="F0F0F0"/>
         <w:spacing w:after="20"/>
         <w:ind w:left="240" w:right="120"/>
-        <w:rPr>
-          <w:lang w:val="en-US"/>
-        </w:rPr>
-      </w:pPr>
-      <w:r>
-        <w:rPr>
-          <w:rFonts w:ascii="Courier New" w:eastAsia="Courier New" w:hAnsi="Courier New" w:cs="Courier New"/>
-          <w:sz w:val="17"/>
-          <w:szCs w:val="17"/>
-          <w:lang w:val="en-US"/>
+      </w:pPr>
+      <w:r>
+        <w:rPr>
+          <w:rFonts w:ascii="Courier New" w:eastAsia="Courier New" w:hAnsi="Courier New" w:cs="Courier New"/>
+          <w:sz w:val="17"/>
+          <w:szCs w:val="17"/>
         </w:rPr>
         <w:t xml:space="preserve">    "id": 1,</w:t>
       </w:r>
@@ -5678,16 +5808,12 @@
         <w:shd w:val="clear" w:color="auto" w:fill="F0F0F0"/>
         <w:spacing w:after="20"/>
         <w:ind w:left="240" w:right="120"/>
-        <w:rPr>
-          <w:lang w:val="en-US"/>
-        </w:rPr>
-      </w:pPr>
-      <w:r>
-        <w:rPr>
-          <w:rFonts w:ascii="Courier New" w:eastAsia="Courier New" w:hAnsi="Courier New" w:cs="Courier New"/>
-          <w:sz w:val="17"/>
-          <w:szCs w:val="17"/>
-          <w:lang w:val="en-US"/>
+      </w:pPr>
+      <w:r>
+        <w:rPr>
+          <w:rFonts w:ascii="Courier New" w:eastAsia="Courier New" w:hAnsi="Courier New" w:cs="Courier New"/>
+          <w:sz w:val="17"/>
+          <w:szCs w:val="17"/>
         </w:rPr>
         <w:t xml:space="preserve">    "name": "Joao Silva",</w:t>
       </w:r>
@@ -5700,16 +5826,12 @@
         <w:shd w:val="clear" w:color="auto" w:fill="F0F0F0"/>
         <w:spacing w:after="20"/>
         <w:ind w:left="240" w:right="120"/>
-        <w:rPr>
-          <w:lang w:val="en-US"/>
-        </w:rPr>
-      </w:pPr>
-      <w:r>
-        <w:rPr>
-          <w:rFonts w:ascii="Courier New" w:eastAsia="Courier New" w:hAnsi="Courier New" w:cs="Courier New"/>
-          <w:sz w:val="17"/>
-          <w:szCs w:val="17"/>
-          <w:lang w:val="en-US"/>
+      </w:pPr>
+      <w:r>
+        <w:rPr>
+          <w:rFonts w:ascii="Courier New" w:eastAsia="Courier New" w:hAnsi="Courier New" w:cs="Courier New"/>
+          <w:sz w:val="17"/>
+          <w:szCs w:val="17"/>
         </w:rPr>
         <w:t xml:space="preserve">    "email": "joao@email.com",</w:t>
       </w:r>
@@ -5722,16 +5844,12 @@
         <w:shd w:val="clear" w:color="auto" w:fill="F0F0F0"/>
         <w:spacing w:after="20"/>
         <w:ind w:left="240" w:right="120"/>
-        <w:rPr>
-          <w:lang w:val="en-US"/>
-        </w:rPr>
-      </w:pPr>
-      <w:r>
-        <w:rPr>
-          <w:rFonts w:ascii="Courier New" w:eastAsia="Courier New" w:hAnsi="Courier New" w:cs="Courier New"/>
-          <w:sz w:val="17"/>
-          <w:szCs w:val="17"/>
-          <w:lang w:val="en-US"/>
+      </w:pPr>
+      <w:r>
+        <w:rPr>
+          <w:rFonts w:ascii="Courier New" w:eastAsia="Courier New" w:hAnsi="Courier New" w:cs="Courier New"/>
+          <w:sz w:val="17"/>
+          <w:szCs w:val="17"/>
         </w:rPr>
         <w:t xml:space="preserve">    "login": "joao123",</w:t>
       </w:r>
@@ -5744,16 +5862,12 @@
         <w:shd w:val="clear" w:color="auto" w:fill="F0F0F0"/>
         <w:spacing w:after="20"/>
         <w:ind w:left="240" w:right="120"/>
-        <w:rPr>
-          <w:lang w:val="en-US"/>
-        </w:rPr>
-      </w:pPr>
-      <w:r>
-        <w:rPr>
-          <w:rFonts w:ascii="Courier New" w:eastAsia="Courier New" w:hAnsi="Courier New" w:cs="Courier New"/>
-          <w:sz w:val="17"/>
-          <w:szCs w:val="17"/>
-          <w:lang w:val="en-US"/>
+      </w:pPr>
+      <w:r>
+        <w:rPr>
+          <w:rFonts w:ascii="Courier New" w:eastAsia="Courier New" w:hAnsi="Courier New" w:cs="Courier New"/>
+          <w:sz w:val="17"/>
+          <w:szCs w:val="17"/>
         </w:rPr>
         <w:t xml:space="preserve">    "userType": "Customer",</w:t>
       </w:r>
@@ -5766,16 +5880,12 @@
         <w:shd w:val="clear" w:color="auto" w:fill="F0F0F0"/>
         <w:spacing w:after="20"/>
         <w:ind w:left="240" w:right="120"/>
-        <w:rPr>
-          <w:lang w:val="en-US"/>
-        </w:rPr>
-      </w:pPr>
-      <w:r>
-        <w:rPr>
-          <w:rFonts w:ascii="Courier New" w:eastAsia="Courier New" w:hAnsi="Courier New" w:cs="Courier New"/>
-          <w:sz w:val="17"/>
-          <w:szCs w:val="17"/>
-          <w:lang w:val="en-US"/>
+      </w:pPr>
+      <w:r>
+        <w:rPr>
+          <w:rFonts w:ascii="Courier New" w:eastAsia="Courier New" w:hAnsi="Courier New" w:cs="Courier New"/>
+          <w:sz w:val="17"/>
+          <w:szCs w:val="17"/>
         </w:rPr>
         <w:t xml:space="preserve">    "address": { "street": "Rua das Flores", "number": "123", "city": "Sao Paulo", "zipCode": "01310-100" },</w:t>
       </w:r>
@@ -5788,27 +5898,14 @@
         <w:shd w:val="clear" w:color="auto" w:fill="F0F0F0"/>
         <w:spacing w:after="20"/>
         <w:ind w:left="240" w:right="120"/>
-        <w:rPr>
-          <w:lang w:val="en-US"/>
-        </w:rPr>
-      </w:pPr>
-      <w:r>
-        <w:rPr>
-          <w:rFonts w:ascii="Courier New" w:eastAsia="Courier New" w:hAnsi="Courier New" w:cs="Courier New"/>
-          <w:sz w:val="17"/>
-          <w:szCs w:val="17"/>
-          <w:lang w:val="en-US"/>
-        </w:rPr>
-        <w:t xml:space="preserve">    </w:t>
-      </w:r>
-      <w:r>
-        <w:rPr>
-          <w:rFonts w:ascii="Courier New" w:eastAsia="Courier New" w:hAnsi="Courier New" w:cs="Courier New"/>
-          <w:sz w:val="17"/>
-          <w:szCs w:val="17"/>
-          <w:lang w:val="en-US"/>
-        </w:rPr>
-        <w:t>"lastModifiedAt": "2026-04-05T18:00:00"</w:t>
+      </w:pPr>
+      <w:r>
+        <w:rPr>
+          <w:rFonts w:ascii="Courier New" w:eastAsia="Courier New" w:hAnsi="Courier New" w:cs="Courier New"/>
+          <w:sz w:val="17"/>
+          <w:szCs w:val="17"/>
+        </w:rPr>
+        <w:t xml:space="preserve">    "lastModifiedAt": "2026-04-05T18:00:00"</w:t>
       </w:r>
     </w:p>
     <w:p>
@@ -5825,17 +5922,8 @@
           <w:rFonts w:ascii="Courier New" w:eastAsia="Courier New" w:hAnsi="Courier New" w:cs="Courier New"/>
           <w:sz w:val="17"/>
           <w:szCs w:val="17"/>
-          <w:lang w:val="en-US"/>
-        </w:rPr>
-        <w:t xml:space="preserve">  </w:t>
-      </w:r>
-      <w:r>
-        <w:rPr>
-          <w:rFonts w:ascii="Courier New" w:eastAsia="Courier New" w:hAnsi="Courier New" w:cs="Courier New"/>
-          <w:sz w:val="17"/>
-          <w:szCs w:val="17"/>
-        </w:rPr>
-        <w:t>}</w:t>
+        </w:rPr>
+        <w:t xml:space="preserve">  }</w:t>
       </w:r>
     </w:p>
     <w:p>
@@ -5904,7 +5992,25 @@
           <w:sz w:val="22"/>
           <w:szCs w:val="22"/>
         </w:rPr>
-        <w:t>Exemplo 4 — PUT /api/v1/users/{id} (Atualizar Dados)</w:t>
+        <w:t>Exemplo 4 —</w:t>
+      </w:r>
+      <w:r>
+        <w:rPr>
+          <w:b/>
+          <w:bCs/>
+          <w:sz w:val="22"/>
+          <w:szCs w:val="22"/>
+        </w:rPr>
+        <w:t xml:space="preserve"> </w:t>
+      </w:r>
+      <w:r>
+        <w:rPr>
+          <w:b/>
+          <w:bCs/>
+          <w:sz w:val="22"/>
+          <w:szCs w:val="22"/>
+        </w:rPr>
+        <w:t>Atualizar Dados</w:t>
       </w:r>
     </w:p>
     <w:p>
@@ -5912,14 +6018,98 @@
         <w:spacing w:after="120"/>
         <w:jc w:val="both"/>
         <w:rPr>
+          <w:b/>
+          <w:bCs/>
+          <w:i/>
+          <w:iCs/>
           <w:lang w:val="en-US"/>
         </w:rPr>
       </w:pPr>
       <w:r>
         <w:rPr>
+          <w:b/>
+          <w:bCs/>
+          <w:i/>
+          <w:iCs/>
           <w:lang w:val="en-US"/>
         </w:rPr>
-        <w:t>Requisicao (PUT http://localhost:8080/api/v1/users/1):</w:t>
+        <w:t>Requisição:</w:t>
+      </w:r>
+    </w:p>
+    <w:p>
+      <w:pPr>
+        <w:spacing w:after="120"/>
+        <w:jc w:val="both"/>
+        <w:rPr>
+          <w:i/>
+          <w:iCs/>
+          <w:lang w:val="en-US"/>
+        </w:rPr>
+      </w:pPr>
+      <w:r>
+        <w:rPr>
+          <w:i/>
+          <w:iCs/>
+          <w:lang w:val="en-US"/>
+        </w:rPr>
+        <w:t xml:space="preserve">PUT </w:t>
+      </w:r>
+      <w:hyperlink r:id="rId10" w:history="1">
+        <w:r>
+          <w:rPr>
+            <w:rStyle w:val="Hyperlink"/>
+            <w:i/>
+            <w:iCs/>
+            <w:lang w:val="en-US"/>
+          </w:rPr>
+          <w:t>http://localhost:8080/api/v1/users/1</w:t>
+        </w:r>
+      </w:hyperlink>
+      <w:r>
+        <w:rPr>
+          <w:i/>
+          <w:iCs/>
+          <w:lang w:val="en-US"/>
+        </w:rPr>
+        <w:t xml:space="preserve"> </w:t>
+      </w:r>
+    </w:p>
+    <w:p>
+      <w:pPr>
+        <w:spacing w:after="120"/>
+        <w:jc w:val="both"/>
+        <w:rPr>
+          <w:i/>
+          <w:iCs/>
+          <w:lang w:val="en-US"/>
+        </w:rPr>
+      </w:pPr>
+      <w:r>
+        <w:rPr>
+          <w:i/>
+          <w:iCs/>
+          <w:lang w:val="en-US"/>
+        </w:rPr>
+        <w:t>Authorization: Bearer {{token}}</w:t>
+      </w:r>
+    </w:p>
+    <w:p>
+      <w:pPr>
+        <w:spacing w:after="120"/>
+        <w:jc w:val="both"/>
+        <w:rPr>
+          <w:i/>
+          <w:iCs/>
+          <w:lang w:val="en-US"/>
+        </w:rPr>
+      </w:pPr>
+      <w:r>
+        <w:rPr>
+          <w:i/>
+          <w:iCs/>
+          <w:lang w:val="en-US"/>
+        </w:rPr>
+        <w:t>Body:</w:t>
       </w:r>
     </w:p>
     <w:p>
@@ -5984,26 +6174,14 @@
         <w:shd w:val="clear" w:color="auto" w:fill="F0F0F0"/>
         <w:spacing w:after="20"/>
         <w:ind w:left="240" w:right="120"/>
-        <w:rPr>
-          <w:lang w:val="en-US"/>
-        </w:rPr>
-      </w:pPr>
-      <w:r>
-        <w:rPr>
-          <w:rFonts w:ascii="Courier New" w:eastAsia="Courier New" w:hAnsi="Courier New" w:cs="Courier New"/>
-          <w:sz w:val="17"/>
-          <w:szCs w:val="17"/>
-        </w:rPr>
-        <w:t xml:space="preserve">  </w:t>
-      </w:r>
-      <w:r>
-        <w:rPr>
-          <w:rFonts w:ascii="Courier New" w:eastAsia="Courier New" w:hAnsi="Courier New" w:cs="Courier New"/>
-          <w:sz w:val="17"/>
-          <w:szCs w:val="17"/>
-          <w:lang w:val="en-US"/>
-        </w:rPr>
-        <w:t>"login": "joao456",</w:t>
+      </w:pPr>
+      <w:r>
+        <w:rPr>
+          <w:rFonts w:ascii="Courier New" w:eastAsia="Courier New" w:hAnsi="Courier New" w:cs="Courier New"/>
+          <w:sz w:val="17"/>
+          <w:szCs w:val="17"/>
+        </w:rPr>
+        <w:t xml:space="preserve">  "login": "joao456",</w:t>
       </w:r>
     </w:p>
     <w:p>
@@ -6014,16 +6192,12 @@
         <w:shd w:val="clear" w:color="auto" w:fill="F0F0F0"/>
         <w:spacing w:after="20"/>
         <w:ind w:left="240" w:right="120"/>
-        <w:rPr>
-          <w:lang w:val="en-US"/>
-        </w:rPr>
-      </w:pPr>
-      <w:r>
-        <w:rPr>
-          <w:rFonts w:ascii="Courier New" w:eastAsia="Courier New" w:hAnsi="Courier New" w:cs="Courier New"/>
-          <w:sz w:val="17"/>
-          <w:szCs w:val="17"/>
-          <w:lang w:val="en-US"/>
+      </w:pPr>
+      <w:r>
+        <w:rPr>
+          <w:rFonts w:ascii="Courier New" w:eastAsia="Courier New" w:hAnsi="Courier New" w:cs="Courier New"/>
+          <w:sz w:val="17"/>
+          <w:szCs w:val="17"/>
         </w:rPr>
         <w:t xml:space="preserve">  "address": {</w:t>
       </w:r>
@@ -6036,28 +6210,14 @@
         <w:shd w:val="clear" w:color="auto" w:fill="F0F0F0"/>
         <w:spacing w:after="20"/>
         <w:ind w:left="240" w:right="120"/>
-        <w:rPr>
-          <w:lang w:val="en-US"/>
-        </w:rPr>
-      </w:pPr>
-      <w:r>
-        <w:rPr>
-          <w:rFonts w:ascii="Courier New" w:eastAsia="Courier New" w:hAnsi="Courier New" w:cs="Courier New"/>
-          <w:sz w:val="17"/>
-          <w:szCs w:val="17"/>
-          <w:lang w:val="en-US"/>
-        </w:rPr>
-        <w:lastRenderedPageBreak/>
-        <w:t xml:space="preserve">    "street": "Av. </w:t>
-      </w:r>
-      <w:r>
-        <w:rPr>
-          <w:rFonts w:ascii="Courier New" w:eastAsia="Courier New" w:hAnsi="Courier New" w:cs="Courier New"/>
-          <w:sz w:val="17"/>
-          <w:szCs w:val="17"/>
-          <w:lang w:val="en-US"/>
-        </w:rPr>
-        <w:t>Paulista",</w:t>
+      </w:pPr>
+      <w:r>
+        <w:rPr>
+          <w:rFonts w:ascii="Courier New" w:eastAsia="Courier New" w:hAnsi="Courier New" w:cs="Courier New"/>
+          <w:sz w:val="17"/>
+          <w:szCs w:val="17"/>
+        </w:rPr>
+        <w:t xml:space="preserve">    "street": "Av. Paulista",</w:t>
       </w:r>
     </w:p>
     <w:p>
@@ -6068,27 +6228,14 @@
         <w:shd w:val="clear" w:color="auto" w:fill="F0F0F0"/>
         <w:spacing w:after="20"/>
         <w:ind w:left="240" w:right="120"/>
-        <w:rPr>
-          <w:lang w:val="en-US"/>
-        </w:rPr>
-      </w:pPr>
-      <w:r>
-        <w:rPr>
-          <w:rFonts w:ascii="Courier New" w:eastAsia="Courier New" w:hAnsi="Courier New" w:cs="Courier New"/>
-          <w:sz w:val="17"/>
-          <w:szCs w:val="17"/>
-          <w:lang w:val="en-US"/>
-        </w:rPr>
-        <w:t xml:space="preserve">    </w:t>
-      </w:r>
-      <w:r>
-        <w:rPr>
-          <w:rFonts w:ascii="Courier New" w:eastAsia="Courier New" w:hAnsi="Courier New" w:cs="Courier New"/>
-          <w:sz w:val="17"/>
-          <w:szCs w:val="17"/>
-          <w:lang w:val="en-US"/>
-        </w:rPr>
-        <w:t>"number": "1000",</w:t>
+      </w:pPr>
+      <w:r>
+        <w:rPr>
+          <w:rFonts w:ascii="Courier New" w:eastAsia="Courier New" w:hAnsi="Courier New" w:cs="Courier New"/>
+          <w:sz w:val="17"/>
+          <w:szCs w:val="17"/>
+        </w:rPr>
+        <w:t xml:space="preserve">    "number": "1000",</w:t>
       </w:r>
     </w:p>
     <w:p>
@@ -6099,16 +6246,12 @@
         <w:shd w:val="clear" w:color="auto" w:fill="F0F0F0"/>
         <w:spacing w:after="20"/>
         <w:ind w:left="240" w:right="120"/>
-        <w:rPr>
-          <w:lang w:val="en-US"/>
-        </w:rPr>
-      </w:pPr>
-      <w:r>
-        <w:rPr>
-          <w:rFonts w:ascii="Courier New" w:eastAsia="Courier New" w:hAnsi="Courier New" w:cs="Courier New"/>
-          <w:sz w:val="17"/>
-          <w:szCs w:val="17"/>
-          <w:lang w:val="en-US"/>
+      </w:pPr>
+      <w:r>
+        <w:rPr>
+          <w:rFonts w:ascii="Courier New" w:eastAsia="Courier New" w:hAnsi="Courier New" w:cs="Courier New"/>
+          <w:sz w:val="17"/>
+          <w:szCs w:val="17"/>
         </w:rPr>
         <w:t xml:space="preserve">    "city": "Sao Paulo",</w:t>
       </w:r>
@@ -6121,16 +6264,12 @@
         <w:shd w:val="clear" w:color="auto" w:fill="F0F0F0"/>
         <w:spacing w:after="20"/>
         <w:ind w:left="240" w:right="120"/>
-        <w:rPr>
-          <w:lang w:val="en-US"/>
-        </w:rPr>
-      </w:pPr>
-      <w:r>
-        <w:rPr>
-          <w:rFonts w:ascii="Courier New" w:eastAsia="Courier New" w:hAnsi="Courier New" w:cs="Courier New"/>
-          <w:sz w:val="17"/>
-          <w:szCs w:val="17"/>
-          <w:lang w:val="en-US"/>
+      </w:pPr>
+      <w:r>
+        <w:rPr>
+          <w:rFonts w:ascii="Courier New" w:eastAsia="Courier New" w:hAnsi="Courier New" w:cs="Courier New"/>
+          <w:sz w:val="17"/>
+          <w:szCs w:val="17"/>
         </w:rPr>
         <w:t xml:space="preserve">    "zipCode": "01310-200"</w:t>
       </w:r>
@@ -6149,17 +6288,8 @@
           <w:rFonts w:ascii="Courier New" w:eastAsia="Courier New" w:hAnsi="Courier New" w:cs="Courier New"/>
           <w:sz w:val="17"/>
           <w:szCs w:val="17"/>
-          <w:lang w:val="en-US"/>
-        </w:rPr>
-        <w:t xml:space="preserve">  </w:t>
-      </w:r>
-      <w:r>
-        <w:rPr>
-          <w:rFonts w:ascii="Courier New" w:eastAsia="Courier New" w:hAnsi="Courier New" w:cs="Courier New"/>
-          <w:sz w:val="17"/>
-          <w:szCs w:val="17"/>
-        </w:rPr>
-        <w:t>}</w:t>
+        </w:rPr>
+        <w:t xml:space="preserve">  }</w:t>
       </w:r>
     </w:p>
     <w:p>
@@ -6274,26 +6404,14 @@
         <w:shd w:val="clear" w:color="auto" w:fill="F0F0F0"/>
         <w:spacing w:after="20"/>
         <w:ind w:left="240" w:right="120"/>
-        <w:rPr>
-          <w:lang w:val="en-US"/>
-        </w:rPr>
-      </w:pPr>
-      <w:r>
-        <w:rPr>
-          <w:rFonts w:ascii="Courier New" w:eastAsia="Courier New" w:hAnsi="Courier New" w:cs="Courier New"/>
-          <w:sz w:val="17"/>
-          <w:szCs w:val="17"/>
-        </w:rPr>
-        <w:t xml:space="preserve">  </w:t>
-      </w:r>
-      <w:r>
-        <w:rPr>
-          <w:rFonts w:ascii="Courier New" w:eastAsia="Courier New" w:hAnsi="Courier New" w:cs="Courier New"/>
-          <w:sz w:val="17"/>
-          <w:szCs w:val="17"/>
-          <w:lang w:val="en-US"/>
-        </w:rPr>
-        <w:t>"login": "joao456",</w:t>
+      </w:pPr>
+      <w:r>
+        <w:rPr>
+          <w:rFonts w:ascii="Courier New" w:eastAsia="Courier New" w:hAnsi="Courier New" w:cs="Courier New"/>
+          <w:sz w:val="17"/>
+          <w:szCs w:val="17"/>
+        </w:rPr>
+        <w:t xml:space="preserve">  "login": "joao456",</w:t>
       </w:r>
     </w:p>
     <w:p>
@@ -6304,16 +6422,12 @@
         <w:shd w:val="clear" w:color="auto" w:fill="F0F0F0"/>
         <w:spacing w:after="20"/>
         <w:ind w:left="240" w:right="120"/>
-        <w:rPr>
-          <w:lang w:val="en-US"/>
-        </w:rPr>
-      </w:pPr>
-      <w:r>
-        <w:rPr>
-          <w:rFonts w:ascii="Courier New" w:eastAsia="Courier New" w:hAnsi="Courier New" w:cs="Courier New"/>
-          <w:sz w:val="17"/>
-          <w:szCs w:val="17"/>
-          <w:lang w:val="en-US"/>
+      </w:pPr>
+      <w:r>
+        <w:rPr>
+          <w:rFonts w:ascii="Courier New" w:eastAsia="Courier New" w:hAnsi="Courier New" w:cs="Courier New"/>
+          <w:sz w:val="17"/>
+          <w:szCs w:val="17"/>
         </w:rPr>
         <w:t xml:space="preserve">  "userType": "Customer",</w:t>
       </w:r>
@@ -6326,27 +6440,14 @@
         <w:shd w:val="clear" w:color="auto" w:fill="F0F0F0"/>
         <w:spacing w:after="20"/>
         <w:ind w:left="240" w:right="120"/>
-        <w:rPr>
-          <w:lang w:val="en-US"/>
-        </w:rPr>
-      </w:pPr>
-      <w:r>
-        <w:rPr>
-          <w:rFonts w:ascii="Courier New" w:eastAsia="Courier New" w:hAnsi="Courier New" w:cs="Courier New"/>
-          <w:sz w:val="17"/>
-          <w:szCs w:val="17"/>
-          <w:lang w:val="en-US"/>
-        </w:rPr>
-        <w:t xml:space="preserve">  "address": { "street": "Av. </w:t>
-      </w:r>
-      <w:r>
-        <w:rPr>
-          <w:rFonts w:ascii="Courier New" w:eastAsia="Courier New" w:hAnsi="Courier New" w:cs="Courier New"/>
-          <w:sz w:val="17"/>
-          <w:szCs w:val="17"/>
-          <w:lang w:val="en-US"/>
-        </w:rPr>
-        <w:t>Paulista", "number": "1000", "city": "Sao Paulo", "zipCode": "01310-200" },</w:t>
+      </w:pPr>
+      <w:r>
+        <w:rPr>
+          <w:rFonts w:ascii="Courier New" w:eastAsia="Courier New" w:hAnsi="Courier New" w:cs="Courier New"/>
+          <w:sz w:val="17"/>
+          <w:szCs w:val="17"/>
+        </w:rPr>
+        <w:t xml:space="preserve">  "address": { "street": "Av. Paulista", "number": "1000", "city": "Sao Paulo", "zipCode": "01310-200" },</w:t>
       </w:r>
     </w:p>
     <w:p>
@@ -6357,16 +6458,12 @@
         <w:shd w:val="clear" w:color="auto" w:fill="F0F0F0"/>
         <w:spacing w:after="20"/>
         <w:ind w:left="240" w:right="120"/>
-        <w:rPr>
-          <w:lang w:val="en-US"/>
-        </w:rPr>
-      </w:pPr>
-      <w:r>
-        <w:rPr>
-          <w:rFonts w:ascii="Courier New" w:eastAsia="Courier New" w:hAnsi="Courier New" w:cs="Courier New"/>
-          <w:sz w:val="17"/>
-          <w:szCs w:val="17"/>
-          <w:lang w:val="en-US"/>
+      </w:pPr>
+      <w:r>
+        <w:rPr>
+          <w:rFonts w:ascii="Courier New" w:eastAsia="Courier New" w:hAnsi="Courier New" w:cs="Courier New"/>
+          <w:sz w:val="17"/>
+          <w:szCs w:val="17"/>
         </w:rPr>
         <w:t xml:space="preserve">  "lastModifiedAt": "2026-04-05T19:00:00"</w:t>
       </w:r>
@@ -6379,16 +6476,12 @@
         <w:shd w:val="clear" w:color="auto" w:fill="F0F0F0"/>
         <w:spacing w:after="20"/>
         <w:ind w:left="240" w:right="120"/>
-        <w:rPr>
-          <w:lang w:val="en-US"/>
-        </w:rPr>
-      </w:pPr>
-      <w:r>
-        <w:rPr>
-          <w:rFonts w:ascii="Courier New" w:eastAsia="Courier New" w:hAnsi="Courier New" w:cs="Courier New"/>
-          <w:sz w:val="17"/>
-          <w:szCs w:val="17"/>
-          <w:lang w:val="en-US"/>
+      </w:pPr>
+      <w:r>
+        <w:rPr>
+          <w:rFonts w:ascii="Courier New" w:eastAsia="Courier New" w:hAnsi="Courier New" w:cs="Courier New"/>
+          <w:sz w:val="17"/>
+          <w:szCs w:val="17"/>
         </w:rPr>
         <w:t>}</w:t>
       </w:r>
@@ -6396,17 +6489,11 @@
     <w:p>
       <w:pPr>
         <w:spacing w:after="200"/>
-        <w:rPr>
-          <w:lang w:val="en-US"/>
-        </w:rPr>
       </w:pPr>
     </w:p>
     <w:p>
       <w:pPr>
         <w:spacing w:before="240" w:after="120"/>
-        <w:rPr>
-          <w:lang w:val="en-US"/>
-        </w:rPr>
       </w:pPr>
       <w:r>
         <w:rPr>
@@ -6414,9 +6501,8 @@
           <w:bCs/>
           <w:sz w:val="22"/>
           <w:szCs w:val="22"/>
-          <w:lang w:val="en-US"/>
-        </w:rPr>
-        <w:t>Exemplo 5 — PATCH /api/v1/users/{id}/password (Trocar Senha)</w:t>
+        </w:rPr>
+        <w:t>Exemplo 5 —Trocar Senha</w:t>
       </w:r>
     </w:p>
     <w:p>
@@ -6424,14 +6510,89 @@
         <w:spacing w:after="120"/>
         <w:jc w:val="both"/>
         <w:rPr>
+          <w:i/>
+          <w:iCs/>
+        </w:rPr>
+      </w:pPr>
+      <w:r>
+        <w:rPr>
+          <w:i/>
+          <w:iCs/>
+        </w:rPr>
+        <w:t>Requisição:</w:t>
+      </w:r>
+      <w:r>
+        <w:rPr>
+          <w:i/>
+          <w:iCs/>
+        </w:rPr>
+        <w:t xml:space="preserve"> </w:t>
+      </w:r>
+    </w:p>
+    <w:p>
+      <w:pPr>
+        <w:spacing w:after="120"/>
+        <w:jc w:val="both"/>
+        <w:rPr>
+          <w:i/>
+          <w:iCs/>
           <w:lang w:val="en-US"/>
         </w:rPr>
       </w:pPr>
       <w:r>
         <w:rPr>
+          <w:i/>
+          <w:iCs/>
           <w:lang w:val="en-US"/>
         </w:rPr>
-        <w:t>Requisicao (PATCH http://localhost:8080/api/v1/users/1/password):</w:t>
+        <w:t xml:space="preserve">PATCH </w:t>
+      </w:r>
+      <w:hyperlink r:id="rId11" w:history="1">
+        <w:r>
+          <w:rPr>
+            <w:rStyle w:val="Hyperlink"/>
+            <w:i/>
+            <w:iCs/>
+            <w:lang w:val="en-US"/>
+          </w:rPr>
+          <w:t>http://localhost:8080/api/v1/users/1/password</w:t>
+        </w:r>
+      </w:hyperlink>
+    </w:p>
+    <w:p>
+      <w:pPr>
+        <w:spacing w:after="120"/>
+        <w:jc w:val="both"/>
+        <w:rPr>
+          <w:i/>
+          <w:iCs/>
+          <w:lang w:val="en-US"/>
+        </w:rPr>
+      </w:pPr>
+      <w:r>
+        <w:rPr>
+          <w:i/>
+          <w:iCs/>
+          <w:lang w:val="en-US"/>
+        </w:rPr>
+        <w:t>Authorization: Bearer {{token}}</w:t>
+      </w:r>
+    </w:p>
+    <w:p>
+      <w:pPr>
+        <w:spacing w:after="120"/>
+        <w:jc w:val="both"/>
+        <w:rPr>
+          <w:i/>
+          <w:iCs/>
+        </w:rPr>
+      </w:pPr>
+      <w:r>
+        <w:rPr>
+          <w:i/>
+          <w:iCs/>
+        </w:rPr>
+        <w:t>Body:</w:t>
       </w:r>
     </w:p>
     <w:p>
@@ -6442,16 +6603,12 @@
         <w:shd w:val="clear" w:color="auto" w:fill="F0F0F0"/>
         <w:spacing w:after="20"/>
         <w:ind w:left="240" w:right="120"/>
-        <w:rPr>
-          <w:lang w:val="en-US"/>
-        </w:rPr>
-      </w:pPr>
-      <w:r>
-        <w:rPr>
-          <w:rFonts w:ascii="Courier New" w:eastAsia="Courier New" w:hAnsi="Courier New" w:cs="Courier New"/>
-          <w:sz w:val="17"/>
-          <w:szCs w:val="17"/>
-          <w:lang w:val="en-US"/>
+      </w:pPr>
+      <w:r>
+        <w:rPr>
+          <w:rFonts w:ascii="Courier New" w:eastAsia="Courier New" w:hAnsi="Courier New" w:cs="Courier New"/>
+          <w:sz w:val="17"/>
+          <w:szCs w:val="17"/>
         </w:rPr>
         <w:t>{</w:t>
       </w:r>
@@ -6464,16 +6621,12 @@
         <w:shd w:val="clear" w:color="auto" w:fill="F0F0F0"/>
         <w:spacing w:after="20"/>
         <w:ind w:left="240" w:right="120"/>
-        <w:rPr>
-          <w:lang w:val="en-US"/>
-        </w:rPr>
-      </w:pPr>
-      <w:r>
-        <w:rPr>
-          <w:rFonts w:ascii="Courier New" w:eastAsia="Courier New" w:hAnsi="Courier New" w:cs="Courier New"/>
-          <w:sz w:val="17"/>
-          <w:szCs w:val="17"/>
-          <w:lang w:val="en-US"/>
+      </w:pPr>
+      <w:r>
+        <w:rPr>
+          <w:rFonts w:ascii="Courier New" w:eastAsia="Courier New" w:hAnsi="Courier New" w:cs="Courier New"/>
+          <w:sz w:val="17"/>
+          <w:szCs w:val="17"/>
         </w:rPr>
         <w:t xml:space="preserve">  "currentPassword": "senha123",</w:t>
       </w:r>
@@ -6492,17 +6645,8 @@
           <w:rFonts w:ascii="Courier New" w:eastAsia="Courier New" w:hAnsi="Courier New" w:cs="Courier New"/>
           <w:sz w:val="17"/>
           <w:szCs w:val="17"/>
-          <w:lang w:val="en-US"/>
-        </w:rPr>
-        <w:t xml:space="preserve">  </w:t>
-      </w:r>
-      <w:r>
-        <w:rPr>
-          <w:rFonts w:ascii="Courier New" w:eastAsia="Courier New" w:hAnsi="Courier New" w:cs="Courier New"/>
-          <w:sz w:val="17"/>
-          <w:szCs w:val="17"/>
-        </w:rPr>
-        <w:t>"newPassword": "novaSenha456"</w:t>
+        </w:rPr>
+        <w:t xml:space="preserve">  "newPassword": "novaSenha456"</w:t>
       </w:r>
     </w:p>
     <w:p>
@@ -6552,6 +6696,7 @@
           <w:sz w:val="17"/>
           <w:szCs w:val="17"/>
         </w:rPr>
+        <w:lastRenderedPageBreak/>
         <w:t>(sem corpo na resposta)</w:t>
       </w:r>
     </w:p>
@@ -6577,16 +6722,12 @@
         <w:shd w:val="clear" w:color="auto" w:fill="F0F0F0"/>
         <w:spacing w:after="20"/>
         <w:ind w:left="240" w:right="120"/>
-        <w:rPr>
-          <w:lang w:val="en-US"/>
-        </w:rPr>
-      </w:pPr>
-      <w:r>
-        <w:rPr>
-          <w:rFonts w:ascii="Courier New" w:eastAsia="Courier New" w:hAnsi="Courier New" w:cs="Courier New"/>
-          <w:sz w:val="17"/>
-          <w:szCs w:val="17"/>
-          <w:lang w:val="en-US"/>
+      </w:pPr>
+      <w:r>
+        <w:rPr>
+          <w:rFonts w:ascii="Courier New" w:eastAsia="Courier New" w:hAnsi="Courier New" w:cs="Courier New"/>
+          <w:sz w:val="17"/>
+          <w:szCs w:val="17"/>
         </w:rPr>
         <w:t>{</w:t>
       </w:r>
@@ -6599,16 +6740,12 @@
         <w:shd w:val="clear" w:color="auto" w:fill="F0F0F0"/>
         <w:spacing w:after="20"/>
         <w:ind w:left="240" w:right="120"/>
-        <w:rPr>
-          <w:lang w:val="en-US"/>
-        </w:rPr>
-      </w:pPr>
-      <w:r>
-        <w:rPr>
-          <w:rFonts w:ascii="Courier New" w:eastAsia="Courier New" w:hAnsi="Courier New" w:cs="Courier New"/>
-          <w:sz w:val="17"/>
-          <w:szCs w:val="17"/>
-          <w:lang w:val="en-US"/>
+      </w:pPr>
+      <w:r>
+        <w:rPr>
+          <w:rFonts w:ascii="Courier New" w:eastAsia="Courier New" w:hAnsi="Courier New" w:cs="Courier New"/>
+          <w:sz w:val="17"/>
+          <w:szCs w:val="17"/>
         </w:rPr>
         <w:t xml:space="preserve">  "type": "https://api.restaurant.com/errors/invalid-request",</w:t>
       </w:r>
@@ -6627,17 +6764,8 @@
           <w:rFonts w:ascii="Courier New" w:eastAsia="Courier New" w:hAnsi="Courier New" w:cs="Courier New"/>
           <w:sz w:val="17"/>
           <w:szCs w:val="17"/>
-          <w:lang w:val="en-US"/>
-        </w:rPr>
-        <w:t xml:space="preserve">  </w:t>
-      </w:r>
-      <w:r>
-        <w:rPr>
-          <w:rFonts w:ascii="Courier New" w:eastAsia="Courier New" w:hAnsi="Courier New" w:cs="Courier New"/>
-          <w:sz w:val="17"/>
-          <w:szCs w:val="17"/>
-        </w:rPr>
-        <w:t>"title": "Requisicao invalida",</w:t>
+        </w:rPr>
+        <w:t xml:space="preserve">  "title": "Requisicao invalida",</w:t>
       </w:r>
     </w:p>
     <w:p>
@@ -6684,26 +6812,14 @@
         <w:shd w:val="clear" w:color="auto" w:fill="F0F0F0"/>
         <w:spacing w:after="20"/>
         <w:ind w:left="240" w:right="120"/>
-        <w:rPr>
-          <w:lang w:val="en-US"/>
-        </w:rPr>
-      </w:pPr>
-      <w:r>
-        <w:rPr>
-          <w:rFonts w:ascii="Courier New" w:eastAsia="Courier New" w:hAnsi="Courier New" w:cs="Courier New"/>
-          <w:sz w:val="17"/>
-          <w:szCs w:val="17"/>
-        </w:rPr>
-        <w:t xml:space="preserve">  </w:t>
-      </w:r>
-      <w:r>
-        <w:rPr>
-          <w:rFonts w:ascii="Courier New" w:eastAsia="Courier New" w:hAnsi="Courier New" w:cs="Courier New"/>
-          <w:sz w:val="17"/>
-          <w:szCs w:val="17"/>
-          <w:lang w:val="en-US"/>
-        </w:rPr>
-        <w:t>"instance": "/api/v1/users/1/password"</w:t>
+      </w:pPr>
+      <w:r>
+        <w:rPr>
+          <w:rFonts w:ascii="Courier New" w:eastAsia="Courier New" w:hAnsi="Courier New" w:cs="Courier New"/>
+          <w:sz w:val="17"/>
+          <w:szCs w:val="17"/>
+        </w:rPr>
+        <w:t xml:space="preserve">  "instance": "/api/v1/users/1/password"</w:t>
       </w:r>
     </w:p>
     <w:p>
@@ -6746,16 +6862,12 @@
         <w:shd w:val="clear" w:color="auto" w:fill="F0F0F0"/>
         <w:spacing w:after="20"/>
         <w:ind w:left="240" w:right="120"/>
-        <w:rPr>
-          <w:lang w:val="en-US"/>
-        </w:rPr>
-      </w:pPr>
-      <w:r>
-        <w:rPr>
-          <w:rFonts w:ascii="Courier New" w:eastAsia="Courier New" w:hAnsi="Courier New" w:cs="Courier New"/>
-          <w:sz w:val="17"/>
-          <w:szCs w:val="17"/>
-          <w:lang w:val="en-US"/>
+      </w:pPr>
+      <w:r>
+        <w:rPr>
+          <w:rFonts w:ascii="Courier New" w:eastAsia="Courier New" w:hAnsi="Courier New" w:cs="Courier New"/>
+          <w:sz w:val="17"/>
+          <w:szCs w:val="17"/>
         </w:rPr>
         <w:t>{</w:t>
       </w:r>
@@ -6768,16 +6880,12 @@
         <w:shd w:val="clear" w:color="auto" w:fill="F0F0F0"/>
         <w:spacing w:after="20"/>
         <w:ind w:left="240" w:right="120"/>
-        <w:rPr>
-          <w:lang w:val="en-US"/>
-        </w:rPr>
-      </w:pPr>
-      <w:r>
-        <w:rPr>
-          <w:rFonts w:ascii="Courier New" w:eastAsia="Courier New" w:hAnsi="Courier New" w:cs="Courier New"/>
-          <w:sz w:val="17"/>
-          <w:szCs w:val="17"/>
-          <w:lang w:val="en-US"/>
+      </w:pPr>
+      <w:r>
+        <w:rPr>
+          <w:rFonts w:ascii="Courier New" w:eastAsia="Courier New" w:hAnsi="Courier New" w:cs="Courier New"/>
+          <w:sz w:val="17"/>
+          <w:szCs w:val="17"/>
         </w:rPr>
         <w:t xml:space="preserve">  "type": "https://api.restaurant.com/errors/not-found",</w:t>
       </w:r>
@@ -6796,17 +6904,8 @@
           <w:rFonts w:ascii="Courier New" w:eastAsia="Courier New" w:hAnsi="Courier New" w:cs="Courier New"/>
           <w:sz w:val="17"/>
           <w:szCs w:val="17"/>
-          <w:lang w:val="en-US"/>
-        </w:rPr>
-        <w:t xml:space="preserve">  </w:t>
-      </w:r>
-      <w:r>
-        <w:rPr>
-          <w:rFonts w:ascii="Courier New" w:eastAsia="Courier New" w:hAnsi="Courier New" w:cs="Courier New"/>
-          <w:sz w:val="17"/>
-          <w:szCs w:val="17"/>
-        </w:rPr>
-        <w:t>"title": "Recurso nao encontrado",</w:t>
+        </w:rPr>
+        <w:t xml:space="preserve">  "title": "Recurso nao encontrado",</w:t>
       </w:r>
     </w:p>
     <w:p>
@@ -6853,26 +6952,14 @@
         <w:shd w:val="clear" w:color="auto" w:fill="F0F0F0"/>
         <w:spacing w:after="20"/>
         <w:ind w:left="240" w:right="120"/>
-        <w:rPr>
-          <w:lang w:val="en-US"/>
-        </w:rPr>
-      </w:pPr>
-      <w:r>
-        <w:rPr>
-          <w:rFonts w:ascii="Courier New" w:eastAsia="Courier New" w:hAnsi="Courier New" w:cs="Courier New"/>
-          <w:sz w:val="17"/>
-          <w:szCs w:val="17"/>
-        </w:rPr>
-        <w:t xml:space="preserve">  </w:t>
-      </w:r>
-      <w:r>
-        <w:rPr>
-          <w:rFonts w:ascii="Courier New" w:eastAsia="Courier New" w:hAnsi="Courier New" w:cs="Courier New"/>
-          <w:sz w:val="17"/>
-          <w:szCs w:val="17"/>
-          <w:lang w:val="en-US"/>
-        </w:rPr>
-        <w:t>"instance": "/api/v1/users/999/password"</w:t>
+      </w:pPr>
+      <w:r>
+        <w:rPr>
+          <w:rFonts w:ascii="Courier New" w:eastAsia="Courier New" w:hAnsi="Courier New" w:cs="Courier New"/>
+          <w:sz w:val="17"/>
+          <w:szCs w:val="17"/>
+        </w:rPr>
+        <w:t xml:space="preserve">  "instance": "/api/v1/users/999/password"</w:t>
       </w:r>
     </w:p>
     <w:p>
@@ -6909,17 +6996,88 @@
           <w:sz w:val="22"/>
           <w:szCs w:val="22"/>
         </w:rPr>
-        <w:t>Exemplo 6 — DELETE /api/v1/users/{id} (Excluir Usuario)</w:t>
+        <w:t>Exemplo 6 —Excluir Usuario</w:t>
       </w:r>
     </w:p>
     <w:p>
       <w:pPr>
         <w:spacing w:after="120"/>
         <w:jc w:val="both"/>
-      </w:pPr>
-      <w:r>
-        <w:t>Requisicao: DELETE http://localhost:8080/api/v1/users/1</w:t>
-      </w:r>
+        <w:rPr>
+          <w:i/>
+          <w:iCs/>
+        </w:rPr>
+      </w:pPr>
+      <w:r>
+        <w:rPr>
+          <w:i/>
+          <w:iCs/>
+        </w:rPr>
+        <w:t>Requisição</w:t>
+      </w:r>
+      <w:r>
+        <w:rPr>
+          <w:i/>
+          <w:iCs/>
+        </w:rPr>
+        <w:t>:</w:t>
+      </w:r>
+    </w:p>
+    <w:p>
+      <w:pPr>
+        <w:spacing w:after="120"/>
+        <w:jc w:val="both"/>
+        <w:rPr>
+          <w:i/>
+          <w:iCs/>
+        </w:rPr>
+      </w:pPr>
+      <w:r>
+        <w:rPr>
+          <w:i/>
+          <w:iCs/>
+        </w:rPr>
+        <w:t xml:space="preserve">DELETE </w:t>
+      </w:r>
+      <w:hyperlink r:id="rId12" w:history="1">
+        <w:r>
+          <w:rPr>
+            <w:rStyle w:val="Hyperlink"/>
+            <w:i/>
+            <w:iCs/>
+          </w:rPr>
+          <w:t>http://localhost:8080/api/v1/users/1</w:t>
+        </w:r>
+      </w:hyperlink>
+    </w:p>
+    <w:p>
+      <w:pPr>
+        <w:spacing w:after="120"/>
+        <w:jc w:val="both"/>
+        <w:rPr>
+          <w:i/>
+          <w:iCs/>
+          <w:lang w:val="en-US"/>
+        </w:rPr>
+      </w:pPr>
+      <w:r>
+        <w:rPr>
+          <w:i/>
+          <w:iCs/>
+          <w:lang w:val="en-US"/>
+        </w:rPr>
+        <w:t>Authorization: Bearer {{token}}</w:t>
+      </w:r>
+    </w:p>
+    <w:p>
+      <w:pPr>
+        <w:spacing w:after="120"/>
+        <w:jc w:val="both"/>
+        <w:rPr>
+          <w:i/>
+          <w:iCs/>
+        </w:rPr>
+      </w:pPr>
     </w:p>
     <w:p>
       <w:pPr>
@@ -6970,16 +7128,12 @@
         <w:shd w:val="clear" w:color="auto" w:fill="F0F0F0"/>
         <w:spacing w:after="20"/>
         <w:ind w:left="240" w:right="120"/>
-        <w:rPr>
-          <w:lang w:val="en-US"/>
-        </w:rPr>
-      </w:pPr>
-      <w:r>
-        <w:rPr>
-          <w:rFonts w:ascii="Courier New" w:eastAsia="Courier New" w:hAnsi="Courier New" w:cs="Courier New"/>
-          <w:sz w:val="17"/>
-          <w:szCs w:val="17"/>
-          <w:lang w:val="en-US"/>
+      </w:pPr>
+      <w:r>
+        <w:rPr>
+          <w:rFonts w:ascii="Courier New" w:eastAsia="Courier New" w:hAnsi="Courier New" w:cs="Courier New"/>
+          <w:sz w:val="17"/>
+          <w:szCs w:val="17"/>
         </w:rPr>
         <w:t>{</w:t>
       </w:r>
@@ -6992,16 +7146,12 @@
         <w:shd w:val="clear" w:color="auto" w:fill="F0F0F0"/>
         <w:spacing w:after="20"/>
         <w:ind w:left="240" w:right="120"/>
-        <w:rPr>
-          <w:lang w:val="en-US"/>
-        </w:rPr>
-      </w:pPr>
-      <w:r>
-        <w:rPr>
-          <w:rFonts w:ascii="Courier New" w:eastAsia="Courier New" w:hAnsi="Courier New" w:cs="Courier New"/>
-          <w:sz w:val="17"/>
-          <w:szCs w:val="17"/>
-          <w:lang w:val="en-US"/>
+      </w:pPr>
+      <w:r>
+        <w:rPr>
+          <w:rFonts w:ascii="Courier New" w:eastAsia="Courier New" w:hAnsi="Courier New" w:cs="Courier New"/>
+          <w:sz w:val="17"/>
+          <w:szCs w:val="17"/>
         </w:rPr>
         <w:t xml:space="preserve">  "type": "https://api.restaurant.com/errors/not-found",</w:t>
       </w:r>
@@ -7020,17 +7170,8 @@
           <w:rFonts w:ascii="Courier New" w:eastAsia="Courier New" w:hAnsi="Courier New" w:cs="Courier New"/>
           <w:sz w:val="17"/>
           <w:szCs w:val="17"/>
-          <w:lang w:val="en-US"/>
-        </w:rPr>
-        <w:t xml:space="preserve">  </w:t>
-      </w:r>
-      <w:r>
-        <w:rPr>
-          <w:rFonts w:ascii="Courier New" w:eastAsia="Courier New" w:hAnsi="Courier New" w:cs="Courier New"/>
-          <w:sz w:val="17"/>
-          <w:szCs w:val="17"/>
-        </w:rPr>
-        <w:t>"title": "Recurso nao encontrado",</w:t>
+        </w:rPr>
+        <w:t xml:space="preserve">  "title": "Recurso nao encontrado",</w:t>
       </w:r>
     </w:p>
     <w:p>
@@ -7066,7 +7207,6 @@
           <w:sz w:val="17"/>
           <w:szCs w:val="17"/>
         </w:rPr>
-        <w:lastRenderedPageBreak/>
         <w:t xml:space="preserve">  "detail": "Usuario com id 999 nao encontrado",</w:t>
       </w:r>
     </w:p>
@@ -7122,7 +7262,7 @@
           <w:sz w:val="22"/>
           <w:szCs w:val="22"/>
         </w:rPr>
-        <w:t>Exemplo 7 — POST /api/v1/</w:t>
+        <w:t xml:space="preserve">Exemplo 7 — </w:t>
       </w:r>
       <w:r>
         <w:rPr>
@@ -7131,25 +7271,107 @@
           <w:sz w:val="22"/>
           <w:szCs w:val="22"/>
         </w:rPr>
-        <w:t>auth</w:t>
-      </w:r>
-      <w:r>
-        <w:rPr>
-          <w:b/>
-          <w:bCs/>
-          <w:sz w:val="22"/>
-          <w:szCs w:val="22"/>
-        </w:rPr>
-        <w:t>/login (Validar Login)</w:t>
+        <w:t>Login</w:t>
       </w:r>
     </w:p>
     <w:p>
       <w:pPr>
         <w:spacing w:after="120"/>
         <w:jc w:val="both"/>
-      </w:pPr>
-      <w:r>
-        <w:t>Requisicao:</w:t>
+        <w:rPr>
+          <w:i/>
+          <w:iCs/>
+        </w:rPr>
+      </w:pPr>
+      <w:r>
+        <w:rPr>
+          <w:i/>
+          <w:iCs/>
+        </w:rPr>
+        <w:t>Requisição</w:t>
+      </w:r>
+      <w:r>
+        <w:rPr>
+          <w:i/>
+          <w:iCs/>
+        </w:rPr>
+        <w:t>:</w:t>
+      </w:r>
+    </w:p>
+    <w:p>
+      <w:pPr>
+        <w:spacing w:after="120"/>
+        <w:jc w:val="both"/>
+        <w:rPr>
+          <w:i/>
+          <w:iCs/>
+          <w:lang w:val="en-US"/>
+        </w:rPr>
+      </w:pPr>
+      <w:r>
+        <w:rPr>
+          <w:i/>
+          <w:iCs/>
+          <w:lang w:val="en-US"/>
+        </w:rPr>
+        <w:t xml:space="preserve">POST </w:t>
+      </w:r>
+      <w:hyperlink r:id="rId13" w:history="1">
+        <w:r>
+          <w:rPr>
+            <w:rStyle w:val="Hyperlink"/>
+            <w:i/>
+            <w:iCs/>
+            <w:lang w:val="en-US"/>
+          </w:rPr>
+          <w:t>http://localhost:8080/api/v1/</w:t>
+        </w:r>
+        <w:r>
+          <w:rPr>
+            <w:rStyle w:val="Hyperlink"/>
+            <w:i/>
+            <w:iCs/>
+            <w:lang w:val="en-US"/>
+          </w:rPr>
+          <w:t>auth</w:t>
+        </w:r>
+        <w:r>
+          <w:rPr>
+            <w:rStyle w:val="Hyperlink"/>
+            <w:i/>
+            <w:iCs/>
+            <w:lang w:val="en-US"/>
+          </w:rPr>
+          <w:t>/</w:t>
+        </w:r>
+        <w:r>
+          <w:rPr>
+            <w:rStyle w:val="Hyperlink"/>
+            <w:i/>
+            <w:iCs/>
+            <w:lang w:val="en-US"/>
+          </w:rPr>
+          <w:t>login</w:t>
+        </w:r>
+      </w:hyperlink>
+    </w:p>
+    <w:p>
+      <w:pPr>
+        <w:spacing w:after="120"/>
+        <w:jc w:val="both"/>
+        <w:rPr>
+          <w:i/>
+          <w:iCs/>
+          <w:lang w:val="en-US"/>
+        </w:rPr>
+      </w:pPr>
+      <w:r>
+        <w:rPr>
+          <w:i/>
+          <w:iCs/>
+          <w:lang w:val="en-US"/>
+        </w:rPr>
+        <w:t>Body:</w:t>
       </w:r>
     </w:p>
     <w:p>
@@ -7247,15 +7469,16 @@
         <w:spacing w:after="20"/>
         <w:ind w:left="240" w:right="120"/>
         <w:rPr>
-          <w:lang w:val="en-US"/>
-        </w:rPr>
-      </w:pPr>
-      <w:r>
-        <w:rPr>
-          <w:rFonts w:ascii="Courier New" w:eastAsia="Courier New" w:hAnsi="Courier New" w:cs="Courier New"/>
-          <w:sz w:val="17"/>
-          <w:szCs w:val="17"/>
-          <w:lang w:val="en-US"/>
+          <w:rFonts w:ascii="Courier New" w:eastAsia="Courier New" w:hAnsi="Courier New" w:cs="Courier New"/>
+          <w:sz w:val="17"/>
+          <w:szCs w:val="17"/>
+        </w:rPr>
+      </w:pPr>
+      <w:r>
+        <w:rPr>
+          <w:rFonts w:ascii="Courier New" w:eastAsia="Courier New" w:hAnsi="Courier New" w:cs="Courier New"/>
+          <w:sz w:val="17"/>
+          <w:szCs w:val="17"/>
         </w:rPr>
         <w:t>{</w:t>
       </w:r>
@@ -7268,18 +7491,38 @@
         <w:shd w:val="clear" w:color="auto" w:fill="F0F0F0"/>
         <w:spacing w:after="20"/>
         <w:ind w:left="240" w:right="120"/>
-        <w:rPr>
-          <w:lang w:val="en-US"/>
-        </w:rPr>
-      </w:pPr>
-      <w:r>
-        <w:rPr>
-          <w:rFonts w:ascii="Courier New" w:eastAsia="Courier New" w:hAnsi="Courier New" w:cs="Courier New"/>
-          <w:sz w:val="17"/>
-          <w:szCs w:val="17"/>
-          <w:lang w:val="en-US"/>
-        </w:rPr>
-        <w:t xml:space="preserve">  "id": 1,</w:t>
+      </w:pPr>
+      <w:r>
+        <w:rPr>
+          <w:rFonts w:ascii="Courier New" w:eastAsia="Courier New" w:hAnsi="Courier New" w:cs="Courier New"/>
+          <w:sz w:val="17"/>
+          <w:szCs w:val="17"/>
+        </w:rPr>
+        <w:t xml:space="preserve">  </w:t>
+      </w:r>
+      <w:r>
+        <w:rPr>
+          <w:rFonts w:ascii="Courier New" w:eastAsia="Courier New" w:hAnsi="Courier New" w:cs="Courier New"/>
+          <w:sz w:val="17"/>
+          <w:szCs w:val="17"/>
+        </w:rPr>
+        <w:t>"</w:t>
+      </w:r>
+      <w:r>
+        <w:rPr>
+          <w:rFonts w:ascii="Courier New" w:eastAsia="Courier New" w:hAnsi="Courier New" w:cs="Courier New"/>
+          <w:sz w:val="17"/>
+          <w:szCs w:val="17"/>
+        </w:rPr>
+        <w:t>token</w:t>
+      </w:r>
+      <w:r>
+        <w:rPr>
+          <w:rFonts w:ascii="Courier New" w:eastAsia="Courier New" w:hAnsi="Courier New" w:cs="Courier New"/>
+          <w:sz w:val="17"/>
+          <w:szCs w:val="17"/>
+        </w:rPr>
+        <w:t>": "jwt_token_aqui"</w:t>
       </w:r>
     </w:p>
     <w:p>
@@ -7290,18 +7533,28 @@
         <w:shd w:val="clear" w:color="auto" w:fill="F0F0F0"/>
         <w:spacing w:after="20"/>
         <w:ind w:left="240" w:right="120"/>
-        <w:rPr>
-          <w:lang w:val="en-US"/>
-        </w:rPr>
-      </w:pPr>
-      <w:r>
-        <w:rPr>
-          <w:rFonts w:ascii="Courier New" w:eastAsia="Courier New" w:hAnsi="Courier New" w:cs="Courier New"/>
-          <w:sz w:val="17"/>
-          <w:szCs w:val="17"/>
-          <w:lang w:val="en-US"/>
-        </w:rPr>
-        <w:t xml:space="preserve">  "name": "Joao Silva",</w:t>
+      </w:pPr>
+      <w:r>
+        <w:rPr>
+          <w:rFonts w:ascii="Courier New" w:eastAsia="Courier New" w:hAnsi="Courier New" w:cs="Courier New"/>
+          <w:sz w:val="17"/>
+          <w:szCs w:val="17"/>
+        </w:rPr>
+        <w:t>}</w:t>
+      </w:r>
+    </w:p>
+    <w:p>
+      <w:pPr>
+        <w:spacing w:after="100"/>
+      </w:pPr>
+    </w:p>
+    <w:p>
+      <w:pPr>
+        <w:spacing w:after="120"/>
+        <w:jc w:val="both"/>
+      </w:pPr>
+      <w:r>
+        <w:t>Resposta de erro — Login ou senha inválidos (400 Bad Request):</w:t>
       </w:r>
     </w:p>
     <w:p>
@@ -7312,18 +7565,14 @@
         <w:shd w:val="clear" w:color="auto" w:fill="F0F0F0"/>
         <w:spacing w:after="20"/>
         <w:ind w:left="240" w:right="120"/>
-        <w:rPr>
-          <w:lang w:val="en-US"/>
-        </w:rPr>
-      </w:pPr>
-      <w:r>
-        <w:rPr>
-          <w:rFonts w:ascii="Courier New" w:eastAsia="Courier New" w:hAnsi="Courier New" w:cs="Courier New"/>
-          <w:sz w:val="17"/>
-          <w:szCs w:val="17"/>
-          <w:lang w:val="en-US"/>
-        </w:rPr>
-        <w:t xml:space="preserve">  "email": "joao@email.com",</w:t>
+      </w:pPr>
+      <w:r>
+        <w:rPr>
+          <w:rFonts w:ascii="Courier New" w:eastAsia="Courier New" w:hAnsi="Courier New" w:cs="Courier New"/>
+          <w:sz w:val="17"/>
+          <w:szCs w:val="17"/>
+        </w:rPr>
+        <w:t>{</w:t>
       </w:r>
     </w:p>
     <w:p>
@@ -7334,18 +7583,14 @@
         <w:shd w:val="clear" w:color="auto" w:fill="F0F0F0"/>
         <w:spacing w:after="20"/>
         <w:ind w:left="240" w:right="120"/>
-        <w:rPr>
-          <w:lang w:val="en-US"/>
-        </w:rPr>
-      </w:pPr>
-      <w:r>
-        <w:rPr>
-          <w:rFonts w:ascii="Courier New" w:eastAsia="Courier New" w:hAnsi="Courier New" w:cs="Courier New"/>
-          <w:sz w:val="17"/>
-          <w:szCs w:val="17"/>
-          <w:lang w:val="en-US"/>
-        </w:rPr>
-        <w:t xml:space="preserve">  "login": "joao123",</w:t>
+      </w:pPr>
+      <w:r>
+        <w:rPr>
+          <w:rFonts w:ascii="Courier New" w:eastAsia="Courier New" w:hAnsi="Courier New" w:cs="Courier New"/>
+          <w:sz w:val="17"/>
+          <w:szCs w:val="17"/>
+        </w:rPr>
+        <w:t xml:space="preserve">  "type": "https://api.restaurant.com/errors/invalid-request",</w:t>
       </w:r>
     </w:p>
     <w:p>
@@ -7356,18 +7601,15 @@
         <w:shd w:val="clear" w:color="auto" w:fill="F0F0F0"/>
         <w:spacing w:after="20"/>
         <w:ind w:left="240" w:right="120"/>
-        <w:rPr>
-          <w:lang w:val="en-US"/>
-        </w:rPr>
-      </w:pPr>
-      <w:r>
-        <w:rPr>
-          <w:rFonts w:ascii="Courier New" w:eastAsia="Courier New" w:hAnsi="Courier New" w:cs="Courier New"/>
-          <w:sz w:val="17"/>
-          <w:szCs w:val="17"/>
-          <w:lang w:val="en-US"/>
-        </w:rPr>
-        <w:t xml:space="preserve">  "userType": "Customer",</w:t>
+      </w:pPr>
+      <w:r>
+        <w:rPr>
+          <w:rFonts w:ascii="Courier New" w:eastAsia="Courier New" w:hAnsi="Courier New" w:cs="Courier New"/>
+          <w:sz w:val="17"/>
+          <w:szCs w:val="17"/>
+        </w:rPr>
+        <w:lastRenderedPageBreak/>
+        <w:t xml:space="preserve">  "title": "Requisicao invalida",</w:t>
       </w:r>
     </w:p>
     <w:p>
@@ -7378,18 +7620,14 @@
         <w:shd w:val="clear" w:color="auto" w:fill="F0F0F0"/>
         <w:spacing w:after="20"/>
         <w:ind w:left="240" w:right="120"/>
-        <w:rPr>
-          <w:lang w:val="en-US"/>
-        </w:rPr>
-      </w:pPr>
-      <w:r>
-        <w:rPr>
-          <w:rFonts w:ascii="Courier New" w:eastAsia="Courier New" w:hAnsi="Courier New" w:cs="Courier New"/>
-          <w:sz w:val="17"/>
-          <w:szCs w:val="17"/>
-          <w:lang w:val="en-US"/>
-        </w:rPr>
-        <w:t xml:space="preserve">  "address": { "street": "Rua das Flores", "number": "123", "city": "Sao Paulo", "zipCode": "01310-100" },</w:t>
+      </w:pPr>
+      <w:r>
+        <w:rPr>
+          <w:rFonts w:ascii="Courier New" w:eastAsia="Courier New" w:hAnsi="Courier New" w:cs="Courier New"/>
+          <w:sz w:val="17"/>
+          <w:szCs w:val="17"/>
+        </w:rPr>
+        <w:t xml:space="preserve">  "status": 400,</w:t>
       </w:r>
     </w:p>
     <w:p>
@@ -7400,27 +7638,14 @@
         <w:shd w:val="clear" w:color="auto" w:fill="F0F0F0"/>
         <w:spacing w:after="20"/>
         <w:ind w:left="240" w:right="120"/>
-        <w:rPr>
-          <w:lang w:val="en-US"/>
-        </w:rPr>
-      </w:pPr>
-      <w:r>
-        <w:rPr>
-          <w:rFonts w:ascii="Courier New" w:eastAsia="Courier New" w:hAnsi="Courier New" w:cs="Courier New"/>
-          <w:sz w:val="17"/>
-          <w:szCs w:val="17"/>
-          <w:lang w:val="en-US"/>
-        </w:rPr>
-        <w:t xml:space="preserve">  </w:t>
-      </w:r>
-      <w:r>
-        <w:rPr>
-          <w:rFonts w:ascii="Courier New" w:eastAsia="Courier New" w:hAnsi="Courier New" w:cs="Courier New"/>
-          <w:sz w:val="17"/>
-          <w:szCs w:val="17"/>
-          <w:lang w:val="en-US"/>
-        </w:rPr>
-        <w:t>"lastModifiedAt": "2026-04-05T18:00:00"</w:t>
+      </w:pPr>
+      <w:r>
+        <w:rPr>
+          <w:rFonts w:ascii="Courier New" w:eastAsia="Courier New" w:hAnsi="Courier New" w:cs="Courier New"/>
+          <w:sz w:val="17"/>
+          <w:szCs w:val="17"/>
+        </w:rPr>
+        <w:t xml:space="preserve">  "detail": "Login ou senha invalidos",</w:t>
       </w:r>
     </w:p>
     <w:p>
@@ -7438,21 +7663,23 @@
           <w:sz w:val="17"/>
           <w:szCs w:val="17"/>
         </w:rPr>
-        <w:t>}</w:t>
-      </w:r>
-    </w:p>
-    <w:p>
-      <w:pPr>
-        <w:spacing w:after="100"/>
-      </w:pPr>
-    </w:p>
-    <w:p>
-      <w:pPr>
-        <w:spacing w:after="120"/>
-        <w:jc w:val="both"/>
-      </w:pPr>
-      <w:r>
-        <w:t>Resposta de erro — Login ou senha inválidos (400 Bad Request):</w:t>
+        <w:t xml:space="preserve">  "instance": "/api/v1/</w:t>
+      </w:r>
+      <w:r>
+        <w:rPr>
+          <w:rFonts w:ascii="Courier New" w:eastAsia="Courier New" w:hAnsi="Courier New" w:cs="Courier New"/>
+          <w:sz w:val="17"/>
+          <w:szCs w:val="17"/>
+        </w:rPr>
+        <w:t>auth</w:t>
+      </w:r>
+      <w:r>
+        <w:rPr>
+          <w:rFonts w:ascii="Courier New" w:eastAsia="Courier New" w:hAnsi="Courier New" w:cs="Courier New"/>
+          <w:sz w:val="17"/>
+          <w:szCs w:val="17"/>
+        </w:rPr>
+        <w:t>/login"</w:t>
       </w:r>
     </w:p>
     <w:p>
@@ -7463,18 +7690,225 @@
         <w:shd w:val="clear" w:color="auto" w:fill="F0F0F0"/>
         <w:spacing w:after="20"/>
         <w:ind w:left="240" w:right="120"/>
-        <w:rPr>
-          <w:lang w:val="en-US"/>
-        </w:rPr>
-      </w:pPr>
-      <w:r>
-        <w:rPr>
-          <w:rFonts w:ascii="Courier New" w:eastAsia="Courier New" w:hAnsi="Courier New" w:cs="Courier New"/>
-          <w:sz w:val="17"/>
-          <w:szCs w:val="17"/>
-          <w:lang w:val="en-US"/>
-        </w:rPr>
-        <w:t>{</w:t>
+      </w:pPr>
+      <w:r>
+        <w:rPr>
+          <w:rFonts w:ascii="Courier New" w:eastAsia="Courier New" w:hAnsi="Courier New" w:cs="Courier New"/>
+          <w:sz w:val="17"/>
+          <w:szCs w:val="17"/>
+        </w:rPr>
+        <w:t>}</w:t>
+      </w:r>
+    </w:p>
+    <w:p>
+      <w:r>
+        <w:br w:type="page"/>
+      </w:r>
+    </w:p>
+    <w:p>
+      <w:pPr>
+        <w:pBdr>
+          <w:bottom w:val="single" w:sz="6" w:space="4" w:color="CCCCCC"/>
+        </w:pBdr>
+        <w:spacing w:after="200"/>
+      </w:pPr>
+      <w:r>
+        <w:rPr>
+          <w:b/>
+          <w:bCs/>
+          <w:sz w:val="32"/>
+          <w:szCs w:val="32"/>
+        </w:rPr>
+        <w:lastRenderedPageBreak/>
+        <w:t>4. Documentacao Swagger / OpenAPI</w:t>
+      </w:r>
+    </w:p>
+    <w:p>
+      <w:pPr>
+        <w:spacing w:after="120"/>
+        <w:jc w:val="both"/>
+      </w:pPr>
+      <w:r>
+        <w:t xml:space="preserve">A documentação foi gerada automaticamente pela biblioteca </w:t>
+      </w:r>
+      <w:r>
+        <w:rPr>
+          <w:b/>
+          <w:bCs/>
+        </w:rPr>
+        <w:t>SpringDoc OpenAPI</w:t>
+      </w:r>
+      <w:r>
+        <w:t xml:space="preserve">, com enriquecimento via anotações </w:t>
+      </w:r>
+      <w:r>
+        <w:rPr>
+          <w:b/>
+          <w:bCs/>
+        </w:rPr>
+        <w:t>@Operation</w:t>
+      </w:r>
+      <w:r>
+        <w:t xml:space="preserve">, </w:t>
+      </w:r>
+      <w:r>
+        <w:rPr>
+          <w:b/>
+          <w:bCs/>
+        </w:rPr>
+        <w:t>@ApiResponses</w:t>
+      </w:r>
+      <w:r>
+        <w:t xml:space="preserve"> e </w:t>
+      </w:r>
+      <w:r>
+        <w:rPr>
+          <w:b/>
+          <w:bCs/>
+        </w:rPr>
+        <w:t>@Schema</w:t>
+      </w:r>
+      <w:r>
+        <w:t>.</w:t>
+      </w:r>
+    </w:p>
+    <w:p>
+      <w:pPr>
+        <w:spacing w:after="80"/>
+      </w:pPr>
+    </w:p>
+    <w:p>
+      <w:pPr>
+        <w:pBdr>
+          <w:left w:val="single" w:sz="16" w:space="8" w:color="3A82C4"/>
+        </w:pBdr>
+        <w:shd w:val="clear" w:color="auto" w:fill="EBF4FF"/>
+        <w:spacing w:before="80" w:after="80"/>
+        <w:ind w:left="240"/>
+      </w:pPr>
+      <w:r>
+        <w:rPr>
+          <w:color w:val="1E4A7A"/>
+          <w:sz w:val="19"/>
+          <w:szCs w:val="19"/>
+        </w:rPr>
+        <w:t>Swagger UI disponível em: http://localhost:8080/swagger-ui/index.html</w:t>
+      </w:r>
+    </w:p>
+    <w:p>
+      <w:pPr>
+        <w:spacing w:after="160"/>
+      </w:pPr>
+    </w:p>
+    <w:p>
+      <w:pPr>
+        <w:spacing w:before="240" w:after="120"/>
+      </w:pPr>
+      <w:r>
+        <w:rPr>
+          <w:b/>
+          <w:bCs/>
+          <w:sz w:val="22"/>
+          <w:szCs w:val="22"/>
+        </w:rPr>
+        <w:t>O que foi documentado</w:t>
+      </w:r>
+    </w:p>
+    <w:p>
+      <w:pPr>
+        <w:pStyle w:val="PargrafodaLista"/>
+        <w:numPr>
+          <w:ilvl w:val="0"/>
+          <w:numId w:val="2"/>
+        </w:numPr>
+        <w:spacing w:before="40" w:after="60"/>
+      </w:pPr>
+      <w:r>
+        <w:t>Todos os 7 endpoints com @Operation (summary e description)</w:t>
+      </w:r>
+    </w:p>
+    <w:p>
+      <w:pPr>
+        <w:pStyle w:val="PargrafodaLista"/>
+        <w:numPr>
+          <w:ilvl w:val="0"/>
+          <w:numId w:val="2"/>
+        </w:numPr>
+        <w:spacing w:before="40" w:after="60"/>
+      </w:pPr>
+      <w:r>
+        <w:t>Todos os status de resposta com @ApiResponses</w:t>
+      </w:r>
+    </w:p>
+    <w:p>
+      <w:pPr>
+        <w:pStyle w:val="PargrafodaLista"/>
+        <w:numPr>
+          <w:ilvl w:val="0"/>
+          <w:numId w:val="2"/>
+        </w:numPr>
+        <w:spacing w:before="40" w:after="60"/>
+      </w:pPr>
+      <w:r>
+        <w:t>Respostas de erro com schema ProblemDetail (RFC 7807) e exemplos reais</w:t>
+      </w:r>
+    </w:p>
+    <w:p>
+      <w:pPr>
+        <w:pStyle w:val="PargrafodaLista"/>
+        <w:numPr>
+          <w:ilvl w:val="0"/>
+          <w:numId w:val="2"/>
+        </w:numPr>
+        <w:spacing w:before="40" w:after="60"/>
+      </w:pPr>
+      <w:r>
+        <w:t>Campos dos DTOs com @Schema (description e example)</w:t>
+      </w:r>
+    </w:p>
+    <w:p>
+      <w:pPr>
+        <w:pStyle w:val="PargrafodaLista"/>
+        <w:numPr>
+          <w:ilvl w:val="0"/>
+          <w:numId w:val="2"/>
+        </w:numPr>
+        <w:spacing w:before="40" w:after="60"/>
+      </w:pPr>
+      <w:r>
+        <w:t>Valores permitidos para userType: CUSTOMER e RESTAURANT_OWNER</w:t>
+      </w:r>
+    </w:p>
+    <w:p>
+      <w:pPr>
+        <w:pStyle w:val="PargrafodaLista"/>
+        <w:numPr>
+          <w:ilvl w:val="0"/>
+          <w:numId w:val="2"/>
+        </w:numPr>
+        <w:spacing w:before="40" w:after="60"/>
+      </w:pPr>
+      <w:r>
+        <w:t>Agrupamento de endpoints com @Tag(name = "Usuarios")</w:t>
+      </w:r>
+    </w:p>
+    <w:p>
+      <w:pPr>
+        <w:spacing w:after="160"/>
+      </w:pPr>
+    </w:p>
+    <w:p>
+      <w:pPr>
+        <w:spacing w:before="240" w:after="120"/>
+      </w:pPr>
+      <w:r>
+        <w:rPr>
+          <w:b/>
+          <w:bCs/>
+          <w:sz w:val="22"/>
+          <w:szCs w:val="22"/>
+        </w:rPr>
+        <w:t>Configuracao SwaggerConfig.java</w:t>
       </w:r>
     </w:p>
     <w:p>
@@ -7485,18 +7919,14 @@
         <w:shd w:val="clear" w:color="auto" w:fill="F0F0F0"/>
         <w:spacing w:after="20"/>
         <w:ind w:left="240" w:right="120"/>
-        <w:rPr>
-          <w:lang w:val="en-US"/>
-        </w:rPr>
-      </w:pPr>
-      <w:r>
-        <w:rPr>
-          <w:rFonts w:ascii="Courier New" w:eastAsia="Courier New" w:hAnsi="Courier New" w:cs="Courier New"/>
-          <w:sz w:val="17"/>
-          <w:szCs w:val="17"/>
-          <w:lang w:val="en-US"/>
-        </w:rPr>
-        <w:t xml:space="preserve">  "type": "https://api.restaurant.com/errors/invalid-request",</w:t>
+      </w:pPr>
+      <w:r>
+        <w:rPr>
+          <w:rFonts w:ascii="Courier New" w:eastAsia="Courier New" w:hAnsi="Courier New" w:cs="Courier New"/>
+          <w:sz w:val="17"/>
+          <w:szCs w:val="17"/>
+        </w:rPr>
+        <w:t>@Configuration</w:t>
       </w:r>
     </w:p>
     <w:p>
@@ -7513,17 +7943,8 @@
           <w:rFonts w:ascii="Courier New" w:eastAsia="Courier New" w:hAnsi="Courier New" w:cs="Courier New"/>
           <w:sz w:val="17"/>
           <w:szCs w:val="17"/>
-          <w:lang w:val="en-US"/>
-        </w:rPr>
-        <w:t xml:space="preserve">  </w:t>
-      </w:r>
-      <w:r>
-        <w:rPr>
-          <w:rFonts w:ascii="Courier New" w:eastAsia="Courier New" w:hAnsi="Courier New" w:cs="Courier New"/>
-          <w:sz w:val="17"/>
-          <w:szCs w:val="17"/>
-        </w:rPr>
-        <w:t>"title": "Requisicao invalida",</w:t>
+        </w:rPr>
+        <w:t>public class SwaggerConfig {</w:t>
       </w:r>
     </w:p>
     <w:p>
@@ -7541,7 +7962,7 @@
           <w:sz w:val="17"/>
           <w:szCs w:val="17"/>
         </w:rPr>
-        <w:t xml:space="preserve">  "status": 400,</w:t>
+        <w:t xml:space="preserve">    @Bean</w:t>
       </w:r>
     </w:p>
     <w:p>
@@ -7559,7 +7980,7 @@
           <w:sz w:val="17"/>
           <w:szCs w:val="17"/>
         </w:rPr>
-        <w:t xml:space="preserve">  "detail": "Login ou senha invalidos",</w:t>
+        <w:t xml:space="preserve">    public OpenAPI customOpenAPI() {</w:t>
       </w:r>
     </w:p>
     <w:p>
@@ -7570,44 +7991,14 @@
         <w:shd w:val="clear" w:color="auto" w:fill="F0F0F0"/>
         <w:spacing w:after="20"/>
         <w:ind w:left="240" w:right="120"/>
-        <w:rPr>
-          <w:lang w:val="en-US"/>
-        </w:rPr>
-      </w:pPr>
-      <w:r>
-        <w:rPr>
-          <w:rFonts w:ascii="Courier New" w:eastAsia="Courier New" w:hAnsi="Courier New" w:cs="Courier New"/>
-          <w:sz w:val="17"/>
-          <w:szCs w:val="17"/>
-        </w:rPr>
-        <w:t xml:space="preserve">  </w:t>
-      </w:r>
-      <w:r>
-        <w:rPr>
-          <w:rFonts w:ascii="Courier New" w:eastAsia="Courier New" w:hAnsi="Courier New" w:cs="Courier New"/>
-          <w:sz w:val="17"/>
-          <w:szCs w:val="17"/>
-          <w:lang w:val="en-US"/>
-        </w:rPr>
-        <w:t>"instance": "/api/v1/</w:t>
-      </w:r>
-      <w:r>
-        <w:rPr>
-          <w:rFonts w:ascii="Courier New" w:eastAsia="Courier New" w:hAnsi="Courier New" w:cs="Courier New"/>
-          <w:sz w:val="17"/>
-          <w:szCs w:val="17"/>
-          <w:lang w:val="en-US"/>
-        </w:rPr>
-        <w:t>auth</w:t>
-      </w:r>
-      <w:r>
-        <w:rPr>
-          <w:rFonts w:ascii="Courier New" w:eastAsia="Courier New" w:hAnsi="Courier New" w:cs="Courier New"/>
-          <w:sz w:val="17"/>
-          <w:szCs w:val="17"/>
-          <w:lang w:val="en-US"/>
-        </w:rPr>
-        <w:t>/login"</w:t>
+      </w:pPr>
+      <w:r>
+        <w:rPr>
+          <w:rFonts w:ascii="Courier New" w:eastAsia="Courier New" w:hAnsi="Courier New" w:cs="Courier New"/>
+          <w:sz w:val="17"/>
+          <w:szCs w:val="17"/>
+        </w:rPr>
+        <w:t xml:space="preserve">        return new OpenAPI()</w:t>
       </w:r>
     </w:p>
     <w:p>
@@ -7625,222 +8016,7 @@
           <w:sz w:val="17"/>
           <w:szCs w:val="17"/>
         </w:rPr>
-        <w:t>}</w:t>
-      </w:r>
-    </w:p>
-    <w:p>
-      <w:r>
-        <w:br w:type="page"/>
-      </w:r>
-    </w:p>
-    <w:p>
-      <w:pPr>
-        <w:pBdr>
-          <w:bottom w:val="single" w:sz="6" w:space="4" w:color="CCCCCC"/>
-        </w:pBdr>
-        <w:spacing w:after="200"/>
-      </w:pPr>
-      <w:r>
-        <w:rPr>
-          <w:b/>
-          <w:bCs/>
-          <w:sz w:val="32"/>
-          <w:szCs w:val="32"/>
-        </w:rPr>
-        <w:lastRenderedPageBreak/>
-        <w:t>4. Documentacao Swagger / OpenAPI</w:t>
-      </w:r>
-    </w:p>
-    <w:p>
-      <w:pPr>
-        <w:spacing w:after="120"/>
-        <w:jc w:val="both"/>
-      </w:pPr>
-      <w:r>
-        <w:t xml:space="preserve">A documentação foi gerada automaticamente pela biblioteca </w:t>
-      </w:r>
-      <w:r>
-        <w:rPr>
-          <w:b/>
-          <w:bCs/>
-        </w:rPr>
-        <w:t>SpringDoc OpenAPI</w:t>
-      </w:r>
-      <w:r>
-        <w:t xml:space="preserve">, com enriquecimento via anotações </w:t>
-      </w:r>
-      <w:r>
-        <w:rPr>
-          <w:b/>
-          <w:bCs/>
-        </w:rPr>
-        <w:t>@Operation</w:t>
-      </w:r>
-      <w:r>
-        <w:t xml:space="preserve">, </w:t>
-      </w:r>
-      <w:r>
-        <w:rPr>
-          <w:b/>
-          <w:bCs/>
-        </w:rPr>
-        <w:t>@ApiResponses</w:t>
-      </w:r>
-      <w:r>
-        <w:t xml:space="preserve"> e </w:t>
-      </w:r>
-      <w:r>
-        <w:rPr>
-          <w:b/>
-          <w:bCs/>
-        </w:rPr>
-        <w:t>@Schema</w:t>
-      </w:r>
-      <w:r>
-        <w:t>.</w:t>
-      </w:r>
-    </w:p>
-    <w:p>
-      <w:pPr>
-        <w:spacing w:after="80"/>
-      </w:pPr>
-    </w:p>
-    <w:p>
-      <w:pPr>
-        <w:pBdr>
-          <w:left w:val="single" w:sz="16" w:space="8" w:color="3A82C4"/>
-        </w:pBdr>
-        <w:shd w:val="clear" w:color="auto" w:fill="EBF4FF"/>
-        <w:spacing w:before="80" w:after="80"/>
-        <w:ind w:left="240"/>
-      </w:pPr>
-      <w:r>
-        <w:rPr>
-          <w:color w:val="1E4A7A"/>
-          <w:sz w:val="19"/>
-          <w:szCs w:val="19"/>
-        </w:rPr>
-        <w:t>Swagger UI disponível em: http://localhost:8080/swagger-ui/index.html</w:t>
-      </w:r>
-    </w:p>
-    <w:p>
-      <w:pPr>
-        <w:spacing w:after="160"/>
-      </w:pPr>
-    </w:p>
-    <w:p>
-      <w:pPr>
-        <w:spacing w:before="240" w:after="120"/>
-      </w:pPr>
-      <w:r>
-        <w:rPr>
-          <w:b/>
-          <w:bCs/>
-          <w:sz w:val="22"/>
-          <w:szCs w:val="22"/>
-        </w:rPr>
-        <w:t>O que foi documentado</w:t>
-      </w:r>
-    </w:p>
-    <w:p>
-      <w:pPr>
-        <w:pStyle w:val="PargrafodaLista"/>
-        <w:numPr>
-          <w:ilvl w:val="0"/>
-          <w:numId w:val="2"/>
-        </w:numPr>
-        <w:spacing w:before="40" w:after="60"/>
-      </w:pPr>
-      <w:r>
-        <w:t>Todos os 7 endpoints com @Operation (summary e description)</w:t>
-      </w:r>
-    </w:p>
-    <w:p>
-      <w:pPr>
-        <w:pStyle w:val="PargrafodaLista"/>
-        <w:numPr>
-          <w:ilvl w:val="0"/>
-          <w:numId w:val="2"/>
-        </w:numPr>
-        <w:spacing w:before="40" w:after="60"/>
-      </w:pPr>
-      <w:r>
-        <w:t>Todos os status de resposta com @ApiResponses</w:t>
-      </w:r>
-    </w:p>
-    <w:p>
-      <w:pPr>
-        <w:pStyle w:val="PargrafodaLista"/>
-        <w:numPr>
-          <w:ilvl w:val="0"/>
-          <w:numId w:val="2"/>
-        </w:numPr>
-        <w:spacing w:before="40" w:after="60"/>
-      </w:pPr>
-      <w:r>
-        <w:t>Respostas de erro com schema ProblemDetail (RFC 7807) e exemplos reais</w:t>
-      </w:r>
-    </w:p>
-    <w:p>
-      <w:pPr>
-        <w:pStyle w:val="PargrafodaLista"/>
-        <w:numPr>
-          <w:ilvl w:val="0"/>
-          <w:numId w:val="2"/>
-        </w:numPr>
-        <w:spacing w:before="40" w:after="60"/>
-      </w:pPr>
-      <w:r>
-        <w:t>Campos dos DTOs com @Schema (description e example)</w:t>
-      </w:r>
-    </w:p>
-    <w:p>
-      <w:pPr>
-        <w:pStyle w:val="PargrafodaLista"/>
-        <w:numPr>
-          <w:ilvl w:val="0"/>
-          <w:numId w:val="2"/>
-        </w:numPr>
-        <w:spacing w:before="40" w:after="60"/>
-      </w:pPr>
-      <w:r>
-        <w:t>Valores permitidos para userType: CUSTOMER e RESTAURANT_OWNER</w:t>
-      </w:r>
-    </w:p>
-    <w:p>
-      <w:pPr>
-        <w:pStyle w:val="PargrafodaLista"/>
-        <w:numPr>
-          <w:ilvl w:val="0"/>
-          <w:numId w:val="2"/>
-        </w:numPr>
-        <w:spacing w:before="40" w:after="60"/>
-      </w:pPr>
-      <w:r>
-        <w:t>Agrupamento de endpoints com @Tag(name = "Usuarios")</w:t>
-      </w:r>
-    </w:p>
-    <w:p>
-      <w:pPr>
-        <w:spacing w:after="160"/>
-      </w:pPr>
-    </w:p>
-    <w:p>
-      <w:pPr>
-        <w:spacing w:before="240" w:after="120"/>
-        <w:rPr>
-          <w:lang w:val="en-US"/>
-        </w:rPr>
-      </w:pPr>
-      <w:r>
-        <w:rPr>
-          <w:b/>
-          <w:bCs/>
-          <w:sz w:val="22"/>
-          <w:szCs w:val="22"/>
-          <w:lang w:val="en-US"/>
-        </w:rPr>
-        <w:t>Configuracao SwaggerConfig.java</w:t>
+        <w:t xml:space="preserve">                .info(new Info()</w:t>
       </w:r>
     </w:p>
     <w:p>
@@ -7851,18 +8027,14 @@
         <w:shd w:val="clear" w:color="auto" w:fill="F0F0F0"/>
         <w:spacing w:after="20"/>
         <w:ind w:left="240" w:right="120"/>
-        <w:rPr>
-          <w:lang w:val="en-US"/>
-        </w:rPr>
-      </w:pPr>
-      <w:r>
-        <w:rPr>
-          <w:rFonts w:ascii="Courier New" w:eastAsia="Courier New" w:hAnsi="Courier New" w:cs="Courier New"/>
-          <w:sz w:val="17"/>
-          <w:szCs w:val="17"/>
-          <w:lang w:val="en-US"/>
-        </w:rPr>
-        <w:t>@Configuration</w:t>
+      </w:pPr>
+      <w:r>
+        <w:rPr>
+          <w:rFonts w:ascii="Courier New" w:eastAsia="Courier New" w:hAnsi="Courier New" w:cs="Courier New"/>
+          <w:sz w:val="17"/>
+          <w:szCs w:val="17"/>
+        </w:rPr>
+        <w:t xml:space="preserve">                        .title("Restaurant Users API")</w:t>
       </w:r>
     </w:p>
     <w:p>
@@ -7873,18 +8045,14 @@
         <w:shd w:val="clear" w:color="auto" w:fill="F0F0F0"/>
         <w:spacing w:after="20"/>
         <w:ind w:left="240" w:right="120"/>
-        <w:rPr>
-          <w:lang w:val="en-US"/>
-        </w:rPr>
-      </w:pPr>
-      <w:r>
-        <w:rPr>
-          <w:rFonts w:ascii="Courier New" w:eastAsia="Courier New" w:hAnsi="Courier New" w:cs="Courier New"/>
-          <w:sz w:val="17"/>
-          <w:szCs w:val="17"/>
-          <w:lang w:val="en-US"/>
-        </w:rPr>
-        <w:t>public class SwaggerConfig {</w:t>
+      </w:pPr>
+      <w:r>
+        <w:rPr>
+          <w:rFonts w:ascii="Courier New" w:eastAsia="Courier New" w:hAnsi="Courier New" w:cs="Courier New"/>
+          <w:sz w:val="17"/>
+          <w:szCs w:val="17"/>
+        </w:rPr>
+        <w:t xml:space="preserve">                        .version("v1")</w:t>
       </w:r>
     </w:p>
     <w:p>
@@ -7895,18 +8063,14 @@
         <w:shd w:val="clear" w:color="auto" w:fill="F0F0F0"/>
         <w:spacing w:after="20"/>
         <w:ind w:left="240" w:right="120"/>
-        <w:rPr>
-          <w:lang w:val="en-US"/>
-        </w:rPr>
-      </w:pPr>
-      <w:r>
-        <w:rPr>
-          <w:rFonts w:ascii="Courier New" w:eastAsia="Courier New" w:hAnsi="Courier New" w:cs="Courier New"/>
-          <w:sz w:val="17"/>
-          <w:szCs w:val="17"/>
-          <w:lang w:val="en-US"/>
-        </w:rPr>
-        <w:t xml:space="preserve">    @Bean</w:t>
+      </w:pPr>
+      <w:r>
+        <w:rPr>
+          <w:rFonts w:ascii="Courier New" w:eastAsia="Courier New" w:hAnsi="Courier New" w:cs="Courier New"/>
+          <w:sz w:val="17"/>
+          <w:szCs w:val="17"/>
+        </w:rPr>
+        <w:t xml:space="preserve">                        .description("API de gerenciamento de usuarios")</w:t>
       </w:r>
     </w:p>
     <w:p>
@@ -7917,18 +8081,14 @@
         <w:shd w:val="clear" w:color="auto" w:fill="F0F0F0"/>
         <w:spacing w:after="20"/>
         <w:ind w:left="240" w:right="120"/>
-        <w:rPr>
-          <w:lang w:val="en-US"/>
-        </w:rPr>
-      </w:pPr>
-      <w:r>
-        <w:rPr>
-          <w:rFonts w:ascii="Courier New" w:eastAsia="Courier New" w:hAnsi="Courier New" w:cs="Courier New"/>
-          <w:sz w:val="17"/>
-          <w:szCs w:val="17"/>
-          <w:lang w:val="en-US"/>
-        </w:rPr>
-        <w:t xml:space="preserve">    public OpenAPI customOpenAPI() {</w:t>
+      </w:pPr>
+      <w:r>
+        <w:rPr>
+          <w:rFonts w:ascii="Courier New" w:eastAsia="Courier New" w:hAnsi="Courier New" w:cs="Courier New"/>
+          <w:sz w:val="17"/>
+          <w:szCs w:val="17"/>
+        </w:rPr>
+        <w:t xml:space="preserve">                        .contact(new Contact()</w:t>
       </w:r>
     </w:p>
     <w:p>
@@ -7939,18 +8099,14 @@
         <w:shd w:val="clear" w:color="auto" w:fill="F0F0F0"/>
         <w:spacing w:after="20"/>
         <w:ind w:left="240" w:right="120"/>
-        <w:rPr>
-          <w:lang w:val="en-US"/>
-        </w:rPr>
-      </w:pPr>
-      <w:r>
-        <w:rPr>
-          <w:rFonts w:ascii="Courier New" w:eastAsia="Courier New" w:hAnsi="Courier New" w:cs="Courier New"/>
-          <w:sz w:val="17"/>
-          <w:szCs w:val="17"/>
-          <w:lang w:val="en-US"/>
-        </w:rPr>
-        <w:t xml:space="preserve">        return new OpenAPI()</w:t>
+      </w:pPr>
+      <w:r>
+        <w:rPr>
+          <w:rFonts w:ascii="Courier New" w:eastAsia="Courier New" w:hAnsi="Courier New" w:cs="Courier New"/>
+          <w:sz w:val="17"/>
+          <w:szCs w:val="17"/>
+        </w:rPr>
+        <w:t xml:space="preserve">                                .name("Vinicius Campos Fanti")));</w:t>
       </w:r>
     </w:p>
     <w:p>
@@ -7961,164 +8117,14 @@
         <w:shd w:val="clear" w:color="auto" w:fill="F0F0F0"/>
         <w:spacing w:after="20"/>
         <w:ind w:left="240" w:right="120"/>
-        <w:rPr>
-          <w:lang w:val="en-US"/>
-        </w:rPr>
-      </w:pPr>
-      <w:r>
-        <w:rPr>
-          <w:rFonts w:ascii="Courier New" w:eastAsia="Courier New" w:hAnsi="Courier New" w:cs="Courier New"/>
-          <w:sz w:val="17"/>
-          <w:szCs w:val="17"/>
-          <w:lang w:val="en-US"/>
-        </w:rPr>
-        <w:t xml:space="preserve">                .info(new Info()</w:t>
-      </w:r>
-    </w:p>
-    <w:p>
-      <w:pPr>
-        <w:pBdr>
-          <w:left w:val="single" w:sz="12" w:space="8" w:color="AAAAAA"/>
-        </w:pBdr>
-        <w:shd w:val="clear" w:color="auto" w:fill="F0F0F0"/>
-        <w:spacing w:after="20"/>
-        <w:ind w:left="240" w:right="120"/>
-        <w:rPr>
-          <w:lang w:val="en-US"/>
-        </w:rPr>
-      </w:pPr>
-      <w:r>
-        <w:rPr>
-          <w:rFonts w:ascii="Courier New" w:eastAsia="Courier New" w:hAnsi="Courier New" w:cs="Courier New"/>
-          <w:sz w:val="17"/>
-          <w:szCs w:val="17"/>
-          <w:lang w:val="en-US"/>
-        </w:rPr>
-        <w:t xml:space="preserve">                        .title("Restaurant Users API")</w:t>
-      </w:r>
-    </w:p>
-    <w:p>
-      <w:pPr>
-        <w:pBdr>
-          <w:left w:val="single" w:sz="12" w:space="8" w:color="AAAAAA"/>
-        </w:pBdr>
-        <w:shd w:val="clear" w:color="auto" w:fill="F0F0F0"/>
-        <w:spacing w:after="20"/>
-        <w:ind w:left="240" w:right="120"/>
-      </w:pPr>
-      <w:r>
-        <w:rPr>
-          <w:rFonts w:ascii="Courier New" w:eastAsia="Courier New" w:hAnsi="Courier New" w:cs="Courier New"/>
-          <w:sz w:val="17"/>
-          <w:szCs w:val="17"/>
-          <w:lang w:val="en-US"/>
-        </w:rPr>
-        <w:t xml:space="preserve">                        </w:t>
-      </w:r>
-      <w:r>
-        <w:rPr>
-          <w:rFonts w:ascii="Courier New" w:eastAsia="Courier New" w:hAnsi="Courier New" w:cs="Courier New"/>
-          <w:sz w:val="17"/>
-          <w:szCs w:val="17"/>
-        </w:rPr>
-        <w:t>.version("v1")</w:t>
-      </w:r>
-    </w:p>
-    <w:p>
-      <w:pPr>
-        <w:pBdr>
-          <w:left w:val="single" w:sz="12" w:space="8" w:color="AAAAAA"/>
-        </w:pBdr>
-        <w:shd w:val="clear" w:color="auto" w:fill="F0F0F0"/>
-        <w:spacing w:after="20"/>
-        <w:ind w:left="240" w:right="120"/>
-      </w:pPr>
-      <w:r>
-        <w:rPr>
-          <w:rFonts w:ascii="Courier New" w:eastAsia="Courier New" w:hAnsi="Courier New" w:cs="Courier New"/>
-          <w:sz w:val="17"/>
-          <w:szCs w:val="17"/>
-        </w:rPr>
-        <w:t xml:space="preserve">                        .description("API de gerenciamento de usuarios")</w:t>
-      </w:r>
-    </w:p>
-    <w:p>
-      <w:pPr>
-        <w:pBdr>
-          <w:left w:val="single" w:sz="12" w:space="8" w:color="AAAAAA"/>
-        </w:pBdr>
-        <w:shd w:val="clear" w:color="auto" w:fill="F0F0F0"/>
-        <w:spacing w:after="20"/>
-        <w:ind w:left="240" w:right="120"/>
-        <w:rPr>
-          <w:lang w:val="en-US"/>
-        </w:rPr>
-      </w:pPr>
-      <w:r>
-        <w:rPr>
-          <w:rFonts w:ascii="Courier New" w:eastAsia="Courier New" w:hAnsi="Courier New" w:cs="Courier New"/>
-          <w:sz w:val="17"/>
-          <w:szCs w:val="17"/>
-        </w:rPr>
-        <w:t xml:space="preserve">                        </w:t>
-      </w:r>
-      <w:r>
-        <w:rPr>
-          <w:rFonts w:ascii="Courier New" w:eastAsia="Courier New" w:hAnsi="Courier New" w:cs="Courier New"/>
-          <w:sz w:val="17"/>
-          <w:szCs w:val="17"/>
-          <w:lang w:val="en-US"/>
-        </w:rPr>
-        <w:t>.contact(new Contact()</w:t>
-      </w:r>
-    </w:p>
-    <w:p>
-      <w:pPr>
-        <w:pBdr>
-          <w:left w:val="single" w:sz="12" w:space="8" w:color="AAAAAA"/>
-        </w:pBdr>
-        <w:shd w:val="clear" w:color="auto" w:fill="F0F0F0"/>
-        <w:spacing w:after="20"/>
-        <w:ind w:left="240" w:right="120"/>
-        <w:rPr>
-          <w:lang w:val="en-US"/>
-        </w:rPr>
-      </w:pPr>
-      <w:r>
-        <w:rPr>
-          <w:rFonts w:ascii="Courier New" w:eastAsia="Courier New" w:hAnsi="Courier New" w:cs="Courier New"/>
-          <w:sz w:val="17"/>
-          <w:szCs w:val="17"/>
-          <w:lang w:val="en-US"/>
-        </w:rPr>
-        <w:t xml:space="preserve">                                .name("Vinicius Campos Fanti")));</w:t>
-      </w:r>
-    </w:p>
-    <w:p>
-      <w:pPr>
-        <w:pBdr>
-          <w:left w:val="single" w:sz="12" w:space="8" w:color="AAAAAA"/>
-        </w:pBdr>
-        <w:shd w:val="clear" w:color="auto" w:fill="F0F0F0"/>
-        <w:spacing w:after="20"/>
-        <w:ind w:left="240" w:right="120"/>
-      </w:pPr>
-      <w:r>
-        <w:rPr>
-          <w:rFonts w:ascii="Courier New" w:eastAsia="Courier New" w:hAnsi="Courier New" w:cs="Courier New"/>
-          <w:sz w:val="17"/>
-          <w:szCs w:val="17"/>
-          <w:lang w:val="en-US"/>
-        </w:rPr>
-        <w:t xml:space="preserve">    </w:t>
-      </w:r>
-      <w:r>
-        <w:rPr>
-          <w:rFonts w:ascii="Courier New" w:eastAsia="Courier New" w:hAnsi="Courier New" w:cs="Courier New"/>
-          <w:sz w:val="17"/>
-          <w:szCs w:val="17"/>
-        </w:rPr>
-        <w:t>}</w:t>
+      </w:pPr>
+      <w:r>
+        <w:rPr>
+          <w:rFonts w:ascii="Courier New" w:eastAsia="Courier New" w:hAnsi="Courier New" w:cs="Courier New"/>
+          <w:sz w:val="17"/>
+          <w:szCs w:val="17"/>
+        </w:rPr>
+        <w:t xml:space="preserve">    }</w:t>
       </w:r>
     </w:p>
     <w:p>
@@ -9701,7 +9707,84 @@
         </w:tc>
       </w:tr>
     </w:tbl>
-    <w:p>
+    <w:p/>
+    <w:p>
+      <w:pPr>
+        <w:rPr>
+          <w:b/>
+          <w:bCs/>
+        </w:rPr>
+      </w:pPr>
+      <w:r>
+        <w:rPr>
+          <w:b/>
+          <w:bCs/>
+          <w:sz w:val="22"/>
+          <w:szCs w:val="22"/>
+        </w:rPr>
+        <w:t>Uso de autenticação JWT no Postman</w:t>
+      </w:r>
+    </w:p>
+    <w:p/>
+    <w:p>
+      <w:r>
+        <w:t>Após realizar o login, o token retornado deve ser armazenado automaticamente:</w:t>
+      </w:r>
+    </w:p>
+    <w:p/>
+    <w:p>
+      <w:pPr>
+        <w:pBdr>
+          <w:left w:val="single" w:sz="12" w:space="8" w:color="AAAAAA"/>
+        </w:pBdr>
+        <w:shd w:val="clear" w:color="auto" w:fill="F0F0F0"/>
+        <w:spacing w:after="20"/>
+        <w:ind w:left="240" w:right="120"/>
+        <w:rPr>
+          <w:rFonts w:ascii="Courier New" w:eastAsia="Courier New" w:hAnsi="Courier New" w:cs="Courier New"/>
+          <w:sz w:val="17"/>
+          <w:szCs w:val="17"/>
+        </w:rPr>
+      </w:pPr>
+      <w:r>
+        <w:rPr>
+          <w:rFonts w:ascii="Courier New" w:eastAsia="Courier New" w:hAnsi="Courier New" w:cs="Courier New"/>
+          <w:sz w:val="17"/>
+          <w:szCs w:val="17"/>
+        </w:rPr>
+        <w:t>pm.environment.set("token", pm.response.json().accessToken);</w:t>
+      </w:r>
+    </w:p>
+    <w:p>
+      <w:pPr>
+        <w:rPr>
+          <w:lang w:val="en-US"/>
+        </w:rPr>
+      </w:pPr>
+    </w:p>
+    <w:p>
+      <w:r>
+        <w:t>Os endpoints protegidos utilizam:</w:t>
+      </w:r>
+    </w:p>
+    <w:p/>
+    <w:p>
+      <w:pPr>
+        <w:pBdr>
+          <w:left w:val="single" w:sz="12" w:space="8" w:color="AAAAAA"/>
+        </w:pBdr>
+        <w:shd w:val="clear" w:color="auto" w:fill="F0F0F0"/>
+        <w:spacing w:after="20"/>
+        <w:ind w:left="240" w:right="120"/>
+      </w:pPr>
+      <w:r>
+        <w:rPr>
+          <w:rFonts w:ascii="Courier New" w:eastAsia="Courier New" w:hAnsi="Courier New" w:cs="Courier New"/>
+          <w:sz w:val="17"/>
+          <w:szCs w:val="17"/>
+        </w:rPr>
+        <w:t>Authorization: Bearer {{token}}</w:t>
+      </w:r>
       <w:r>
         <w:br w:type="page"/>
       </w:r>
@@ -11834,17 +11917,11 @@
             <w:vAlign w:val="center"/>
           </w:tcPr>
           <w:p>
-            <w:pPr>
-              <w:rPr>
-                <w:lang w:val="en-US"/>
-              </w:rPr>
-            </w:pPr>
             <w:r>
               <w:rPr>
                 <w:rFonts w:ascii="Courier New" w:eastAsia="Courier New" w:hAnsi="Courier New" w:cs="Courier New"/>
                 <w:sz w:val="19"/>
                 <w:szCs w:val="19"/>
-                <w:lang w:val="en-US"/>
               </w:rPr>
               <w:t>jdbc:postgresql://postgres:5432/restaurant_users</w:t>
             </w:r>
@@ -12646,17 +12723,11 @@
             <w:vAlign w:val="center"/>
           </w:tcPr>
           <w:p>
-            <w:pPr>
-              <w:rPr>
-                <w:lang w:val="en-US"/>
-              </w:rPr>
-            </w:pPr>
             <w:r>
               <w:rPr>
                 <w:rFonts w:ascii="Courier New" w:eastAsia="Courier New" w:hAnsi="Courier New" w:cs="Courier New"/>
                 <w:sz w:val="19"/>
                 <w:szCs w:val="19"/>
-                <w:lang w:val="en-US"/>
               </w:rPr>
               <w:t>docker compose up --build -d</w:t>
             </w:r>
@@ -14319,14 +14390,7 @@
                 <w:sz w:val="19"/>
                 <w:szCs w:val="19"/>
               </w:rPr>
-              <w:t>Autêntica o usuário com as</w:t>
-            </w:r>
-            <w:r>
-              <w:rPr>
-                <w:sz w:val="19"/>
-                <w:szCs w:val="19"/>
-              </w:rPr>
-              <w:t xml:space="preserve"> credenciais corretas</w:t>
+              <w:t>Autêntica o usuário com as credenciais corretas</w:t>
             </w:r>
           </w:p>
         </w:tc>
@@ -14425,21 +14489,7 @@
                 <w:sz w:val="19"/>
                 <w:szCs w:val="19"/>
               </w:rPr>
-              <w:t>U</w:t>
-            </w:r>
-            <w:r>
-              <w:rPr>
-                <w:sz w:val="19"/>
-                <w:szCs w:val="19"/>
-              </w:rPr>
-              <w:t xml:space="preserve">suário </w:t>
-            </w:r>
-            <w:r>
-              <w:rPr>
-                <w:sz w:val="19"/>
-                <w:szCs w:val="19"/>
-              </w:rPr>
-              <w:t>invalido</w:t>
+              <w:t>Usuário invalido</w:t>
             </w:r>
           </w:p>
         </w:tc>
@@ -14984,16 +15034,12 @@
         <w:shd w:val="clear" w:color="auto" w:fill="F0F0F0"/>
         <w:spacing w:after="20"/>
         <w:ind w:left="240" w:right="120"/>
-        <w:rPr>
-          <w:lang w:val="en-US"/>
-        </w:rPr>
-      </w:pPr>
-      <w:r>
-        <w:rPr>
-          <w:rFonts w:ascii="Courier New" w:eastAsia="Courier New" w:hAnsi="Courier New" w:cs="Courier New"/>
-          <w:sz w:val="17"/>
-          <w:szCs w:val="17"/>
-          <w:lang w:val="en-US"/>
+      </w:pPr>
+      <w:r>
+        <w:rPr>
+          <w:rFonts w:ascii="Courier New" w:eastAsia="Courier New" w:hAnsi="Courier New" w:cs="Courier New"/>
+          <w:sz w:val="17"/>
+          <w:szCs w:val="17"/>
         </w:rPr>
         <w:t>&lt;dependency&gt;</w:t>
       </w:r>
@@ -15006,16 +15052,12 @@
         <w:shd w:val="clear" w:color="auto" w:fill="F0F0F0"/>
         <w:spacing w:after="20"/>
         <w:ind w:left="240" w:right="120"/>
-        <w:rPr>
-          <w:lang w:val="en-US"/>
-        </w:rPr>
-      </w:pPr>
-      <w:r>
-        <w:rPr>
-          <w:rFonts w:ascii="Courier New" w:eastAsia="Courier New" w:hAnsi="Courier New" w:cs="Courier New"/>
-          <w:sz w:val="17"/>
-          <w:szCs w:val="17"/>
-          <w:lang w:val="en-US"/>
+      </w:pPr>
+      <w:r>
+        <w:rPr>
+          <w:rFonts w:ascii="Courier New" w:eastAsia="Courier New" w:hAnsi="Courier New" w:cs="Courier New"/>
+          <w:sz w:val="17"/>
+          <w:szCs w:val="17"/>
         </w:rPr>
         <w:t xml:space="preserve">    &lt;groupId&gt;org.springframework.security&lt;/groupId&gt;</w:t>
       </w:r>
@@ -15028,16 +15070,12 @@
         <w:shd w:val="clear" w:color="auto" w:fill="F0F0F0"/>
         <w:spacing w:after="20"/>
         <w:ind w:left="240" w:right="120"/>
-        <w:rPr>
-          <w:lang w:val="en-US"/>
-        </w:rPr>
-      </w:pPr>
-      <w:r>
-        <w:rPr>
-          <w:rFonts w:ascii="Courier New" w:eastAsia="Courier New" w:hAnsi="Courier New" w:cs="Courier New"/>
-          <w:sz w:val="17"/>
-          <w:szCs w:val="17"/>
-          <w:lang w:val="en-US"/>
+      </w:pPr>
+      <w:r>
+        <w:rPr>
+          <w:rFonts w:ascii="Courier New" w:eastAsia="Courier New" w:hAnsi="Courier New" w:cs="Courier New"/>
+          <w:sz w:val="17"/>
+          <w:szCs w:val="17"/>
         </w:rPr>
         <w:t xml:space="preserve">    &lt;artifactId&gt;spring-security-crypto&lt;/artifactId&gt;</w:t>
       </w:r>
@@ -15120,16 +15158,12 @@
         <w:shd w:val="clear" w:color="auto" w:fill="F0F0F0"/>
         <w:spacing w:after="20"/>
         <w:ind w:left="240" w:right="120"/>
-        <w:rPr>
-          <w:lang w:val="en-US"/>
-        </w:rPr>
-      </w:pPr>
-      <w:r>
-        <w:rPr>
-          <w:rFonts w:ascii="Courier New" w:eastAsia="Courier New" w:hAnsi="Courier New" w:cs="Courier New"/>
-          <w:sz w:val="17"/>
-          <w:szCs w:val="17"/>
-          <w:lang w:val="en-US"/>
+      </w:pPr>
+      <w:r>
+        <w:rPr>
+          <w:rFonts w:ascii="Courier New" w:eastAsia="Courier New" w:hAnsi="Courier New" w:cs="Courier New"/>
+          <w:sz w:val="17"/>
+          <w:szCs w:val="17"/>
         </w:rPr>
         <w:t>@Configuration</w:t>
       </w:r>
@@ -15142,16 +15176,12 @@
         <w:shd w:val="clear" w:color="auto" w:fill="F0F0F0"/>
         <w:spacing w:after="20"/>
         <w:ind w:left="240" w:right="120"/>
-        <w:rPr>
-          <w:lang w:val="en-US"/>
-        </w:rPr>
-      </w:pPr>
-      <w:r>
-        <w:rPr>
-          <w:rFonts w:ascii="Courier New" w:eastAsia="Courier New" w:hAnsi="Courier New" w:cs="Courier New"/>
-          <w:sz w:val="17"/>
-          <w:szCs w:val="17"/>
-          <w:lang w:val="en-US"/>
+      </w:pPr>
+      <w:r>
+        <w:rPr>
+          <w:rFonts w:ascii="Courier New" w:eastAsia="Courier New" w:hAnsi="Courier New" w:cs="Courier New"/>
+          <w:sz w:val="17"/>
+          <w:szCs w:val="17"/>
         </w:rPr>
         <w:t>public class SecurityConfig {</w:t>
       </w:r>
@@ -15164,16 +15194,12 @@
         <w:shd w:val="clear" w:color="auto" w:fill="F0F0F0"/>
         <w:spacing w:after="20"/>
         <w:ind w:left="240" w:right="120"/>
-        <w:rPr>
-          <w:lang w:val="en-US"/>
-        </w:rPr>
-      </w:pPr>
-      <w:r>
-        <w:rPr>
-          <w:rFonts w:ascii="Courier New" w:eastAsia="Courier New" w:hAnsi="Courier New" w:cs="Courier New"/>
-          <w:sz w:val="17"/>
-          <w:szCs w:val="17"/>
-          <w:lang w:val="en-US"/>
+      </w:pPr>
+      <w:r>
+        <w:rPr>
+          <w:rFonts w:ascii="Courier New" w:eastAsia="Courier New" w:hAnsi="Courier New" w:cs="Courier New"/>
+          <w:sz w:val="17"/>
+          <w:szCs w:val="17"/>
         </w:rPr>
         <w:t xml:space="preserve">    @Bean</w:t>
       </w:r>
@@ -15186,16 +15212,12 @@
         <w:shd w:val="clear" w:color="auto" w:fill="F0F0F0"/>
         <w:spacing w:after="20"/>
         <w:ind w:left="240" w:right="120"/>
-        <w:rPr>
-          <w:lang w:val="en-US"/>
-        </w:rPr>
-      </w:pPr>
-      <w:r>
-        <w:rPr>
-          <w:rFonts w:ascii="Courier New" w:eastAsia="Courier New" w:hAnsi="Courier New" w:cs="Courier New"/>
-          <w:sz w:val="17"/>
-          <w:szCs w:val="17"/>
-          <w:lang w:val="en-US"/>
+      </w:pPr>
+      <w:r>
+        <w:rPr>
+          <w:rFonts w:ascii="Courier New" w:eastAsia="Courier New" w:hAnsi="Courier New" w:cs="Courier New"/>
+          <w:sz w:val="17"/>
+          <w:szCs w:val="17"/>
         </w:rPr>
         <w:t xml:space="preserve">    public BCryptPasswordEncoder passwordEncoder() {</w:t>
       </w:r>
@@ -15208,27 +15230,14 @@
         <w:shd w:val="clear" w:color="auto" w:fill="F0F0F0"/>
         <w:spacing w:after="20"/>
         <w:ind w:left="240" w:right="120"/>
-        <w:rPr>
-          <w:lang w:val="en-US"/>
-        </w:rPr>
-      </w:pPr>
-      <w:r>
-        <w:rPr>
-          <w:rFonts w:ascii="Courier New" w:eastAsia="Courier New" w:hAnsi="Courier New" w:cs="Courier New"/>
-          <w:sz w:val="17"/>
-          <w:szCs w:val="17"/>
-          <w:lang w:val="en-US"/>
-        </w:rPr>
-        <w:t xml:space="preserve">        </w:t>
-      </w:r>
-      <w:r>
-        <w:rPr>
-          <w:rFonts w:ascii="Courier New" w:eastAsia="Courier New" w:hAnsi="Courier New" w:cs="Courier New"/>
-          <w:sz w:val="17"/>
-          <w:szCs w:val="17"/>
-          <w:lang w:val="en-US"/>
-        </w:rPr>
-        <w:t>return new BCryptPasswordEncoder();</w:t>
+      </w:pPr>
+      <w:r>
+        <w:rPr>
+          <w:rFonts w:ascii="Courier New" w:eastAsia="Courier New" w:hAnsi="Courier New" w:cs="Courier New"/>
+          <w:sz w:val="17"/>
+          <w:szCs w:val="17"/>
+        </w:rPr>
+        <w:t xml:space="preserve">        return new BCryptPasswordEncoder();</w:t>
       </w:r>
     </w:p>
     <w:p>
@@ -15245,17 +15254,8 @@
           <w:rFonts w:ascii="Courier New" w:eastAsia="Courier New" w:hAnsi="Courier New" w:cs="Courier New"/>
           <w:sz w:val="17"/>
           <w:szCs w:val="17"/>
-          <w:lang w:val="en-US"/>
-        </w:rPr>
-        <w:t xml:space="preserve">    </w:t>
-      </w:r>
-      <w:r>
-        <w:rPr>
-          <w:rFonts w:ascii="Courier New" w:eastAsia="Courier New" w:hAnsi="Courier New" w:cs="Courier New"/>
-          <w:sz w:val="17"/>
-          <w:szCs w:val="17"/>
-        </w:rPr>
-        <w:t>}</w:t>
+        </w:rPr>
+        <w:t xml:space="preserve">    }</w:t>
       </w:r>
     </w:p>
     <w:p>
@@ -15560,17 +15560,11 @@
             <w:vAlign w:val="center"/>
           </w:tcPr>
           <w:p>
-            <w:pPr>
-              <w:rPr>
-                <w:lang w:val="en-US"/>
-              </w:rPr>
-            </w:pPr>
             <w:r>
               <w:rPr>
                 <w:rFonts w:ascii="Courier New" w:eastAsia="Courier New" w:hAnsi="Courier New" w:cs="Courier New"/>
                 <w:sz w:val="19"/>
                 <w:szCs w:val="19"/>
-                <w:lang w:val="en-US"/>
               </w:rPr>
               <w:t>PATCH /api/v1/users/{id}/password</w:t>
             </w:r>
@@ -15655,17 +15649,11 @@
             <w:vAlign w:val="center"/>
           </w:tcPr>
           <w:p>
-            <w:pPr>
-              <w:rPr>
-                <w:lang w:val="en-US"/>
-              </w:rPr>
-            </w:pPr>
             <w:r>
               <w:rPr>
                 <w:rFonts w:ascii="Courier New" w:eastAsia="Courier New" w:hAnsi="Courier New" w:cs="Courier New"/>
                 <w:sz w:val="19"/>
                 <w:szCs w:val="19"/>
-                <w:lang w:val="en-US"/>
               </w:rPr>
               <w:t>POST /api/v1/</w:t>
             </w:r>
@@ -15674,7 +15662,6 @@
                 <w:rFonts w:ascii="Courier New" w:eastAsia="Courier New" w:hAnsi="Courier New" w:cs="Courier New"/>
                 <w:sz w:val="19"/>
                 <w:szCs w:val="19"/>
-                <w:lang w:val="en-US"/>
               </w:rPr>
               <w:t>auth</w:t>
             </w:r>
@@ -15683,7 +15670,6 @@
                 <w:rFonts w:ascii="Courier New" w:eastAsia="Courier New" w:hAnsi="Courier New" w:cs="Courier New"/>
                 <w:sz w:val="19"/>
                 <w:szCs w:val="19"/>
-                <w:lang w:val="en-US"/>
               </w:rPr>
               <w:t>/login</w:t>
             </w:r>
@@ -15764,16 +15750,12 @@
         <w:shd w:val="clear" w:color="auto" w:fill="F0F0F0"/>
         <w:spacing w:after="20"/>
         <w:ind w:left="240" w:right="120"/>
-        <w:rPr>
-          <w:lang w:val="en-US"/>
-        </w:rPr>
-      </w:pPr>
-      <w:r>
-        <w:rPr>
-          <w:rFonts w:ascii="Courier New" w:eastAsia="Courier New" w:hAnsi="Courier New" w:cs="Courier New"/>
-          <w:sz w:val="17"/>
-          <w:szCs w:val="17"/>
-          <w:lang w:val="en-US"/>
+      </w:pPr>
+      <w:r>
+        <w:rPr>
+          <w:rFonts w:ascii="Courier New" w:eastAsia="Courier New" w:hAnsi="Courier New" w:cs="Courier New"/>
+          <w:sz w:val="17"/>
+          <w:szCs w:val="17"/>
         </w:rPr>
         <w:t>@Service</w:t>
       </w:r>
@@ -15786,16 +15768,12 @@
         <w:shd w:val="clear" w:color="auto" w:fill="F0F0F0"/>
         <w:spacing w:after="20"/>
         <w:ind w:left="240" w:right="120"/>
-        <w:rPr>
-          <w:lang w:val="en-US"/>
-        </w:rPr>
-      </w:pPr>
-      <w:r>
-        <w:rPr>
-          <w:rFonts w:ascii="Courier New" w:eastAsia="Courier New" w:hAnsi="Courier New" w:cs="Courier New"/>
-          <w:sz w:val="17"/>
-          <w:szCs w:val="17"/>
-          <w:lang w:val="en-US"/>
+      </w:pPr>
+      <w:r>
+        <w:rPr>
+          <w:rFonts w:ascii="Courier New" w:eastAsia="Courier New" w:hAnsi="Courier New" w:cs="Courier New"/>
+          <w:sz w:val="17"/>
+          <w:szCs w:val="17"/>
         </w:rPr>
         <w:t>@RequiredArgsConstructor</w:t>
       </w:r>
@@ -15808,16 +15786,12 @@
         <w:shd w:val="clear" w:color="auto" w:fill="F0F0F0"/>
         <w:spacing w:after="20"/>
         <w:ind w:left="240" w:right="120"/>
-        <w:rPr>
-          <w:lang w:val="en-US"/>
-        </w:rPr>
-      </w:pPr>
-      <w:r>
-        <w:rPr>
-          <w:rFonts w:ascii="Courier New" w:eastAsia="Courier New" w:hAnsi="Courier New" w:cs="Courier New"/>
-          <w:sz w:val="17"/>
-          <w:szCs w:val="17"/>
-          <w:lang w:val="en-US"/>
+      </w:pPr>
+      <w:r>
+        <w:rPr>
+          <w:rFonts w:ascii="Courier New" w:eastAsia="Courier New" w:hAnsi="Courier New" w:cs="Courier New"/>
+          <w:sz w:val="17"/>
+          <w:szCs w:val="17"/>
         </w:rPr>
         <w:t>public class UserService {</w:t>
       </w:r>
@@ -15830,9 +15804,6 @@
         <w:shd w:val="clear" w:color="auto" w:fill="F0F0F0"/>
         <w:spacing w:after="20"/>
         <w:ind w:left="240" w:right="120"/>
-        <w:rPr>
-          <w:lang w:val="en-US"/>
-        </w:rPr>
       </w:pPr>
     </w:p>
     <w:p>
@@ -15849,17 +15820,8 @@
           <w:rFonts w:ascii="Courier New" w:eastAsia="Courier New" w:hAnsi="Courier New" w:cs="Courier New"/>
           <w:sz w:val="17"/>
           <w:szCs w:val="17"/>
-          <w:lang w:val="en-US"/>
-        </w:rPr>
-        <w:t xml:space="preserve">    </w:t>
-      </w:r>
-      <w:r>
-        <w:rPr>
-          <w:rFonts w:ascii="Courier New" w:eastAsia="Courier New" w:hAnsi="Courier New" w:cs="Courier New"/>
-          <w:sz w:val="17"/>
-          <w:szCs w:val="17"/>
-        </w:rPr>
-        <w:t>private final UserRepository userRepository;</w:t>
+        </w:rPr>
+        <w:t xml:space="preserve">    private final UserRepository userRepository;</w:t>
       </w:r>
     </w:p>
     <w:p>
@@ -15916,26 +15878,14 @@
         <w:shd w:val="clear" w:color="auto" w:fill="F0F0F0"/>
         <w:spacing w:after="20"/>
         <w:ind w:left="240" w:right="120"/>
-        <w:rPr>
-          <w:lang w:val="en-US"/>
-        </w:rPr>
-      </w:pPr>
-      <w:r>
-        <w:rPr>
-          <w:rFonts w:ascii="Courier New" w:eastAsia="Courier New" w:hAnsi="Courier New" w:cs="Courier New"/>
-          <w:sz w:val="17"/>
-          <w:szCs w:val="17"/>
-        </w:rPr>
-        <w:t xml:space="preserve">    </w:t>
-      </w:r>
-      <w:r>
-        <w:rPr>
-          <w:rFonts w:ascii="Courier New" w:eastAsia="Courier New" w:hAnsi="Courier New" w:cs="Courier New"/>
-          <w:sz w:val="17"/>
-          <w:szCs w:val="17"/>
-          <w:lang w:val="en-US"/>
-        </w:rPr>
-        <w:t>public UserResponse createUser(CreateUserRequest req) {</w:t>
+      </w:pPr>
+      <w:r>
+        <w:rPr>
+          <w:rFonts w:ascii="Courier New" w:eastAsia="Courier New" w:hAnsi="Courier New" w:cs="Courier New"/>
+          <w:sz w:val="17"/>
+          <w:szCs w:val="17"/>
+        </w:rPr>
+        <w:t xml:space="preserve">    public UserResponse createUser(CreateUserRequest req) {</w:t>
       </w:r>
     </w:p>
     <w:p>
@@ -15946,16 +15896,12 @@
         <w:shd w:val="clear" w:color="auto" w:fill="F0F0F0"/>
         <w:spacing w:after="20"/>
         <w:ind w:left="240" w:right="120"/>
-        <w:rPr>
-          <w:lang w:val="en-US"/>
-        </w:rPr>
-      </w:pPr>
-      <w:r>
-        <w:rPr>
-          <w:rFonts w:ascii="Courier New" w:eastAsia="Courier New" w:hAnsi="Courier New" w:cs="Courier New"/>
-          <w:sz w:val="17"/>
-          <w:szCs w:val="17"/>
-          <w:lang w:val="en-US"/>
+      </w:pPr>
+      <w:r>
+        <w:rPr>
+          <w:rFonts w:ascii="Courier New" w:eastAsia="Courier New" w:hAnsi="Courier New" w:cs="Courier New"/>
+          <w:sz w:val="17"/>
+          <w:szCs w:val="17"/>
         </w:rPr>
         <w:t xml:space="preserve">        if (userRepository.existsByEmail(req.email()))</w:t>
       </w:r>
@@ -15968,16 +15914,12 @@
         <w:shd w:val="clear" w:color="auto" w:fill="F0F0F0"/>
         <w:spacing w:after="20"/>
         <w:ind w:left="240" w:right="120"/>
-        <w:rPr>
-          <w:lang w:val="en-US"/>
-        </w:rPr>
-      </w:pPr>
-      <w:r>
-        <w:rPr>
-          <w:rFonts w:ascii="Courier New" w:eastAsia="Courier New" w:hAnsi="Courier New" w:cs="Courier New"/>
-          <w:sz w:val="17"/>
-          <w:szCs w:val="17"/>
-          <w:lang w:val="en-US"/>
+      </w:pPr>
+      <w:r>
+        <w:rPr>
+          <w:rFonts w:ascii="Courier New" w:eastAsia="Courier New" w:hAnsi="Courier New" w:cs="Courier New"/>
+          <w:sz w:val="17"/>
+          <w:szCs w:val="17"/>
         </w:rPr>
         <w:t xml:space="preserve">            throw new EmailAlreadyExistsException("E-mail ja cadastrado");</w:t>
       </w:r>
@@ -15990,16 +15932,12 @@
         <w:shd w:val="clear" w:color="auto" w:fill="F0F0F0"/>
         <w:spacing w:after="20"/>
         <w:ind w:left="240" w:right="120"/>
-        <w:rPr>
-          <w:lang w:val="en-US"/>
-        </w:rPr>
-      </w:pPr>
-      <w:r>
-        <w:rPr>
-          <w:rFonts w:ascii="Courier New" w:eastAsia="Courier New" w:hAnsi="Courier New" w:cs="Courier New"/>
-          <w:sz w:val="17"/>
-          <w:szCs w:val="17"/>
-          <w:lang w:val="en-US"/>
+      </w:pPr>
+      <w:r>
+        <w:rPr>
+          <w:rFonts w:ascii="Courier New" w:eastAsia="Courier New" w:hAnsi="Courier New" w:cs="Courier New"/>
+          <w:sz w:val="17"/>
+          <w:szCs w:val="17"/>
         </w:rPr>
         <w:t xml:space="preserve">        User user = UserFactory.create(req);</w:t>
       </w:r>
@@ -16012,16 +15950,12 @@
         <w:shd w:val="clear" w:color="auto" w:fill="F0F0F0"/>
         <w:spacing w:after="20"/>
         <w:ind w:left="240" w:right="120"/>
-        <w:rPr>
-          <w:lang w:val="en-US"/>
-        </w:rPr>
-      </w:pPr>
-      <w:r>
-        <w:rPr>
-          <w:rFonts w:ascii="Courier New" w:eastAsia="Courier New" w:hAnsi="Courier New" w:cs="Courier New"/>
-          <w:sz w:val="17"/>
-          <w:szCs w:val="17"/>
-          <w:lang w:val="en-US"/>
+      </w:pPr>
+      <w:r>
+        <w:rPr>
+          <w:rFonts w:ascii="Courier New" w:eastAsia="Courier New" w:hAnsi="Courier New" w:cs="Courier New"/>
+          <w:sz w:val="17"/>
+          <w:szCs w:val="17"/>
         </w:rPr>
         <w:t xml:space="preserve">        user.setPassword(passwordEncoder.encode(req.password()));</w:t>
       </w:r>
@@ -16040,17 +15974,8 @@
           <w:rFonts w:ascii="Courier New" w:eastAsia="Courier New" w:hAnsi="Courier New" w:cs="Courier New"/>
           <w:sz w:val="17"/>
           <w:szCs w:val="17"/>
-          <w:lang w:val="en-US"/>
-        </w:rPr>
-        <w:t xml:space="preserve">        </w:t>
-      </w:r>
-      <w:r>
-        <w:rPr>
-          <w:rFonts w:ascii="Courier New" w:eastAsia="Courier New" w:hAnsi="Courier New" w:cs="Courier New"/>
-          <w:sz w:val="17"/>
-          <w:szCs w:val="17"/>
-        </w:rPr>
-        <w:t>return UserResponse.from(userRepository.save(user));</w:t>
+        </w:rPr>
+        <w:t xml:space="preserve">        return UserResponse.from(userRepository.save(user));</w:t>
       </w:r>
     </w:p>
     <w:p>
@@ -16107,26 +16032,14 @@
         <w:shd w:val="clear" w:color="auto" w:fill="F0F0F0"/>
         <w:spacing w:after="20"/>
         <w:ind w:left="240" w:right="120"/>
-        <w:rPr>
-          <w:lang w:val="en-US"/>
-        </w:rPr>
-      </w:pPr>
-      <w:r>
-        <w:rPr>
-          <w:rFonts w:ascii="Courier New" w:eastAsia="Courier New" w:hAnsi="Courier New" w:cs="Courier New"/>
-          <w:sz w:val="17"/>
-          <w:szCs w:val="17"/>
-        </w:rPr>
-        <w:t xml:space="preserve">    </w:t>
-      </w:r>
-      <w:r>
-        <w:rPr>
-          <w:rFonts w:ascii="Courier New" w:eastAsia="Courier New" w:hAnsi="Courier New" w:cs="Courier New"/>
-          <w:sz w:val="17"/>
-          <w:szCs w:val="17"/>
-          <w:lang w:val="en-US"/>
-        </w:rPr>
-        <w:t>public void changePassword(Long id, ChangePasswordRequest req) {</w:t>
+      </w:pPr>
+      <w:r>
+        <w:rPr>
+          <w:rFonts w:ascii="Courier New" w:eastAsia="Courier New" w:hAnsi="Courier New" w:cs="Courier New"/>
+          <w:sz w:val="17"/>
+          <w:szCs w:val="17"/>
+        </w:rPr>
+        <w:t xml:space="preserve">    public void changePassword(Long id, ChangePasswordRequest req) {</w:t>
       </w:r>
     </w:p>
     <w:p>
@@ -16137,16 +16050,12 @@
         <w:shd w:val="clear" w:color="auto" w:fill="F0F0F0"/>
         <w:spacing w:after="20"/>
         <w:ind w:left="240" w:right="120"/>
-        <w:rPr>
-          <w:lang w:val="en-US"/>
-        </w:rPr>
-      </w:pPr>
-      <w:r>
-        <w:rPr>
-          <w:rFonts w:ascii="Courier New" w:eastAsia="Courier New" w:hAnsi="Courier New" w:cs="Courier New"/>
-          <w:sz w:val="17"/>
-          <w:szCs w:val="17"/>
-          <w:lang w:val="en-US"/>
+      </w:pPr>
+      <w:r>
+        <w:rPr>
+          <w:rFonts w:ascii="Courier New" w:eastAsia="Courier New" w:hAnsi="Courier New" w:cs="Courier New"/>
+          <w:sz w:val="17"/>
+          <w:szCs w:val="17"/>
         </w:rPr>
         <w:lastRenderedPageBreak/>
         <w:t xml:space="preserve">        User user = findOrThrow(id);</w:t>
@@ -16160,16 +16069,12 @@
         <w:shd w:val="clear" w:color="auto" w:fill="F0F0F0"/>
         <w:spacing w:after="20"/>
         <w:ind w:left="240" w:right="120"/>
-        <w:rPr>
-          <w:lang w:val="en-US"/>
-        </w:rPr>
-      </w:pPr>
-      <w:r>
-        <w:rPr>
-          <w:rFonts w:ascii="Courier New" w:eastAsia="Courier New" w:hAnsi="Courier New" w:cs="Courier New"/>
-          <w:sz w:val="17"/>
-          <w:szCs w:val="17"/>
-          <w:lang w:val="en-US"/>
+      </w:pPr>
+      <w:r>
+        <w:rPr>
+          <w:rFonts w:ascii="Courier New" w:eastAsia="Courier New" w:hAnsi="Courier New" w:cs="Courier New"/>
+          <w:sz w:val="17"/>
+          <w:szCs w:val="17"/>
         </w:rPr>
         <w:t xml:space="preserve">        if (!passwordEncoder.matches(req.currentPassword(), user.getPassword()))</w:t>
       </w:r>
@@ -16182,16 +16087,12 @@
         <w:shd w:val="clear" w:color="auto" w:fill="F0F0F0"/>
         <w:spacing w:after="20"/>
         <w:ind w:left="240" w:right="120"/>
-        <w:rPr>
-          <w:lang w:val="en-US"/>
-        </w:rPr>
-      </w:pPr>
-      <w:r>
-        <w:rPr>
-          <w:rFonts w:ascii="Courier New" w:eastAsia="Courier New" w:hAnsi="Courier New" w:cs="Courier New"/>
-          <w:sz w:val="17"/>
-          <w:szCs w:val="17"/>
-          <w:lang w:val="en-US"/>
+      </w:pPr>
+      <w:r>
+        <w:rPr>
+          <w:rFonts w:ascii="Courier New" w:eastAsia="Courier New" w:hAnsi="Courier New" w:cs="Courier New"/>
+          <w:sz w:val="17"/>
+          <w:szCs w:val="17"/>
         </w:rPr>
         <w:t xml:space="preserve">            throw new InvalidPasswordException("Senha atual incorreta");</w:t>
       </w:r>
@@ -16204,16 +16105,12 @@
         <w:shd w:val="clear" w:color="auto" w:fill="F0F0F0"/>
         <w:spacing w:after="20"/>
         <w:ind w:left="240" w:right="120"/>
-        <w:rPr>
-          <w:lang w:val="en-US"/>
-        </w:rPr>
-      </w:pPr>
-      <w:r>
-        <w:rPr>
-          <w:rFonts w:ascii="Courier New" w:eastAsia="Courier New" w:hAnsi="Courier New" w:cs="Courier New"/>
-          <w:sz w:val="17"/>
-          <w:szCs w:val="17"/>
-          <w:lang w:val="en-US"/>
+      </w:pPr>
+      <w:r>
+        <w:rPr>
+          <w:rFonts w:ascii="Courier New" w:eastAsia="Courier New" w:hAnsi="Courier New" w:cs="Courier New"/>
+          <w:sz w:val="17"/>
+          <w:szCs w:val="17"/>
         </w:rPr>
         <w:t xml:space="preserve">        user.setPassword(passwordEncoder.encode(req.newPassword()));</w:t>
       </w:r>
@@ -16232,17 +16129,8 @@
           <w:rFonts w:ascii="Courier New" w:eastAsia="Courier New" w:hAnsi="Courier New" w:cs="Courier New"/>
           <w:sz w:val="17"/>
           <w:szCs w:val="17"/>
-          <w:lang w:val="en-US"/>
-        </w:rPr>
-        <w:t xml:space="preserve">        </w:t>
-      </w:r>
-      <w:r>
-        <w:rPr>
-          <w:rFonts w:ascii="Courier New" w:eastAsia="Courier New" w:hAnsi="Courier New" w:cs="Courier New"/>
-          <w:sz w:val="17"/>
-          <w:szCs w:val="17"/>
-        </w:rPr>
-        <w:t>userRepository.save(user);</w:t>
+        </w:rPr>
+        <w:t xml:space="preserve">        userRepository.save(user);</w:t>
       </w:r>
     </w:p>
     <w:p>
@@ -16318,25 +16206,17 @@
     </w:p>
     <w:p>
       <w:pPr>
-        <w:pBdr>
-          <w:left w:val="single" w:sz="12" w:space="8" w:color="AAAAAA"/>
-        </w:pBdr>
-        <w:shd w:val="clear" w:color="auto" w:fill="F0F0F0"/>
-        <w:spacing w:after="20"/>
-        <w:ind w:left="240" w:right="120"/>
-        <w:rPr>
-          <w:rFonts w:ascii="Courier New" w:eastAsia="Courier New" w:hAnsi="Courier New" w:cs="Courier New"/>
-          <w:sz w:val="17"/>
-          <w:szCs w:val="17"/>
-          <w:lang w:val="en-US"/>
-        </w:rPr>
-      </w:pPr>
-      <w:r>
-        <w:rPr>
-          <w:rFonts w:ascii="Courier New" w:eastAsia="Courier New" w:hAnsi="Courier New" w:cs="Courier New"/>
-          <w:sz w:val="17"/>
-          <w:szCs w:val="17"/>
-          <w:lang w:val="en-US"/>
+        <w:rPr>
+          <w:rFonts w:ascii="Courier New" w:eastAsia="Courier New" w:hAnsi="Courier New" w:cs="Courier New"/>
+          <w:sz w:val="17"/>
+          <w:szCs w:val="17"/>
+        </w:rPr>
+      </w:pPr>
+      <w:r>
+        <w:rPr>
+          <w:rFonts w:ascii="Courier New" w:eastAsia="Courier New" w:hAnsi="Courier New" w:cs="Courier New"/>
+          <w:sz w:val="17"/>
+          <w:szCs w:val="17"/>
         </w:rPr>
         <w:t>@Service</w:t>
       </w:r>
@@ -16345,7 +16225,6 @@
           <w:rFonts w:ascii="Courier New" w:eastAsia="Courier New" w:hAnsi="Courier New" w:cs="Courier New"/>
           <w:sz w:val="17"/>
           <w:szCs w:val="17"/>
-          <w:lang w:val="en-US"/>
         </w:rPr>
         <w:br/>
         <w:t>@RequiredArgsConstructor</w:t>
@@ -16355,7 +16234,6 @@
           <w:rFonts w:ascii="Courier New" w:eastAsia="Courier New" w:hAnsi="Courier New" w:cs="Courier New"/>
           <w:sz w:val="17"/>
           <w:szCs w:val="17"/>
-          <w:lang w:val="en-US"/>
         </w:rPr>
         <w:br/>
         <w:t>public class AuthService implements AuthUseCase {</w:t>
@@ -16365,7 +16243,6 @@
           <w:rFonts w:ascii="Courier New" w:eastAsia="Courier New" w:hAnsi="Courier New" w:cs="Courier New"/>
           <w:sz w:val="17"/>
           <w:szCs w:val="17"/>
-          <w:lang w:val="en-US"/>
         </w:rPr>
         <w:br/>
       </w:r>
@@ -16374,50 +16251,286 @@
           <w:rFonts w:ascii="Courier New" w:eastAsia="Courier New" w:hAnsi="Courier New" w:cs="Courier New"/>
           <w:sz w:val="17"/>
           <w:szCs w:val="17"/>
-          <w:lang w:val="en-US"/>
         </w:rPr>
         <w:br/>
-        <w:t xml:space="preserve">    private final UserRepository userRepository;</w:t>
-      </w:r>
-      <w:r>
-        <w:rPr>
-          <w:rFonts w:ascii="Courier New" w:eastAsia="Courier New" w:hAnsi="Courier New" w:cs="Courier New"/>
-          <w:sz w:val="17"/>
-          <w:szCs w:val="17"/>
-          <w:lang w:val="en-US"/>
+      </w:r>
+      <w:r>
+        <w:rPr>
+          <w:rFonts w:ascii="Courier New" w:eastAsia="Courier New" w:hAnsi="Courier New" w:cs="Courier New"/>
+          <w:sz w:val="17"/>
+          <w:szCs w:val="17"/>
+        </w:rPr>
+        <w:t xml:space="preserve">   </w:t>
+      </w:r>
+      <w:r>
+        <w:rPr>
+          <w:rFonts w:ascii="Courier New" w:eastAsia="Courier New" w:hAnsi="Courier New" w:cs="Courier New"/>
+          <w:sz w:val="17"/>
+          <w:szCs w:val="17"/>
+        </w:rPr>
+        <w:t>private final UserRepository userRepository;</w:t>
+      </w:r>
+      <w:r>
+        <w:rPr>
+          <w:rFonts w:ascii="Courier New" w:eastAsia="Courier New" w:hAnsi="Courier New" w:cs="Courier New"/>
+          <w:sz w:val="17"/>
+          <w:szCs w:val="17"/>
         </w:rPr>
         <w:br/>
-        <w:t xml:space="preserve">    private final PasswordEncoder passwordEncoder;</w:t>
-      </w:r>
-    </w:p>
-    <w:p>
-      <w:pPr>
-        <w:pBdr>
-          <w:left w:val="single" w:sz="12" w:space="8" w:color="AAAAAA"/>
-        </w:pBdr>
-        <w:shd w:val="clear" w:color="auto" w:fill="F0F0F0"/>
-        <w:spacing w:after="20"/>
-        <w:ind w:left="240" w:right="120"/>
-        <w:rPr>
-          <w:lang w:val="en-US"/>
-        </w:rPr>
-      </w:pPr>
-    </w:p>
-    <w:p>
-      <w:pPr>
-        <w:pBdr>
-          <w:left w:val="single" w:sz="12" w:space="8" w:color="AAAAAA"/>
-        </w:pBdr>
-        <w:shd w:val="clear" w:color="auto" w:fill="F0F0F0"/>
-        <w:spacing w:after="20"/>
-        <w:ind w:left="240" w:right="120"/>
-      </w:pPr>
-      <w:r>
-        <w:rPr>
-          <w:rFonts w:ascii="Courier New" w:eastAsia="Courier New" w:hAnsi="Courier New" w:cs="Courier New"/>
-          <w:sz w:val="17"/>
-          <w:szCs w:val="17"/>
-          <w:lang w:val="en-US"/>
+      </w:r>
+      <w:r>
+        <w:rPr>
+          <w:rFonts w:ascii="Courier New" w:eastAsia="Courier New" w:hAnsi="Courier New" w:cs="Courier New"/>
+          <w:sz w:val="17"/>
+          <w:szCs w:val="17"/>
+        </w:rPr>
+        <w:t xml:space="preserve">   </w:t>
+      </w:r>
+      <w:r>
+        <w:rPr>
+          <w:rFonts w:ascii="Courier New" w:eastAsia="Courier New" w:hAnsi="Courier New" w:cs="Courier New"/>
+          <w:sz w:val="17"/>
+          <w:szCs w:val="17"/>
+        </w:rPr>
+        <w:t>private final PasswordEncoder passwordEncoder;</w:t>
+      </w:r>
+      <w:r>
+        <w:rPr>
+          <w:rFonts w:ascii="Courier New" w:eastAsia="Courier New" w:hAnsi="Courier New" w:cs="Courier New"/>
+          <w:sz w:val="17"/>
+          <w:szCs w:val="17"/>
+        </w:rPr>
+        <w:br/>
+      </w:r>
+      <w:r>
+        <w:rPr>
+          <w:rFonts w:ascii="Courier New" w:eastAsia="Courier New" w:hAnsi="Courier New" w:cs="Courier New"/>
+          <w:sz w:val="17"/>
+          <w:szCs w:val="17"/>
+        </w:rPr>
+        <w:t xml:space="preserve">   </w:t>
+      </w:r>
+      <w:r>
+        <w:rPr>
+          <w:rFonts w:ascii="Courier New" w:eastAsia="Courier New" w:hAnsi="Courier New" w:cs="Courier New"/>
+          <w:sz w:val="17"/>
+          <w:szCs w:val="17"/>
+        </w:rPr>
+        <w:t>private final JwtService jwtService;</w:t>
+      </w:r>
+      <w:r>
+        <w:rPr>
+          <w:rFonts w:ascii="Courier New" w:eastAsia="Courier New" w:hAnsi="Courier New" w:cs="Courier New"/>
+          <w:sz w:val="17"/>
+          <w:szCs w:val="17"/>
+        </w:rPr>
+        <w:br/>
+      </w:r>
+      <w:r>
+        <w:rPr>
+          <w:rFonts w:ascii="Courier New" w:eastAsia="Courier New" w:hAnsi="Courier New" w:cs="Courier New"/>
+          <w:sz w:val="17"/>
+          <w:szCs w:val="17"/>
+        </w:rPr>
+        <w:br/>
+      </w:r>
+      <w:r>
+        <w:rPr>
+          <w:rFonts w:ascii="Courier New" w:eastAsia="Courier New" w:hAnsi="Courier New" w:cs="Courier New"/>
+          <w:sz w:val="17"/>
+          <w:szCs w:val="17"/>
+        </w:rPr>
+        <w:t xml:space="preserve">   </w:t>
+      </w:r>
+      <w:r>
+        <w:rPr>
+          <w:rFonts w:ascii="Courier New" w:eastAsia="Courier New" w:hAnsi="Courier New" w:cs="Courier New"/>
+          <w:sz w:val="17"/>
+          <w:szCs w:val="17"/>
+        </w:rPr>
+        <w:t>@Override</w:t>
+      </w:r>
+      <w:r>
+        <w:rPr>
+          <w:rFonts w:ascii="Courier New" w:eastAsia="Courier New" w:hAnsi="Courier New" w:cs="Courier New"/>
+          <w:sz w:val="17"/>
+          <w:szCs w:val="17"/>
+        </w:rPr>
+        <w:br/>
+      </w:r>
+      <w:r>
+        <w:rPr>
+          <w:rFonts w:ascii="Courier New" w:eastAsia="Courier New" w:hAnsi="Courier New" w:cs="Courier New"/>
+          <w:sz w:val="17"/>
+          <w:szCs w:val="17"/>
+        </w:rPr>
+        <w:t xml:space="preserve">   </w:t>
+      </w:r>
+      <w:r>
+        <w:rPr>
+          <w:rFonts w:ascii="Courier New" w:eastAsia="Courier New" w:hAnsi="Courier New" w:cs="Courier New"/>
+          <w:sz w:val="17"/>
+          <w:szCs w:val="17"/>
+        </w:rPr>
+        <w:t>public AuthResponse authenticate(LoginRequest request) {</w:t>
+      </w:r>
+      <w:r>
+        <w:rPr>
+          <w:rFonts w:ascii="Courier New" w:eastAsia="Courier New" w:hAnsi="Courier New" w:cs="Courier New"/>
+          <w:sz w:val="17"/>
+          <w:szCs w:val="17"/>
+        </w:rPr>
+        <w:br/>
+      </w:r>
+      <w:r>
+        <w:rPr>
+          <w:rFonts w:ascii="Courier New" w:eastAsia="Courier New" w:hAnsi="Courier New" w:cs="Courier New"/>
+          <w:sz w:val="17"/>
+          <w:szCs w:val="17"/>
+        </w:rPr>
+        <w:br/>
+      </w:r>
+      <w:r>
+        <w:rPr>
+          <w:rFonts w:ascii="Courier New" w:eastAsia="Courier New" w:hAnsi="Courier New" w:cs="Courier New"/>
+          <w:sz w:val="17"/>
+          <w:szCs w:val="17"/>
+        </w:rPr>
+        <w:t xml:space="preserve">     </w:t>
+      </w:r>
+      <w:r>
+        <w:rPr>
+          <w:rFonts w:ascii="Courier New" w:eastAsia="Courier New" w:hAnsi="Courier New" w:cs="Courier New"/>
+          <w:sz w:val="17"/>
+          <w:szCs w:val="17"/>
+        </w:rPr>
+        <w:t>User user = userRepository.findByLogin(request.login())</w:t>
+      </w:r>
+      <w:r>
+        <w:rPr>
+          <w:rFonts w:ascii="Courier New" w:eastAsia="Courier New" w:hAnsi="Courier New" w:cs="Courier New"/>
+          <w:sz w:val="17"/>
+          <w:szCs w:val="17"/>
+        </w:rPr>
+        <w:br/>
+      </w:r>
+      <w:r>
+        <w:rPr>
+          <w:rFonts w:ascii="Courier New" w:eastAsia="Courier New" w:hAnsi="Courier New" w:cs="Courier New"/>
+          <w:sz w:val="17"/>
+          <w:szCs w:val="17"/>
+        </w:rPr>
+        <w:t xml:space="preserve">       </w:t>
+      </w:r>
+      <w:r>
+        <w:rPr>
+          <w:rFonts w:ascii="Courier New" w:eastAsia="Courier New" w:hAnsi="Courier New" w:cs="Courier New"/>
+          <w:sz w:val="17"/>
+          <w:szCs w:val="17"/>
+        </w:rPr>
+        <w:t>.orElseThrow(InvalidCredentialsException::new);</w:t>
+      </w:r>
+      <w:r>
+        <w:rPr>
+          <w:rFonts w:ascii="Courier New" w:eastAsia="Courier New" w:hAnsi="Courier New" w:cs="Courier New"/>
+          <w:sz w:val="17"/>
+          <w:szCs w:val="17"/>
+        </w:rPr>
+        <w:br/>
+      </w:r>
+      <w:r>
+        <w:rPr>
+          <w:rFonts w:ascii="Courier New" w:eastAsia="Courier New" w:hAnsi="Courier New" w:cs="Courier New"/>
+          <w:sz w:val="17"/>
+          <w:szCs w:val="17"/>
+        </w:rPr>
+        <w:br/>
+      </w:r>
+      <w:r>
+        <w:rPr>
+          <w:rFonts w:ascii="Courier New" w:eastAsia="Courier New" w:hAnsi="Courier New" w:cs="Courier New"/>
+          <w:sz w:val="17"/>
+          <w:szCs w:val="17"/>
+        </w:rPr>
+        <w:t xml:space="preserve">     </w:t>
+      </w:r>
+      <w:r>
+        <w:rPr>
+          <w:rFonts w:ascii="Courier New" w:eastAsia="Courier New" w:hAnsi="Courier New" w:cs="Courier New"/>
+          <w:sz w:val="17"/>
+          <w:szCs w:val="17"/>
+        </w:rPr>
+        <w:t>if (!passwordEncoder.matches(request.password(), user.getPassword())) {</w:t>
+      </w:r>
+      <w:r>
+        <w:rPr>
+          <w:rFonts w:ascii="Courier New" w:eastAsia="Courier New" w:hAnsi="Courier New" w:cs="Courier New"/>
+          <w:sz w:val="17"/>
+          <w:szCs w:val="17"/>
+        </w:rPr>
+        <w:br/>
+      </w:r>
+      <w:r>
+        <w:rPr>
+          <w:rFonts w:ascii="Courier New" w:eastAsia="Courier New" w:hAnsi="Courier New" w:cs="Courier New"/>
+          <w:sz w:val="17"/>
+          <w:szCs w:val="17"/>
+        </w:rPr>
+        <w:t xml:space="preserve">       </w:t>
+      </w:r>
+      <w:r>
+        <w:rPr>
+          <w:rFonts w:ascii="Courier New" w:eastAsia="Courier New" w:hAnsi="Courier New" w:cs="Courier New"/>
+          <w:sz w:val="17"/>
+          <w:szCs w:val="17"/>
+        </w:rPr>
+        <w:t>throw new InvalidCredentialsException();</w:t>
+      </w:r>
+      <w:r>
+        <w:rPr>
+          <w:rFonts w:ascii="Courier New" w:eastAsia="Courier New" w:hAnsi="Courier New" w:cs="Courier New"/>
+          <w:sz w:val="17"/>
+          <w:szCs w:val="17"/>
+        </w:rPr>
+        <w:br/>
+      </w:r>
+      <w:r>
+        <w:rPr>
+          <w:rFonts w:ascii="Courier New" w:eastAsia="Courier New" w:hAnsi="Courier New" w:cs="Courier New"/>
+          <w:sz w:val="17"/>
+          <w:szCs w:val="17"/>
+        </w:rPr>
+        <w:t xml:space="preserve">     </w:t>
+      </w:r>
+      <w:r>
+        <w:rPr>
+          <w:rFonts w:ascii="Courier New" w:eastAsia="Courier New" w:hAnsi="Courier New" w:cs="Courier New"/>
+          <w:sz w:val="17"/>
+          <w:szCs w:val="17"/>
+        </w:rPr>
+        <w:t>}</w:t>
+      </w:r>
+      <w:r>
+        <w:rPr>
+          <w:rFonts w:ascii="Courier New" w:eastAsia="Courier New" w:hAnsi="Courier New" w:cs="Courier New"/>
+          <w:sz w:val="17"/>
+          <w:szCs w:val="17"/>
+        </w:rPr>
+        <w:br/>
+      </w:r>
+      <w:r>
+        <w:rPr>
+          <w:rFonts w:ascii="Courier New" w:eastAsia="Courier New" w:hAnsi="Courier New" w:cs="Courier New"/>
+          <w:sz w:val="17"/>
+          <w:szCs w:val="17"/>
+        </w:rPr>
+        <w:br/>
+      </w:r>
+      <w:r>
+        <w:rPr>
+          <w:rFonts w:ascii="Courier New" w:eastAsia="Courier New" w:hAnsi="Courier New" w:cs="Courier New"/>
+          <w:sz w:val="17"/>
+          <w:szCs w:val="17"/>
         </w:rPr>
         <w:t xml:space="preserve">    </w:t>
       </w:r>
@@ -16427,24 +16540,24 @@
           <w:sz w:val="17"/>
           <w:szCs w:val="17"/>
         </w:rPr>
-        <w:t>// Login — valida credenciais com BCrypt</w:t>
-      </w:r>
-    </w:p>
-    <w:p>
-      <w:pPr>
-        <w:pBdr>
-          <w:left w:val="single" w:sz="12" w:space="8" w:color="AAAAAA"/>
-        </w:pBdr>
-        <w:shd w:val="clear" w:color="auto" w:fill="F0F0F0"/>
-        <w:spacing w:after="20"/>
-        <w:ind w:left="240" w:right="120"/>
-        <w:rPr>
-          <w:rFonts w:ascii="Courier New" w:eastAsia="Courier New" w:hAnsi="Courier New" w:cs="Courier New"/>
-          <w:sz w:val="17"/>
-          <w:szCs w:val="17"/>
-          <w:lang w:val="en-US"/>
-        </w:rPr>
-      </w:pPr>
+        <w:t>String token = jwtService.generateToken(user);</w:t>
+      </w:r>
+      <w:r>
+        <w:rPr>
+          <w:rFonts w:ascii="Courier New" w:eastAsia="Courier New" w:hAnsi="Courier New" w:cs="Courier New"/>
+          <w:sz w:val="17"/>
+          <w:szCs w:val="17"/>
+        </w:rPr>
+        <w:br/>
+      </w:r>
+      <w:r>
+        <w:rPr>
+          <w:rFonts w:ascii="Courier New" w:eastAsia="Courier New" w:hAnsi="Courier New" w:cs="Courier New"/>
+          <w:sz w:val="17"/>
+          <w:szCs w:val="17"/>
+        </w:rPr>
+        <w:br/>
+      </w:r>
       <w:r>
         <w:rPr>
           <w:rFonts w:ascii="Courier New" w:eastAsia="Courier New" w:hAnsi="Courier New" w:cs="Courier New"/>
@@ -16458,266 +16571,25 @@
           <w:rFonts w:ascii="Courier New" w:eastAsia="Courier New" w:hAnsi="Courier New" w:cs="Courier New"/>
           <w:sz w:val="17"/>
           <w:szCs w:val="17"/>
-          <w:lang w:val="en-US"/>
-        </w:rPr>
-        <w:t>@Override</w:t>
-      </w:r>
-    </w:p>
-    <w:p>
-      <w:pPr>
-        <w:pBdr>
-          <w:left w:val="single" w:sz="12" w:space="8" w:color="AAAAAA"/>
-        </w:pBdr>
-        <w:shd w:val="clear" w:color="auto" w:fill="F0F0F0"/>
-        <w:spacing w:after="20"/>
-        <w:ind w:left="240" w:right="120"/>
-        <w:rPr>
-          <w:rFonts w:ascii="Courier New" w:eastAsia="Courier New" w:hAnsi="Courier New" w:cs="Courier New"/>
-          <w:sz w:val="17"/>
-          <w:szCs w:val="17"/>
-          <w:lang w:val="en-US"/>
-        </w:rPr>
-      </w:pPr>
-      <w:r>
-        <w:rPr>
-          <w:rFonts w:ascii="Courier New" w:eastAsia="Courier New" w:hAnsi="Courier New" w:cs="Courier New"/>
-          <w:sz w:val="17"/>
-          <w:szCs w:val="17"/>
-          <w:lang w:val="en-US"/>
-        </w:rPr>
-        <w:t xml:space="preserve">    public UserResponse authenticate(LoginRequest request) {</w:t>
-      </w:r>
-    </w:p>
-    <w:p>
-      <w:pPr>
-        <w:pBdr>
-          <w:left w:val="single" w:sz="12" w:space="8" w:color="AAAAAA"/>
-        </w:pBdr>
-        <w:shd w:val="clear" w:color="auto" w:fill="F0F0F0"/>
-        <w:spacing w:after="20"/>
-        <w:ind w:left="240" w:right="120"/>
-        <w:rPr>
-          <w:rFonts w:ascii="Courier New" w:eastAsia="Courier New" w:hAnsi="Courier New" w:cs="Courier New"/>
-          <w:sz w:val="17"/>
-          <w:szCs w:val="17"/>
-          <w:lang w:val="en-US"/>
-        </w:rPr>
-      </w:pPr>
-      <w:r>
-        <w:rPr>
-          <w:rFonts w:ascii="Courier New" w:eastAsia="Courier New" w:hAnsi="Courier New" w:cs="Courier New"/>
-          <w:sz w:val="17"/>
-          <w:szCs w:val="17"/>
-          <w:lang w:val="en-US"/>
-        </w:rPr>
-        <w:t xml:space="preserve">        User user = userRepository.findByLogin(request.login())</w:t>
-      </w:r>
-    </w:p>
-    <w:p>
-      <w:pPr>
-        <w:pBdr>
-          <w:left w:val="single" w:sz="12" w:space="8" w:color="AAAAAA"/>
-        </w:pBdr>
-        <w:shd w:val="clear" w:color="auto" w:fill="F0F0F0"/>
-        <w:spacing w:after="20"/>
-        <w:ind w:left="240" w:right="120"/>
-        <w:rPr>
-          <w:rFonts w:ascii="Courier New" w:eastAsia="Courier New" w:hAnsi="Courier New" w:cs="Courier New"/>
-          <w:sz w:val="17"/>
-          <w:szCs w:val="17"/>
-          <w:lang w:val="en-US"/>
-        </w:rPr>
-      </w:pPr>
-      <w:r>
-        <w:rPr>
-          <w:rFonts w:ascii="Courier New" w:eastAsia="Courier New" w:hAnsi="Courier New" w:cs="Courier New"/>
-          <w:sz w:val="17"/>
-          <w:szCs w:val="17"/>
-          <w:lang w:val="en-US"/>
-        </w:rPr>
-        <w:t xml:space="preserve">                .orElseThrow(InvalidCredentialsException::new);</w:t>
-      </w:r>
-    </w:p>
-    <w:p>
-      <w:pPr>
-        <w:pBdr>
-          <w:left w:val="single" w:sz="12" w:space="8" w:color="AAAAAA"/>
-        </w:pBdr>
-        <w:shd w:val="clear" w:color="auto" w:fill="F0F0F0"/>
-        <w:spacing w:after="20"/>
-        <w:ind w:left="240" w:right="120"/>
-        <w:rPr>
-          <w:rFonts w:ascii="Courier New" w:eastAsia="Courier New" w:hAnsi="Courier New" w:cs="Courier New"/>
-          <w:sz w:val="17"/>
-          <w:szCs w:val="17"/>
-          <w:lang w:val="en-US"/>
-        </w:rPr>
-      </w:pPr>
-    </w:p>
-    <w:p>
-      <w:pPr>
-        <w:pBdr>
-          <w:left w:val="single" w:sz="12" w:space="8" w:color="AAAAAA"/>
-        </w:pBdr>
-        <w:shd w:val="clear" w:color="auto" w:fill="F0F0F0"/>
-        <w:spacing w:after="20"/>
-        <w:ind w:left="240" w:right="120"/>
-        <w:rPr>
-          <w:rFonts w:ascii="Courier New" w:eastAsia="Courier New" w:hAnsi="Courier New" w:cs="Courier New"/>
-          <w:sz w:val="17"/>
-          <w:szCs w:val="17"/>
-          <w:lang w:val="en-US"/>
-        </w:rPr>
-      </w:pPr>
-      <w:r>
-        <w:rPr>
-          <w:rFonts w:ascii="Courier New" w:eastAsia="Courier New" w:hAnsi="Courier New" w:cs="Courier New"/>
-          <w:sz w:val="17"/>
-          <w:szCs w:val="17"/>
-          <w:lang w:val="en-US"/>
-        </w:rPr>
-        <w:t xml:space="preserve">        if (!passwordEncoder.matches(request.password(), user.getPassword())) {</w:t>
-      </w:r>
-    </w:p>
-    <w:p>
-      <w:pPr>
-        <w:pBdr>
-          <w:left w:val="single" w:sz="12" w:space="8" w:color="AAAAAA"/>
-        </w:pBdr>
-        <w:shd w:val="clear" w:color="auto" w:fill="F0F0F0"/>
-        <w:spacing w:after="20"/>
-        <w:ind w:left="240" w:right="120"/>
-        <w:rPr>
-          <w:rFonts w:ascii="Courier New" w:eastAsia="Courier New" w:hAnsi="Courier New" w:cs="Courier New"/>
-          <w:sz w:val="17"/>
-          <w:szCs w:val="17"/>
-          <w:lang w:val="en-US"/>
-        </w:rPr>
-      </w:pPr>
-      <w:r>
-        <w:rPr>
-          <w:rFonts w:ascii="Courier New" w:eastAsia="Courier New" w:hAnsi="Courier New" w:cs="Courier New"/>
-          <w:sz w:val="17"/>
-          <w:szCs w:val="17"/>
-          <w:lang w:val="en-US"/>
-        </w:rPr>
-        <w:t xml:space="preserve">            </w:t>
-      </w:r>
-      <w:r>
-        <w:rPr>
-          <w:rFonts w:ascii="Courier New" w:eastAsia="Courier New" w:hAnsi="Courier New" w:cs="Courier New"/>
-          <w:sz w:val="17"/>
-          <w:szCs w:val="17"/>
-          <w:lang w:val="en-US"/>
-        </w:rPr>
-        <w:t>throw new InvalidCredentialsException();</w:t>
-      </w:r>
-    </w:p>
-    <w:p>
-      <w:pPr>
-        <w:pBdr>
-          <w:left w:val="single" w:sz="12" w:space="8" w:color="AAAAAA"/>
-        </w:pBdr>
-        <w:shd w:val="clear" w:color="auto" w:fill="F0F0F0"/>
-        <w:spacing w:after="20"/>
-        <w:ind w:left="240" w:right="120"/>
-        <w:rPr>
-          <w:rFonts w:ascii="Courier New" w:eastAsia="Courier New" w:hAnsi="Courier New" w:cs="Courier New"/>
-          <w:sz w:val="17"/>
-          <w:szCs w:val="17"/>
-          <w:lang w:val="en-US"/>
-        </w:rPr>
-      </w:pPr>
-      <w:r>
-        <w:rPr>
-          <w:rFonts w:ascii="Courier New" w:eastAsia="Courier New" w:hAnsi="Courier New" w:cs="Courier New"/>
-          <w:sz w:val="17"/>
-          <w:szCs w:val="17"/>
-          <w:lang w:val="en-US"/>
-        </w:rPr>
-        <w:t xml:space="preserve">        }</w:t>
-      </w:r>
-    </w:p>
-    <w:p>
-      <w:pPr>
-        <w:pBdr>
-          <w:left w:val="single" w:sz="12" w:space="8" w:color="AAAAAA"/>
-        </w:pBdr>
-        <w:shd w:val="clear" w:color="auto" w:fill="F0F0F0"/>
-        <w:spacing w:after="20"/>
-        <w:ind w:left="240" w:right="120"/>
-        <w:rPr>
-          <w:rFonts w:ascii="Courier New" w:eastAsia="Courier New" w:hAnsi="Courier New" w:cs="Courier New"/>
-          <w:sz w:val="17"/>
-          <w:szCs w:val="17"/>
-          <w:lang w:val="en-US"/>
-        </w:rPr>
-      </w:pPr>
-    </w:p>
-    <w:p>
-      <w:pPr>
-        <w:pBdr>
-          <w:left w:val="single" w:sz="12" w:space="8" w:color="AAAAAA"/>
-        </w:pBdr>
-        <w:shd w:val="clear" w:color="auto" w:fill="F0F0F0"/>
-        <w:spacing w:after="20"/>
-        <w:ind w:left="240" w:right="120"/>
-        <w:rPr>
-          <w:rFonts w:ascii="Courier New" w:eastAsia="Courier New" w:hAnsi="Courier New" w:cs="Courier New"/>
-          <w:sz w:val="17"/>
-          <w:szCs w:val="17"/>
-          <w:lang w:val="en-US"/>
-        </w:rPr>
-      </w:pPr>
-      <w:r>
-        <w:rPr>
-          <w:rFonts w:ascii="Courier New" w:eastAsia="Courier New" w:hAnsi="Courier New" w:cs="Courier New"/>
-          <w:sz w:val="17"/>
-          <w:szCs w:val="17"/>
-          <w:lang w:val="en-US"/>
-        </w:rPr>
-        <w:t xml:space="preserve">        return UserResponse.from(user);</w:t>
-      </w:r>
-    </w:p>
-    <w:p>
-      <w:pPr>
-        <w:pBdr>
-          <w:left w:val="single" w:sz="12" w:space="8" w:color="AAAAAA"/>
-        </w:pBdr>
-        <w:shd w:val="clear" w:color="auto" w:fill="F0F0F0"/>
-        <w:spacing w:after="20"/>
-        <w:ind w:left="240" w:right="120"/>
-        <w:rPr>
-          <w:rFonts w:ascii="Courier New" w:eastAsia="Courier New" w:hAnsi="Courier New" w:cs="Courier New"/>
-          <w:sz w:val="17"/>
-          <w:szCs w:val="17"/>
-          <w:lang w:val="en-US"/>
-        </w:rPr>
-      </w:pPr>
-      <w:r>
-        <w:rPr>
-          <w:rFonts w:ascii="Courier New" w:eastAsia="Courier New" w:hAnsi="Courier New" w:cs="Courier New"/>
-          <w:sz w:val="17"/>
-          <w:szCs w:val="17"/>
-          <w:lang w:val="en-US"/>
-        </w:rPr>
-        <w:t xml:space="preserve">    }</w:t>
-      </w:r>
-    </w:p>
-    <w:p>
-      <w:pPr>
-        <w:pBdr>
-          <w:left w:val="single" w:sz="12" w:space="8" w:color="AAAAAA"/>
-        </w:pBdr>
-        <w:shd w:val="clear" w:color="auto" w:fill="F0F0F0"/>
-        <w:spacing w:after="20"/>
-        <w:ind w:left="240" w:right="120"/>
-        <w:rPr>
-          <w:rFonts w:ascii="Courier New" w:eastAsia="Courier New" w:hAnsi="Courier New" w:cs="Courier New"/>
-          <w:sz w:val="17"/>
-          <w:szCs w:val="17"/>
-        </w:rPr>
-      </w:pPr>
+        </w:rPr>
+        <w:t>return new AuthResponse(token, "Bearer", 600);</w:t>
+      </w:r>
+      <w:r>
+        <w:rPr>
+          <w:rFonts w:ascii="Courier New" w:eastAsia="Courier New" w:hAnsi="Courier New" w:cs="Courier New"/>
+          <w:sz w:val="17"/>
+          <w:szCs w:val="17"/>
+        </w:rPr>
+        <w:br/>
+      </w:r>
+      <w:r>
+        <w:rPr>
+          <w:rFonts w:ascii="Courier New" w:eastAsia="Courier New" w:hAnsi="Courier New" w:cs="Courier New"/>
+          <w:sz w:val="17"/>
+          <w:szCs w:val="17"/>
+        </w:rPr>
+        <w:t xml:space="preserve">   </w:t>
+      </w:r>
       <w:r>
         <w:rPr>
           <w:rFonts w:ascii="Courier New" w:eastAsia="Courier New" w:hAnsi="Courier New" w:cs="Courier New"/>
@@ -16726,10 +16598,24 @@
         </w:rPr>
         <w:t>}</w:t>
       </w:r>
+      <w:r>
+        <w:rPr>
+          <w:rFonts w:ascii="Courier New" w:eastAsia="Courier New" w:hAnsi="Courier New" w:cs="Courier New"/>
+          <w:sz w:val="17"/>
+          <w:szCs w:val="17"/>
+        </w:rPr>
+        <w:br/>
+        <w:t>}</w:t>
+      </w:r>
     </w:p>
     <w:p>
       <w:pPr>
         <w:spacing w:before="240" w:after="120"/>
+        <w:rPr>
+          <w:rFonts w:ascii="Courier New" w:eastAsia="Courier New" w:hAnsi="Courier New" w:cs="Courier New"/>
+          <w:sz w:val="17"/>
+          <w:szCs w:val="17"/>
+        </w:rPr>
       </w:pPr>
       <w:r>
         <w:rPr>
@@ -17317,7 +17203,14 @@
                 <w:sz w:val="19"/>
                 <w:szCs w:val="19"/>
               </w:rPr>
-              <w:t>Retorna UserResponse sem expor o campo password</w:t>
+              <w:t xml:space="preserve">Retorna </w:t>
+            </w:r>
+            <w:r>
+              <w:rPr>
+                <w:sz w:val="19"/>
+                <w:szCs w:val="19"/>
+              </w:rPr>
+              <w:t>token JWT</w:t>
             </w:r>
           </w:p>
         </w:tc>
@@ -17336,19 +17229,193 @@
         <w:shd w:val="clear" w:color="auto" w:fill="EBF4FF"/>
         <w:spacing w:before="80" w:after="80"/>
         <w:ind w:left="240"/>
-      </w:pPr>
-      <w:r>
         <w:rPr>
           <w:color w:val="1E4A7A"/>
           <w:sz w:val="19"/>
           <w:szCs w:val="19"/>
         </w:rPr>
+      </w:pPr>
+      <w:r>
+        <w:rPr>
+          <w:color w:val="1E4A7A"/>
+          <w:sz w:val="19"/>
+          <w:szCs w:val="19"/>
+        </w:rPr>
         <w:t>O campo password é omitido do UserResponse — o hash nunca é exposto em nenhuma resposta da API.</w:t>
       </w:r>
     </w:p>
+    <w:p>
+      <w:pPr>
+        <w:spacing w:after="120"/>
+      </w:pPr>
+    </w:p>
+    <w:p>
+      <w:pPr>
+        <w:spacing w:after="120"/>
+        <w:jc w:val="both"/>
+        <w:rPr>
+          <w:b/>
+          <w:bCs/>
+          <w:sz w:val="32"/>
+          <w:szCs w:val="32"/>
+        </w:rPr>
+      </w:pPr>
+      <w:r>
+        <w:rPr>
+          <w:b/>
+          <w:bCs/>
+          <w:sz w:val="32"/>
+          <w:szCs w:val="32"/>
+        </w:rPr>
+        <w:t>10. Autenticação e Autorização com JWT</w:t>
+      </w:r>
+    </w:p>
+    <w:p>
+      <w:pPr>
+        <w:spacing w:after="120"/>
+        <w:jc w:val="both"/>
+      </w:pPr>
+      <w:r>
+        <w:t>A aplicação utiliza JWT (JSON Web Token) para autenticação</w:t>
+      </w:r>
+      <w:r>
+        <w:t>.</w:t>
+      </w:r>
+      <w:r>
+        <w:t xml:space="preserve"> Após o login, o cliente recebe um token que deve ser enviado em todas as requisições protegidas.</w:t>
+      </w:r>
+    </w:p>
+    <w:p>
+      <w:pPr>
+        <w:spacing w:after="120"/>
+        <w:jc w:val="both"/>
+      </w:pPr>
+      <w:r>
+        <w:rPr>
+          <w:b/>
+          <w:bCs/>
+        </w:rPr>
+        <w:t>Fluxo de Autenticação</w:t>
+      </w:r>
+    </w:p>
+    <w:p>
+      <w:pPr>
+        <w:numPr>
+          <w:ilvl w:val="0"/>
+          <w:numId w:val="4"/>
+        </w:numPr>
+        <w:spacing w:after="120"/>
+        <w:jc w:val="both"/>
+      </w:pPr>
+      <w:r>
+        <w:t xml:space="preserve">Usuário envia login e senha </w:t>
+      </w:r>
+    </w:p>
+    <w:p>
+      <w:pPr>
+        <w:numPr>
+          <w:ilvl w:val="0"/>
+          <w:numId w:val="4"/>
+        </w:numPr>
+        <w:spacing w:after="120"/>
+        <w:jc w:val="both"/>
+      </w:pPr>
+      <w:r>
+        <w:t xml:space="preserve">API valida credenciais com BCrypt </w:t>
+      </w:r>
+    </w:p>
+    <w:p>
+      <w:pPr>
+        <w:numPr>
+          <w:ilvl w:val="0"/>
+          <w:numId w:val="4"/>
+        </w:numPr>
+        <w:spacing w:after="120"/>
+        <w:jc w:val="both"/>
+      </w:pPr>
+      <w:r>
+        <w:t xml:space="preserve">Token JWT é gerado </w:t>
+      </w:r>
+    </w:p>
+    <w:p>
+      <w:pPr>
+        <w:numPr>
+          <w:ilvl w:val="0"/>
+          <w:numId w:val="4"/>
+        </w:numPr>
+        <w:spacing w:after="120"/>
+        <w:jc w:val="both"/>
+      </w:pPr>
+      <w:r>
+        <w:t xml:space="preserve">Token é retornado ao cliente </w:t>
+      </w:r>
+    </w:p>
+    <w:p>
+      <w:pPr>
+        <w:numPr>
+          <w:ilvl w:val="0"/>
+          <w:numId w:val="4"/>
+        </w:numPr>
+        <w:spacing w:after="120"/>
+        <w:jc w:val="both"/>
+      </w:pPr>
+      <w:r>
+        <w:t xml:space="preserve">Cliente envia token no header </w:t>
+      </w:r>
+    </w:p>
+    <w:p>
+      <w:pPr>
+        <w:numPr>
+          <w:ilvl w:val="0"/>
+          <w:numId w:val="4"/>
+        </w:numPr>
+        <w:spacing w:after="120"/>
+        <w:jc w:val="both"/>
+      </w:pPr>
+      <w:r>
+        <w:t xml:space="preserve">Filtro valida o token </w:t>
+      </w:r>
+    </w:p>
+    <w:p>
+      <w:pPr>
+        <w:spacing w:after="120"/>
+        <w:jc w:val="both"/>
+        <w:rPr>
+          <w:b/>
+          <w:bCs/>
+        </w:rPr>
+      </w:pPr>
+    </w:p>
+    <w:p>
+      <w:pPr>
+        <w:spacing w:after="120"/>
+        <w:jc w:val="both"/>
+      </w:pPr>
+      <w:r>
+        <w:rPr>
+          <w:b/>
+          <w:bCs/>
+        </w:rPr>
+        <w:t>Expiração</w:t>
+      </w:r>
+    </w:p>
+    <w:p>
+      <w:pPr>
+        <w:spacing w:after="120"/>
+        <w:jc w:val="both"/>
+      </w:pPr>
+      <w:r>
+        <w:t xml:space="preserve">Token válido por 10 minutos </w:t>
+      </w:r>
+    </w:p>
+    <w:p>
+      <w:pPr>
+        <w:spacing w:after="120"/>
+      </w:pPr>
+    </w:p>
     <w:sectPr>
-      <w:headerReference w:type="default" r:id="rId7"/>
-      <w:footerReference w:type="default" r:id="rId8"/>
+      <w:headerReference w:type="default" r:id="rId14"/>
+      <w:footerReference w:type="default" r:id="rId15"/>
       <w:pgSz w:w="11906" w:h="16838"/>
       <w:pgMar w:top="1000" w:right="1134" w:bottom="1000" w:left="1134" w:header="708" w:footer="708" w:gutter="0"/>
       <w:cols w:space="720"/>
@@ -17420,7 +17487,6 @@
     </w:r>
     <w:r>
       <w:rPr>
-        <w:noProof/>
         <w:color w:val="888888"/>
         <w:sz w:val="16"/>
         <w:szCs w:val="16"/>
@@ -17492,6 +17558,268 @@
 <file path=word/numbering.xml><?xml version="1.0" encoding="utf-8"?>
 <w:numbering xmlns:wpc="http://schemas.microsoft.com/office/word/2010/wordprocessingCanvas" xmlns:cx="http://schemas.microsoft.com/office/drawing/2014/chartex" xmlns:cx1="http://schemas.microsoft.com/office/drawing/2015/9/8/chartex" xmlns:cx2="http://schemas.microsoft.com/office/drawing/2015/10/21/chartex" xmlns:cx3="http://schemas.microsoft.com/office/drawing/2016/5/9/chartex" xmlns:cx4="http://schemas.microsoft.com/office/drawing/2016/5/10/chartex" xmlns:cx5="http://schemas.microsoft.com/office/drawing/2016/5/11/chartex" xmlns:cx6="http://schemas.microsoft.com/office/drawing/2016/5/12/chartex" xmlns:cx7="http://schemas.microsoft.com/office/drawing/2016/5/13/chartex" xmlns:cx8="http://schemas.microsoft.com/office/drawing/2016/5/14/chartex" xmlns:mc="http://schemas.openxmlformats.org/markup-compatibility/2006" xmlns:aink="http://schemas.microsoft.com/office/drawing/2016/ink" xmlns:am3d="http://schemas.microsoft.com/office/drawing/2017/model3d" xmlns:o="urn:schemas-microsoft-com:office:office" xmlns:oel="http://schemas.microsoft.com/office/2019/extlst" xmlns:r="http://schemas.openxmlformats.org/officeDocument/2006/relationships" xmlns:m="http://schemas.openxmlformats.org/officeDocument/2006/math" xmlns:v="urn:schemas-microsoft-com:vml" xmlns:wp14="http://schemas.microsoft.com/office/word/2010/wordprocessingDrawing" xmlns:wp="http://schemas.openxmlformats.org/drawingml/2006/wordprocessingDrawing" xmlns:w10="urn:schemas-microsoft-com:office:word" xmlns:w="http://schemas.openxmlformats.org/wordprocessingml/2006/main" xmlns:w14="http://schemas.microsoft.com/office/word/2010/wordml" xmlns:w15="http://schemas.microsoft.com/office/word/2012/wordml" xmlns:w16cex="http://schemas.microsoft.com/office/word/2018/wordml/cex" xmlns:w16cid="http://schemas.microsoft.com/office/word/2016/wordml/cid" xmlns:w16="http://schemas.microsoft.com/office/word/2018/wordml" xmlns:w16du="http://schemas.microsoft.com/office/word/2023/wordml/word16du" xmlns:w16sdtdh="http://schemas.microsoft.com/office/word/2020/wordml/sdtdatahash" xmlns:w16sdtfl="http://schemas.microsoft.com/office/word/2024/wordml/sdtformatlock" xmlns:w16se="http://schemas.microsoft.com/office/word/2015/wordml/symex" xmlns:wpg="http://schemas.microsoft.com/office/word/2010/wordprocessingGroup" xmlns:wpi="http://schemas.microsoft.com/office/word/2010/wordprocessingInk" xmlns:wne="http://schemas.microsoft.com/office/word/2006/wordml" xmlns:wps="http://schemas.microsoft.com/office/word/2010/wordprocessingShape" mc:Ignorable="w14 w15 w16se w16cid w16 w16cex w16sdtdh w16sdtfl w16du wp14">
   <w:abstractNum w:abstractNumId="0" w15:restartNumberingAfterBreak="0">
+    <w:nsid w:val="00032084"/>
+    <w:multiLevelType w:val="multilevel"/>
+    <w:tmpl w:val="4FA6293E"/>
+    <w:lvl w:ilvl="0">
+      <w:start w:val="1"/>
+      <w:numFmt w:val="bullet"/>
+      <w:lvlText w:val=""/>
+      <w:lvlJc w:val="left"/>
+      <w:pPr>
+        <w:tabs>
+          <w:tab w:val="num" w:pos="720"/>
+        </w:tabs>
+        <w:ind w:left="720" w:hanging="360"/>
+      </w:pPr>
+      <w:rPr>
+        <w:rFonts w:ascii="Symbol" w:hAnsi="Symbol" w:hint="default"/>
+        <w:sz w:val="20"/>
+      </w:rPr>
+    </w:lvl>
+    <w:lvl w:ilvl="1" w:tentative="1">
+      <w:start w:val="1"/>
+      <w:numFmt w:val="bullet"/>
+      <w:lvlText w:val="o"/>
+      <w:lvlJc w:val="left"/>
+      <w:pPr>
+        <w:tabs>
+          <w:tab w:val="num" w:pos="1440"/>
+        </w:tabs>
+        <w:ind w:left="1440" w:hanging="360"/>
+      </w:pPr>
+      <w:rPr>
+        <w:rFonts w:ascii="Courier New" w:hAnsi="Courier New" w:hint="default"/>
+        <w:sz w:val="20"/>
+      </w:rPr>
+    </w:lvl>
+    <w:lvl w:ilvl="2" w:tentative="1">
+      <w:start w:val="1"/>
+      <w:numFmt w:val="bullet"/>
+      <w:lvlText w:val=""/>
+      <w:lvlJc w:val="left"/>
+      <w:pPr>
+        <w:tabs>
+          <w:tab w:val="num" w:pos="2160"/>
+        </w:tabs>
+        <w:ind w:left="2160" w:hanging="360"/>
+      </w:pPr>
+      <w:rPr>
+        <w:rFonts w:ascii="Wingdings" w:hAnsi="Wingdings" w:hint="default"/>
+        <w:sz w:val="20"/>
+      </w:rPr>
+    </w:lvl>
+    <w:lvl w:ilvl="3" w:tentative="1">
+      <w:start w:val="1"/>
+      <w:numFmt w:val="bullet"/>
+      <w:lvlText w:val=""/>
+      <w:lvlJc w:val="left"/>
+      <w:pPr>
+        <w:tabs>
+          <w:tab w:val="num" w:pos="2880"/>
+        </w:tabs>
+        <w:ind w:left="2880" w:hanging="360"/>
+      </w:pPr>
+      <w:rPr>
+        <w:rFonts w:ascii="Wingdings" w:hAnsi="Wingdings" w:hint="default"/>
+        <w:sz w:val="20"/>
+      </w:rPr>
+    </w:lvl>
+    <w:lvl w:ilvl="4" w:tentative="1">
+      <w:start w:val="1"/>
+      <w:numFmt w:val="bullet"/>
+      <w:lvlText w:val=""/>
+      <w:lvlJc w:val="left"/>
+      <w:pPr>
+        <w:tabs>
+          <w:tab w:val="num" w:pos="3600"/>
+        </w:tabs>
+        <w:ind w:left="3600" w:hanging="360"/>
+      </w:pPr>
+      <w:rPr>
+        <w:rFonts w:ascii="Wingdings" w:hAnsi="Wingdings" w:hint="default"/>
+        <w:sz w:val="20"/>
+      </w:rPr>
+    </w:lvl>
+    <w:lvl w:ilvl="5" w:tentative="1">
+      <w:start w:val="1"/>
+      <w:numFmt w:val="bullet"/>
+      <w:lvlText w:val=""/>
+      <w:lvlJc w:val="left"/>
+      <w:pPr>
+        <w:tabs>
+          <w:tab w:val="num" w:pos="4320"/>
+        </w:tabs>
+        <w:ind w:left="4320" w:hanging="360"/>
+      </w:pPr>
+      <w:rPr>
+        <w:rFonts w:ascii="Wingdings" w:hAnsi="Wingdings" w:hint="default"/>
+        <w:sz w:val="20"/>
+      </w:rPr>
+    </w:lvl>
+    <w:lvl w:ilvl="6" w:tentative="1">
+      <w:start w:val="1"/>
+      <w:numFmt w:val="bullet"/>
+      <w:lvlText w:val=""/>
+      <w:lvlJc w:val="left"/>
+      <w:pPr>
+        <w:tabs>
+          <w:tab w:val="num" w:pos="5040"/>
+        </w:tabs>
+        <w:ind w:left="5040" w:hanging="360"/>
+      </w:pPr>
+      <w:rPr>
+        <w:rFonts w:ascii="Wingdings" w:hAnsi="Wingdings" w:hint="default"/>
+        <w:sz w:val="20"/>
+      </w:rPr>
+    </w:lvl>
+    <w:lvl w:ilvl="7" w:tentative="1">
+      <w:start w:val="1"/>
+      <w:numFmt w:val="bullet"/>
+      <w:lvlText w:val=""/>
+      <w:lvlJc w:val="left"/>
+      <w:pPr>
+        <w:tabs>
+          <w:tab w:val="num" w:pos="5760"/>
+        </w:tabs>
+        <w:ind w:left="5760" w:hanging="360"/>
+      </w:pPr>
+      <w:rPr>
+        <w:rFonts w:ascii="Wingdings" w:hAnsi="Wingdings" w:hint="default"/>
+        <w:sz w:val="20"/>
+      </w:rPr>
+    </w:lvl>
+    <w:lvl w:ilvl="8" w:tentative="1">
+      <w:start w:val="1"/>
+      <w:numFmt w:val="bullet"/>
+      <w:lvlText w:val=""/>
+      <w:lvlJc w:val="left"/>
+      <w:pPr>
+        <w:tabs>
+          <w:tab w:val="num" w:pos="6480"/>
+        </w:tabs>
+        <w:ind w:left="6480" w:hanging="360"/>
+      </w:pPr>
+      <w:rPr>
+        <w:rFonts w:ascii="Wingdings" w:hAnsi="Wingdings" w:hint="default"/>
+        <w:sz w:val="20"/>
+      </w:rPr>
+    </w:lvl>
+  </w:abstractNum>
+  <w:abstractNum w:abstractNumId="1" w15:restartNumberingAfterBreak="0">
+    <w:nsid w:val="05D85FF5"/>
+    <w:multiLevelType w:val="hybridMultilevel"/>
+    <w:tmpl w:val="FB0230D8"/>
+    <w:lvl w:ilvl="0" w:tplc="04160001">
+      <w:start w:val="1"/>
+      <w:numFmt w:val="bullet"/>
+      <w:lvlText w:val=""/>
+      <w:lvlJc w:val="left"/>
+      <w:pPr>
+        <w:ind w:left="720" w:hanging="360"/>
+      </w:pPr>
+      <w:rPr>
+        <w:rFonts w:ascii="Symbol" w:hAnsi="Symbol" w:hint="default"/>
+      </w:rPr>
+    </w:lvl>
+    <w:lvl w:ilvl="1" w:tplc="04160003">
+      <w:start w:val="1"/>
+      <w:numFmt w:val="bullet"/>
+      <w:lvlText w:val="o"/>
+      <w:lvlJc w:val="left"/>
+      <w:pPr>
+        <w:ind w:left="1440" w:hanging="360"/>
+      </w:pPr>
+      <w:rPr>
+        <w:rFonts w:ascii="Courier New" w:hAnsi="Courier New" w:cs="Courier New" w:hint="default"/>
+      </w:rPr>
+    </w:lvl>
+    <w:lvl w:ilvl="2" w:tplc="04160005" w:tentative="1">
+      <w:start w:val="1"/>
+      <w:numFmt w:val="bullet"/>
+      <w:lvlText w:val=""/>
+      <w:lvlJc w:val="left"/>
+      <w:pPr>
+        <w:ind w:left="2160" w:hanging="360"/>
+      </w:pPr>
+      <w:rPr>
+        <w:rFonts w:ascii="Wingdings" w:hAnsi="Wingdings" w:hint="default"/>
+      </w:rPr>
+    </w:lvl>
+    <w:lvl w:ilvl="3" w:tplc="04160001" w:tentative="1">
+      <w:start w:val="1"/>
+      <w:numFmt w:val="bullet"/>
+      <w:lvlText w:val=""/>
+      <w:lvlJc w:val="left"/>
+      <w:pPr>
+        <w:ind w:left="2880" w:hanging="360"/>
+      </w:pPr>
+      <w:rPr>
+        <w:rFonts w:ascii="Symbol" w:hAnsi="Symbol" w:hint="default"/>
+      </w:rPr>
+    </w:lvl>
+    <w:lvl w:ilvl="4" w:tplc="04160003" w:tentative="1">
+      <w:start w:val="1"/>
+      <w:numFmt w:val="bullet"/>
+      <w:lvlText w:val="o"/>
+      <w:lvlJc w:val="left"/>
+      <w:pPr>
+        <w:ind w:left="3600" w:hanging="360"/>
+      </w:pPr>
+      <w:rPr>
+        <w:rFonts w:ascii="Courier New" w:hAnsi="Courier New" w:cs="Courier New" w:hint="default"/>
+      </w:rPr>
+    </w:lvl>
+    <w:lvl w:ilvl="5" w:tplc="04160005" w:tentative="1">
+      <w:start w:val="1"/>
+      <w:numFmt w:val="bullet"/>
+      <w:lvlText w:val=""/>
+      <w:lvlJc w:val="left"/>
+      <w:pPr>
+        <w:ind w:left="4320" w:hanging="360"/>
+      </w:pPr>
+      <w:rPr>
+        <w:rFonts w:ascii="Wingdings" w:hAnsi="Wingdings" w:hint="default"/>
+      </w:rPr>
+    </w:lvl>
+    <w:lvl w:ilvl="6" w:tplc="04160001" w:tentative="1">
+      <w:start w:val="1"/>
+      <w:numFmt w:val="bullet"/>
+      <w:lvlText w:val=""/>
+      <w:lvlJc w:val="left"/>
+      <w:pPr>
+        <w:ind w:left="5040" w:hanging="360"/>
+      </w:pPr>
+      <w:rPr>
+        <w:rFonts w:ascii="Symbol" w:hAnsi="Symbol" w:hint="default"/>
+      </w:rPr>
+    </w:lvl>
+    <w:lvl w:ilvl="7" w:tplc="04160003" w:tentative="1">
+      <w:start w:val="1"/>
+      <w:numFmt w:val="bullet"/>
+      <w:lvlText w:val="o"/>
+      <w:lvlJc w:val="left"/>
+      <w:pPr>
+        <w:ind w:left="5760" w:hanging="360"/>
+      </w:pPr>
+      <w:rPr>
+        <w:rFonts w:ascii="Courier New" w:hAnsi="Courier New" w:cs="Courier New" w:hint="default"/>
+      </w:rPr>
+    </w:lvl>
+    <w:lvl w:ilvl="8" w:tplc="04160005" w:tentative="1">
+      <w:start w:val="1"/>
+      <w:numFmt w:val="bullet"/>
+      <w:lvlText w:val=""/>
+      <w:lvlJc w:val="left"/>
+      <w:pPr>
+        <w:ind w:left="6480" w:hanging="360"/>
+      </w:pPr>
+      <w:rPr>
+        <w:rFonts w:ascii="Wingdings" w:hAnsi="Wingdings" w:hint="default"/>
+      </w:rPr>
+    </w:lvl>
+  </w:abstractNum>
+  <w:abstractNum w:abstractNumId="2" w15:restartNumberingAfterBreak="0">
     <w:nsid w:val="5B744662"/>
     <w:multiLevelType w:val="hybridMultilevel"/>
     <w:tmpl w:val="F4D2B65E"/>
@@ -17577,7 +17905,269 @@
       </w:pPr>
     </w:lvl>
   </w:abstractNum>
-  <w:abstractNum w:abstractNumId="1" w15:restartNumberingAfterBreak="0">
+  <w:abstractNum w:abstractNumId="3" w15:restartNumberingAfterBreak="0">
+    <w:nsid w:val="64A84397"/>
+    <w:multiLevelType w:val="multilevel"/>
+    <w:tmpl w:val="994C6BF4"/>
+    <w:lvl w:ilvl="0">
+      <w:start w:val="1"/>
+      <w:numFmt w:val="bullet"/>
+      <w:lvlText w:val=""/>
+      <w:lvlJc w:val="left"/>
+      <w:pPr>
+        <w:tabs>
+          <w:tab w:val="num" w:pos="720"/>
+        </w:tabs>
+        <w:ind w:left="720" w:hanging="360"/>
+      </w:pPr>
+      <w:rPr>
+        <w:rFonts w:ascii="Symbol" w:hAnsi="Symbol" w:hint="default"/>
+        <w:sz w:val="20"/>
+      </w:rPr>
+    </w:lvl>
+    <w:lvl w:ilvl="1" w:tentative="1">
+      <w:start w:val="1"/>
+      <w:numFmt w:val="bullet"/>
+      <w:lvlText w:val="o"/>
+      <w:lvlJc w:val="left"/>
+      <w:pPr>
+        <w:tabs>
+          <w:tab w:val="num" w:pos="1440"/>
+        </w:tabs>
+        <w:ind w:left="1440" w:hanging="360"/>
+      </w:pPr>
+      <w:rPr>
+        <w:rFonts w:ascii="Courier New" w:hAnsi="Courier New" w:hint="default"/>
+        <w:sz w:val="20"/>
+      </w:rPr>
+    </w:lvl>
+    <w:lvl w:ilvl="2" w:tentative="1">
+      <w:start w:val="1"/>
+      <w:numFmt w:val="bullet"/>
+      <w:lvlText w:val=""/>
+      <w:lvlJc w:val="left"/>
+      <w:pPr>
+        <w:tabs>
+          <w:tab w:val="num" w:pos="2160"/>
+        </w:tabs>
+        <w:ind w:left="2160" w:hanging="360"/>
+      </w:pPr>
+      <w:rPr>
+        <w:rFonts w:ascii="Wingdings" w:hAnsi="Wingdings" w:hint="default"/>
+        <w:sz w:val="20"/>
+      </w:rPr>
+    </w:lvl>
+    <w:lvl w:ilvl="3" w:tentative="1">
+      <w:start w:val="1"/>
+      <w:numFmt w:val="bullet"/>
+      <w:lvlText w:val=""/>
+      <w:lvlJc w:val="left"/>
+      <w:pPr>
+        <w:tabs>
+          <w:tab w:val="num" w:pos="2880"/>
+        </w:tabs>
+        <w:ind w:left="2880" w:hanging="360"/>
+      </w:pPr>
+      <w:rPr>
+        <w:rFonts w:ascii="Wingdings" w:hAnsi="Wingdings" w:hint="default"/>
+        <w:sz w:val="20"/>
+      </w:rPr>
+    </w:lvl>
+    <w:lvl w:ilvl="4" w:tentative="1">
+      <w:start w:val="1"/>
+      <w:numFmt w:val="bullet"/>
+      <w:lvlText w:val=""/>
+      <w:lvlJc w:val="left"/>
+      <w:pPr>
+        <w:tabs>
+          <w:tab w:val="num" w:pos="3600"/>
+        </w:tabs>
+        <w:ind w:left="3600" w:hanging="360"/>
+      </w:pPr>
+      <w:rPr>
+        <w:rFonts w:ascii="Wingdings" w:hAnsi="Wingdings" w:hint="default"/>
+        <w:sz w:val="20"/>
+      </w:rPr>
+    </w:lvl>
+    <w:lvl w:ilvl="5" w:tentative="1">
+      <w:start w:val="1"/>
+      <w:numFmt w:val="bullet"/>
+      <w:lvlText w:val=""/>
+      <w:lvlJc w:val="left"/>
+      <w:pPr>
+        <w:tabs>
+          <w:tab w:val="num" w:pos="4320"/>
+        </w:tabs>
+        <w:ind w:left="4320" w:hanging="360"/>
+      </w:pPr>
+      <w:rPr>
+        <w:rFonts w:ascii="Wingdings" w:hAnsi="Wingdings" w:hint="default"/>
+        <w:sz w:val="20"/>
+      </w:rPr>
+    </w:lvl>
+    <w:lvl w:ilvl="6" w:tentative="1">
+      <w:start w:val="1"/>
+      <w:numFmt w:val="bullet"/>
+      <w:lvlText w:val=""/>
+      <w:lvlJc w:val="left"/>
+      <w:pPr>
+        <w:tabs>
+          <w:tab w:val="num" w:pos="5040"/>
+        </w:tabs>
+        <w:ind w:left="5040" w:hanging="360"/>
+      </w:pPr>
+      <w:rPr>
+        <w:rFonts w:ascii="Wingdings" w:hAnsi="Wingdings" w:hint="default"/>
+        <w:sz w:val="20"/>
+      </w:rPr>
+    </w:lvl>
+    <w:lvl w:ilvl="7" w:tentative="1">
+      <w:start w:val="1"/>
+      <w:numFmt w:val="bullet"/>
+      <w:lvlText w:val=""/>
+      <w:lvlJc w:val="left"/>
+      <w:pPr>
+        <w:tabs>
+          <w:tab w:val="num" w:pos="5760"/>
+        </w:tabs>
+        <w:ind w:left="5760" w:hanging="360"/>
+      </w:pPr>
+      <w:rPr>
+        <w:rFonts w:ascii="Wingdings" w:hAnsi="Wingdings" w:hint="default"/>
+        <w:sz w:val="20"/>
+      </w:rPr>
+    </w:lvl>
+    <w:lvl w:ilvl="8" w:tentative="1">
+      <w:start w:val="1"/>
+      <w:numFmt w:val="bullet"/>
+      <w:lvlText w:val=""/>
+      <w:lvlJc w:val="left"/>
+      <w:pPr>
+        <w:tabs>
+          <w:tab w:val="num" w:pos="6480"/>
+        </w:tabs>
+        <w:ind w:left="6480" w:hanging="360"/>
+      </w:pPr>
+      <w:rPr>
+        <w:rFonts w:ascii="Wingdings" w:hAnsi="Wingdings" w:hint="default"/>
+        <w:sz w:val="20"/>
+      </w:rPr>
+    </w:lvl>
+  </w:abstractNum>
+  <w:abstractNum w:abstractNumId="4" w15:restartNumberingAfterBreak="0">
+    <w:nsid w:val="6A131788"/>
+    <w:multiLevelType w:val="multilevel"/>
+    <w:tmpl w:val="C61A8140"/>
+    <w:lvl w:ilvl="0">
+      <w:start w:val="1"/>
+      <w:numFmt w:val="decimal"/>
+      <w:lvlText w:val="%1."/>
+      <w:lvlJc w:val="left"/>
+      <w:pPr>
+        <w:tabs>
+          <w:tab w:val="num" w:pos="720"/>
+        </w:tabs>
+        <w:ind w:left="720" w:hanging="360"/>
+      </w:pPr>
+    </w:lvl>
+    <w:lvl w:ilvl="1" w:tentative="1">
+      <w:start w:val="1"/>
+      <w:numFmt w:val="decimal"/>
+      <w:lvlText w:val="%2."/>
+      <w:lvlJc w:val="left"/>
+      <w:pPr>
+        <w:tabs>
+          <w:tab w:val="num" w:pos="1440"/>
+        </w:tabs>
+        <w:ind w:left="1440" w:hanging="360"/>
+      </w:pPr>
+    </w:lvl>
+    <w:lvl w:ilvl="2" w:tentative="1">
+      <w:start w:val="1"/>
+      <w:numFmt w:val="decimal"/>
+      <w:lvlText w:val="%3."/>
+      <w:lvlJc w:val="left"/>
+      <w:pPr>
+        <w:tabs>
+          <w:tab w:val="num" w:pos="2160"/>
+        </w:tabs>
+        <w:ind w:left="2160" w:hanging="360"/>
+      </w:pPr>
+    </w:lvl>
+    <w:lvl w:ilvl="3" w:tentative="1">
+      <w:start w:val="1"/>
+      <w:numFmt w:val="decimal"/>
+      <w:lvlText w:val="%4."/>
+      <w:lvlJc w:val="left"/>
+      <w:pPr>
+        <w:tabs>
+          <w:tab w:val="num" w:pos="2880"/>
+        </w:tabs>
+        <w:ind w:left="2880" w:hanging="360"/>
+      </w:pPr>
+    </w:lvl>
+    <w:lvl w:ilvl="4" w:tentative="1">
+      <w:start w:val="1"/>
+      <w:numFmt w:val="decimal"/>
+      <w:lvlText w:val="%5."/>
+      <w:lvlJc w:val="left"/>
+      <w:pPr>
+        <w:tabs>
+          <w:tab w:val="num" w:pos="3600"/>
+        </w:tabs>
+        <w:ind w:left="3600" w:hanging="360"/>
+      </w:pPr>
+    </w:lvl>
+    <w:lvl w:ilvl="5" w:tentative="1">
+      <w:start w:val="1"/>
+      <w:numFmt w:val="decimal"/>
+      <w:lvlText w:val="%6."/>
+      <w:lvlJc w:val="left"/>
+      <w:pPr>
+        <w:tabs>
+          <w:tab w:val="num" w:pos="4320"/>
+        </w:tabs>
+        <w:ind w:left="4320" w:hanging="360"/>
+      </w:pPr>
+    </w:lvl>
+    <w:lvl w:ilvl="6" w:tentative="1">
+      <w:start w:val="1"/>
+      <w:numFmt w:val="decimal"/>
+      <w:lvlText w:val="%7."/>
+      <w:lvlJc w:val="left"/>
+      <w:pPr>
+        <w:tabs>
+          <w:tab w:val="num" w:pos="5040"/>
+        </w:tabs>
+        <w:ind w:left="5040" w:hanging="360"/>
+      </w:pPr>
+    </w:lvl>
+    <w:lvl w:ilvl="7" w:tentative="1">
+      <w:start w:val="1"/>
+      <w:numFmt w:val="decimal"/>
+      <w:lvlText w:val="%8."/>
+      <w:lvlJc w:val="left"/>
+      <w:pPr>
+        <w:tabs>
+          <w:tab w:val="num" w:pos="5760"/>
+        </w:tabs>
+        <w:ind w:left="5760" w:hanging="360"/>
+      </w:pPr>
+    </w:lvl>
+    <w:lvl w:ilvl="8" w:tentative="1">
+      <w:start w:val="1"/>
+      <w:numFmt w:val="decimal"/>
+      <w:lvlText w:val="%9."/>
+      <w:lvlJc w:val="left"/>
+      <w:pPr>
+        <w:tabs>
+          <w:tab w:val="num" w:pos="6480"/>
+        </w:tabs>
+        <w:ind w:left="6480" w:hanging="360"/>
+      </w:pPr>
+    </w:lvl>
+  </w:abstractNum>
+  <w:abstractNum w:abstractNumId="5" w15:restartNumberingAfterBreak="0">
     <w:nsid w:val="73294D8F"/>
     <w:multiLevelType w:val="hybridMultilevel"/>
     <w:tmpl w:val="719CED0E"/>
@@ -17632,16 +18222,28 @@
     </w:lvl>
   </w:abstractNum>
   <w:num w:numId="1" w16cid:durableId="237830339">
-    <w:abstractNumId w:val="0"/>
+    <w:abstractNumId w:val="2"/>
     <w:lvlOverride w:ilvl="0">
       <w:startOverride w:val="1"/>
     </w:lvlOverride>
   </w:num>
   <w:num w:numId="2" w16cid:durableId="2010865289">
-    <w:abstractNumId w:val="1"/>
+    <w:abstractNumId w:val="5"/>
     <w:lvlOverride w:ilvl="0">
       <w:startOverride w:val="1"/>
     </w:lvlOverride>
+  </w:num>
+  <w:num w:numId="3" w16cid:durableId="189683684">
+    <w:abstractNumId w:val="1"/>
+  </w:num>
+  <w:num w:numId="4" w16cid:durableId="192766632">
+    <w:abstractNumId w:val="4"/>
+  </w:num>
+  <w:num w:numId="5" w16cid:durableId="1353875416">
+    <w:abstractNumId w:val="0"/>
+  </w:num>
+  <w:num w:numId="6" w16cid:durableId="1839078947">
+    <w:abstractNumId w:val="3"/>
   </w:num>
 </w:numbering>
 </file>
@@ -18234,6 +18836,41 @@
       <w:szCs w:val="20"/>
     </w:rPr>
   </w:style>
+  <w:style w:type="character" w:styleId="MenoPendente">
+    <w:name w:val="Unresolved Mention"/>
+    <w:basedOn w:val="Fontepargpadro"/>
+    <w:uiPriority w:val="99"/>
+    <w:semiHidden/>
+    <w:unhideWhenUsed/>
+    <w:rsid w:val="00C4548F"/>
+    <w:rPr>
+      <w:color w:val="605E5C"/>
+      <w:shd w:val="clear" w:color="auto" w:fill="E1DFDD"/>
+    </w:rPr>
+  </w:style>
+  <w:style w:type="paragraph" w:styleId="Pr-formataoHTML">
+    <w:name w:val="HTML Preformatted"/>
+    <w:basedOn w:val="Normal"/>
+    <w:link w:val="Pr-formataoHTMLChar"/>
+    <w:uiPriority w:val="99"/>
+    <w:semiHidden/>
+    <w:unhideWhenUsed/>
+    <w:rsid w:val="00B3187F"/>
+    <w:rPr>
+      <w:rFonts w:ascii="Consolas" w:hAnsi="Consolas"/>
+    </w:rPr>
+  </w:style>
+  <w:style w:type="character" w:customStyle="1" w:styleId="Pr-formataoHTMLChar">
+    <w:name w:val="Pré-formatação HTML Char"/>
+    <w:basedOn w:val="Fontepargpadro"/>
+    <w:link w:val="Pr-formataoHTML"/>
+    <w:uiPriority w:val="99"/>
+    <w:semiHidden/>
+    <w:rsid w:val="00B3187F"/>
+    <w:rPr>
+      <w:rFonts w:ascii="Consolas" w:hAnsi="Consolas"/>
+    </w:rPr>
+  </w:style>
 </w:styles>
 </file>
 
